--- a/peer_review.docx
+++ b/peer_review.docx
@@ -18,10 +18,10 @@
       <w:tblGrid>
         <w:gridCol w:w="1424"/>
         <w:gridCol w:w="1425"/>
-        <w:gridCol w:w="1424"/>
-        <w:gridCol w:w="1425"/>
-        <w:gridCol w:w="1424"/>
-        <w:gridCol w:w="1124"/>
+        <w:gridCol w:w="1423"/>
+        <w:gridCol w:w="1426"/>
+        <w:gridCol w:w="1423"/>
+        <w:gridCol w:w="1125"/>
         <w:gridCol w:w="1723"/>
       </w:tblGrid>
       <w:tr>
@@ -73,7 +73,7 @@
         </w:tc>
         <w:tc>
           <w:tcPr>
-            <w:tcW w:w="1424" w:type="dxa"/>
+            <w:tcW w:w="1423" w:type="dxa"/>
             <w:tcBorders>
               <w:top w:val="single" w:sz="4" w:space="0" w:color="000000"/>
               <w:start w:val="single" w:sz="4" w:space="0" w:color="000000"/>
@@ -95,7 +95,7 @@
         </w:tc>
         <w:tc>
           <w:tcPr>
-            <w:tcW w:w="1425" w:type="dxa"/>
+            <w:tcW w:w="1426" w:type="dxa"/>
             <w:tcBorders>
               <w:top w:val="single" w:sz="4" w:space="0" w:color="000000"/>
               <w:start w:val="single" w:sz="4" w:space="0" w:color="000000"/>
@@ -117,7 +117,7 @@
         </w:tc>
         <w:tc>
           <w:tcPr>
-            <w:tcW w:w="1424" w:type="dxa"/>
+            <w:tcW w:w="1423" w:type="dxa"/>
             <w:tcBorders>
               <w:top w:val="single" w:sz="4" w:space="0" w:color="000000"/>
               <w:start w:val="single" w:sz="4" w:space="0" w:color="000000"/>
@@ -139,7 +139,7 @@
         </w:tc>
         <w:tc>
           <w:tcPr>
-            <w:tcW w:w="1124" w:type="dxa"/>
+            <w:tcW w:w="1125" w:type="dxa"/>
             <w:tcBorders>
               <w:top w:val="single" w:sz="4" w:space="0" w:color="000000"/>
               <w:start w:val="single" w:sz="4" w:space="0" w:color="000000"/>
@@ -231,7 +231,7 @@
         </w:tc>
         <w:tc>
           <w:tcPr>
-            <w:tcW w:w="1424" w:type="dxa"/>
+            <w:tcW w:w="1423" w:type="dxa"/>
             <w:tcBorders>
               <w:top w:val="single" w:sz="4" w:space="0" w:color="000000"/>
               <w:start w:val="single" w:sz="4" w:space="0" w:color="000000"/>
@@ -253,7 +253,7 @@
         </w:tc>
         <w:tc>
           <w:tcPr>
-            <w:tcW w:w="1425" w:type="dxa"/>
+            <w:tcW w:w="1426" w:type="dxa"/>
             <w:tcBorders>
               <w:top w:val="single" w:sz="4" w:space="0" w:color="000000"/>
               <w:start w:val="single" w:sz="4" w:space="0" w:color="000000"/>
@@ -275,7 +275,7 @@
         </w:tc>
         <w:tc>
           <w:tcPr>
-            <w:tcW w:w="1424" w:type="dxa"/>
+            <w:tcW w:w="1423" w:type="dxa"/>
             <w:tcBorders>
               <w:top w:val="single" w:sz="4" w:space="0" w:color="000000"/>
               <w:start w:val="single" w:sz="4" w:space="0" w:color="000000"/>
@@ -297,7 +297,7 @@
         </w:tc>
         <w:tc>
           <w:tcPr>
-            <w:tcW w:w="1124" w:type="dxa"/>
+            <w:tcW w:w="1125" w:type="dxa"/>
             <w:tcBorders>
               <w:top w:val="single" w:sz="4" w:space="0" w:color="000000"/>
               <w:start w:val="single" w:sz="4" w:space="0" w:color="000000"/>
@@ -384,98 +384,102 @@
             </w:pPr>
             <w:r>
               <w:rPr/>
-            </w:r>
-          </w:p>
-        </w:tc>
-        <w:tc>
-          <w:tcPr>
-            <w:tcW w:w="1424" w:type="dxa"/>
-            <w:tcBorders>
-              <w:top w:val="single" w:sz="4" w:space="0" w:color="000000"/>
-              <w:start w:val="single" w:sz="4" w:space="0" w:color="000000"/>
-              <w:bottom w:val="single" w:sz="4" w:space="0" w:color="000000"/>
-              <w:end w:val="single" w:sz="4" w:space="0" w:color="000000"/>
-            </w:tcBorders>
-          </w:tcPr>
-          <w:p>
-            <w:pPr>
-              <w:pStyle w:val="TableContents"/>
-              <w:widowControl w:val="false"/>
-              <w:suppressLineNumbers/>
-              <w:bidi w:val="0"/>
-              <w:rPr/>
-            </w:pPr>
-            <w:r>
-              <w:rPr/>
-            </w:r>
-          </w:p>
-        </w:tc>
-        <w:tc>
-          <w:tcPr>
-            <w:tcW w:w="1425" w:type="dxa"/>
-            <w:tcBorders>
-              <w:top w:val="single" w:sz="4" w:space="0" w:color="000000"/>
-              <w:start w:val="single" w:sz="4" w:space="0" w:color="000000"/>
-              <w:bottom w:val="single" w:sz="4" w:space="0" w:color="000000"/>
-              <w:end w:val="single" w:sz="4" w:space="0" w:color="000000"/>
-            </w:tcBorders>
-          </w:tcPr>
-          <w:p>
-            <w:pPr>
-              <w:pStyle w:val="TableContents"/>
-              <w:widowControl w:val="false"/>
-              <w:suppressLineNumbers/>
-              <w:bidi w:val="0"/>
-              <w:rPr/>
-            </w:pPr>
-            <w:r>
-              <w:rPr/>
-            </w:r>
-          </w:p>
-        </w:tc>
-        <w:tc>
-          <w:tcPr>
-            <w:tcW w:w="1424" w:type="dxa"/>
-            <w:tcBorders>
-              <w:top w:val="single" w:sz="4" w:space="0" w:color="000000"/>
-              <w:start w:val="single" w:sz="4" w:space="0" w:color="000000"/>
-              <w:bottom w:val="single" w:sz="4" w:space="0" w:color="000000"/>
-              <w:end w:val="single" w:sz="4" w:space="0" w:color="000000"/>
-            </w:tcBorders>
-          </w:tcPr>
-          <w:p>
-            <w:pPr>
-              <w:pStyle w:val="TableContents"/>
-              <w:widowControl w:val="false"/>
-              <w:suppressLineNumbers/>
-              <w:bidi w:val="0"/>
-              <w:rPr/>
-            </w:pPr>
-            <w:r>
-              <w:rPr/>
-            </w:r>
-          </w:p>
-        </w:tc>
-        <w:tc>
-          <w:tcPr>
-            <w:tcW w:w="1124" w:type="dxa"/>
-            <w:tcBorders>
-              <w:top w:val="single" w:sz="4" w:space="0" w:color="000000"/>
-              <w:start w:val="single" w:sz="4" w:space="0" w:color="000000"/>
-              <w:bottom w:val="single" w:sz="4" w:space="0" w:color="000000"/>
-              <w:end w:val="single" w:sz="4" w:space="0" w:color="000000"/>
-            </w:tcBorders>
-          </w:tcPr>
-          <w:p>
-            <w:pPr>
-              <w:pStyle w:val="TableContents"/>
-              <w:widowControl w:val="false"/>
-              <w:suppressLineNumbers/>
-              <w:bidi w:val="0"/>
-              <w:rPr/>
-            </w:pPr>
-            <w:r>
-              <w:rPr/>
+              <w:t>10</w:t>
+            </w:r>
+          </w:p>
+        </w:tc>
+        <w:tc>
+          <w:tcPr>
+            <w:tcW w:w="1423" w:type="dxa"/>
+            <w:tcBorders>
+              <w:top w:val="single" w:sz="4" w:space="0" w:color="000000"/>
+              <w:start w:val="single" w:sz="4" w:space="0" w:color="000000"/>
+              <w:bottom w:val="single" w:sz="4" w:space="0" w:color="000000"/>
+              <w:end w:val="single" w:sz="4" w:space="0" w:color="000000"/>
+            </w:tcBorders>
+          </w:tcPr>
+          <w:p>
+            <w:pPr>
+              <w:pStyle w:val="TableContents"/>
+              <w:widowControl w:val="false"/>
+              <w:suppressLineNumbers/>
+              <w:bidi w:val="0"/>
+              <w:rPr/>
+            </w:pPr>
+            <w:r>
+              <w:rPr/>
+            </w:r>
+          </w:p>
+        </w:tc>
+        <w:tc>
+          <w:tcPr>
+            <w:tcW w:w="1426" w:type="dxa"/>
+            <w:tcBorders>
+              <w:top w:val="single" w:sz="4" w:space="0" w:color="000000"/>
+              <w:start w:val="single" w:sz="4" w:space="0" w:color="000000"/>
+              <w:bottom w:val="single" w:sz="4" w:space="0" w:color="000000"/>
+              <w:end w:val="single" w:sz="4" w:space="0" w:color="000000"/>
+            </w:tcBorders>
+          </w:tcPr>
+          <w:p>
+            <w:pPr>
+              <w:pStyle w:val="TableContents"/>
+              <w:widowControl w:val="false"/>
+              <w:suppressLineNumbers/>
+              <w:bidi w:val="0"/>
+              <w:rPr/>
+            </w:pPr>
+            <w:r>
+              <w:rPr/>
+              <w:t>10</w:t>
+            </w:r>
+          </w:p>
+        </w:tc>
+        <w:tc>
+          <w:tcPr>
+            <w:tcW w:w="1423" w:type="dxa"/>
+            <w:tcBorders>
+              <w:top w:val="single" w:sz="4" w:space="0" w:color="000000"/>
+              <w:start w:val="single" w:sz="4" w:space="0" w:color="000000"/>
+              <w:bottom w:val="single" w:sz="4" w:space="0" w:color="000000"/>
+              <w:end w:val="single" w:sz="4" w:space="0" w:color="000000"/>
+            </w:tcBorders>
+          </w:tcPr>
+          <w:p>
+            <w:pPr>
+              <w:pStyle w:val="TableContents"/>
+              <w:widowControl w:val="false"/>
+              <w:suppressLineNumbers/>
+              <w:bidi w:val="0"/>
+              <w:rPr/>
+            </w:pPr>
+            <w:r>
+              <w:rPr/>
+              <w:t>10</w:t>
+            </w:r>
+          </w:p>
+        </w:tc>
+        <w:tc>
+          <w:tcPr>
+            <w:tcW w:w="1125" w:type="dxa"/>
+            <w:tcBorders>
+              <w:top w:val="single" w:sz="4" w:space="0" w:color="000000"/>
+              <w:start w:val="single" w:sz="4" w:space="0" w:color="000000"/>
+              <w:bottom w:val="single" w:sz="4" w:space="0" w:color="000000"/>
+              <w:end w:val="single" w:sz="4" w:space="0" w:color="000000"/>
+            </w:tcBorders>
+          </w:tcPr>
+          <w:p>
+            <w:pPr>
+              <w:pStyle w:val="TableContents"/>
+              <w:widowControl w:val="false"/>
+              <w:suppressLineNumbers/>
+              <w:bidi w:val="0"/>
+              <w:rPr/>
+            </w:pPr>
+            <w:r>
+              <w:rPr/>
+              <w:t>10</w:t>
             </w:r>
           </w:p>
         </w:tc>
@@ -499,6 +503,7 @@
             </w:pPr>
             <w:r>
               <w:rPr/>
+              <w:t>Initial gas/oil selection</w:t>
             </w:r>
           </w:p>
         </w:tc>
@@ -552,76 +557,76 @@
         </w:tc>
         <w:tc>
           <w:tcPr>
-            <w:tcW w:w="1424" w:type="dxa"/>
-            <w:tcBorders>
-              <w:top w:val="single" w:sz="4" w:space="0" w:color="000000"/>
-              <w:start w:val="single" w:sz="4" w:space="0" w:color="000000"/>
-              <w:bottom w:val="single" w:sz="4" w:space="0" w:color="000000"/>
-              <w:end w:val="single" w:sz="4" w:space="0" w:color="000000"/>
-            </w:tcBorders>
-          </w:tcPr>
-          <w:p>
-            <w:pPr>
-              <w:pStyle w:val="TableContents"/>
-              <w:widowControl w:val="false"/>
-              <w:suppressLineNumbers/>
-              <w:bidi w:val="0"/>
-              <w:rPr/>
-            </w:pPr>
-            <w:r>
-              <w:rPr/>
-            </w:r>
-          </w:p>
-        </w:tc>
-        <w:tc>
-          <w:tcPr>
-            <w:tcW w:w="1425" w:type="dxa"/>
-            <w:tcBorders>
-              <w:top w:val="single" w:sz="4" w:space="0" w:color="000000"/>
-              <w:start w:val="single" w:sz="4" w:space="0" w:color="000000"/>
-              <w:bottom w:val="single" w:sz="4" w:space="0" w:color="000000"/>
-              <w:end w:val="single" w:sz="4" w:space="0" w:color="000000"/>
-            </w:tcBorders>
-          </w:tcPr>
-          <w:p>
-            <w:pPr>
-              <w:pStyle w:val="TableContents"/>
-              <w:widowControl w:val="false"/>
-              <w:suppressLineNumbers/>
-              <w:bidi w:val="0"/>
-              <w:rPr/>
-            </w:pPr>
-            <w:r>
-              <w:rPr/>
-            </w:r>
-          </w:p>
-        </w:tc>
-        <w:tc>
-          <w:tcPr>
-            <w:tcW w:w="1424" w:type="dxa"/>
-            <w:tcBorders>
-              <w:top w:val="single" w:sz="4" w:space="0" w:color="000000"/>
-              <w:start w:val="single" w:sz="4" w:space="0" w:color="000000"/>
-              <w:bottom w:val="single" w:sz="4" w:space="0" w:color="000000"/>
-              <w:end w:val="single" w:sz="4" w:space="0" w:color="000000"/>
-            </w:tcBorders>
-          </w:tcPr>
-          <w:p>
-            <w:pPr>
-              <w:pStyle w:val="TableContents"/>
-              <w:widowControl w:val="false"/>
-              <w:suppressLineNumbers/>
-              <w:bidi w:val="0"/>
-              <w:rPr/>
-            </w:pPr>
-            <w:r>
-              <w:rPr/>
-            </w:r>
-          </w:p>
-        </w:tc>
-        <w:tc>
-          <w:tcPr>
-            <w:tcW w:w="1124" w:type="dxa"/>
+            <w:tcW w:w="1423" w:type="dxa"/>
+            <w:tcBorders>
+              <w:top w:val="single" w:sz="4" w:space="0" w:color="000000"/>
+              <w:start w:val="single" w:sz="4" w:space="0" w:color="000000"/>
+              <w:bottom w:val="single" w:sz="4" w:space="0" w:color="000000"/>
+              <w:end w:val="single" w:sz="4" w:space="0" w:color="000000"/>
+            </w:tcBorders>
+          </w:tcPr>
+          <w:p>
+            <w:pPr>
+              <w:pStyle w:val="TableContents"/>
+              <w:widowControl w:val="false"/>
+              <w:suppressLineNumbers/>
+              <w:bidi w:val="0"/>
+              <w:rPr/>
+            </w:pPr>
+            <w:r>
+              <w:rPr/>
+            </w:r>
+          </w:p>
+        </w:tc>
+        <w:tc>
+          <w:tcPr>
+            <w:tcW w:w="1426" w:type="dxa"/>
+            <w:tcBorders>
+              <w:top w:val="single" w:sz="4" w:space="0" w:color="000000"/>
+              <w:start w:val="single" w:sz="4" w:space="0" w:color="000000"/>
+              <w:bottom w:val="single" w:sz="4" w:space="0" w:color="000000"/>
+              <w:end w:val="single" w:sz="4" w:space="0" w:color="000000"/>
+            </w:tcBorders>
+          </w:tcPr>
+          <w:p>
+            <w:pPr>
+              <w:pStyle w:val="TableContents"/>
+              <w:widowControl w:val="false"/>
+              <w:suppressLineNumbers/>
+              <w:bidi w:val="0"/>
+              <w:rPr/>
+            </w:pPr>
+            <w:r>
+              <w:rPr/>
+            </w:r>
+          </w:p>
+        </w:tc>
+        <w:tc>
+          <w:tcPr>
+            <w:tcW w:w="1423" w:type="dxa"/>
+            <w:tcBorders>
+              <w:top w:val="single" w:sz="4" w:space="0" w:color="000000"/>
+              <w:start w:val="single" w:sz="4" w:space="0" w:color="000000"/>
+              <w:bottom w:val="single" w:sz="4" w:space="0" w:color="000000"/>
+              <w:end w:val="single" w:sz="4" w:space="0" w:color="000000"/>
+            </w:tcBorders>
+          </w:tcPr>
+          <w:p>
+            <w:pPr>
+              <w:pStyle w:val="TableContents"/>
+              <w:widowControl w:val="false"/>
+              <w:suppressLineNumbers/>
+              <w:bidi w:val="0"/>
+              <w:rPr/>
+            </w:pPr>
+            <w:r>
+              <w:rPr/>
+            </w:r>
+          </w:p>
+        </w:tc>
+        <w:tc>
+          <w:tcPr>
+            <w:tcW w:w="1125" w:type="dxa"/>
             <w:tcBorders>
               <w:top w:val="single" w:sz="4" w:space="0" w:color="000000"/>
               <w:start w:val="single" w:sz="4" w:space="0" w:color="000000"/>
@@ -715,76 +720,76 @@
         </w:tc>
         <w:tc>
           <w:tcPr>
-            <w:tcW w:w="1424" w:type="dxa"/>
-            <w:tcBorders>
-              <w:top w:val="single" w:sz="4" w:space="0" w:color="000000"/>
-              <w:start w:val="single" w:sz="4" w:space="0" w:color="000000"/>
-              <w:bottom w:val="single" w:sz="4" w:space="0" w:color="000000"/>
-              <w:end w:val="single" w:sz="4" w:space="0" w:color="000000"/>
-            </w:tcBorders>
-          </w:tcPr>
-          <w:p>
-            <w:pPr>
-              <w:pStyle w:val="TableContents"/>
-              <w:widowControl w:val="false"/>
-              <w:suppressLineNumbers/>
-              <w:bidi w:val="0"/>
-              <w:rPr/>
-            </w:pPr>
-            <w:r>
-              <w:rPr/>
-            </w:r>
-          </w:p>
-        </w:tc>
-        <w:tc>
-          <w:tcPr>
-            <w:tcW w:w="1425" w:type="dxa"/>
-            <w:tcBorders>
-              <w:top w:val="single" w:sz="4" w:space="0" w:color="000000"/>
-              <w:start w:val="single" w:sz="4" w:space="0" w:color="000000"/>
-              <w:bottom w:val="single" w:sz="4" w:space="0" w:color="000000"/>
-              <w:end w:val="single" w:sz="4" w:space="0" w:color="000000"/>
-            </w:tcBorders>
-          </w:tcPr>
-          <w:p>
-            <w:pPr>
-              <w:pStyle w:val="TableContents"/>
-              <w:widowControl w:val="false"/>
-              <w:suppressLineNumbers/>
-              <w:bidi w:val="0"/>
-              <w:rPr/>
-            </w:pPr>
-            <w:r>
-              <w:rPr/>
-            </w:r>
-          </w:p>
-        </w:tc>
-        <w:tc>
-          <w:tcPr>
-            <w:tcW w:w="1424" w:type="dxa"/>
-            <w:tcBorders>
-              <w:top w:val="single" w:sz="4" w:space="0" w:color="000000"/>
-              <w:start w:val="single" w:sz="4" w:space="0" w:color="000000"/>
-              <w:bottom w:val="single" w:sz="4" w:space="0" w:color="000000"/>
-              <w:end w:val="single" w:sz="4" w:space="0" w:color="000000"/>
-            </w:tcBorders>
-          </w:tcPr>
-          <w:p>
-            <w:pPr>
-              <w:pStyle w:val="TableContents"/>
-              <w:widowControl w:val="false"/>
-              <w:suppressLineNumbers/>
-              <w:bidi w:val="0"/>
-              <w:rPr/>
-            </w:pPr>
-            <w:r>
-              <w:rPr/>
-            </w:r>
-          </w:p>
-        </w:tc>
-        <w:tc>
-          <w:tcPr>
-            <w:tcW w:w="1124" w:type="dxa"/>
+            <w:tcW w:w="1423" w:type="dxa"/>
+            <w:tcBorders>
+              <w:top w:val="single" w:sz="4" w:space="0" w:color="000000"/>
+              <w:start w:val="single" w:sz="4" w:space="0" w:color="000000"/>
+              <w:bottom w:val="single" w:sz="4" w:space="0" w:color="000000"/>
+              <w:end w:val="single" w:sz="4" w:space="0" w:color="000000"/>
+            </w:tcBorders>
+          </w:tcPr>
+          <w:p>
+            <w:pPr>
+              <w:pStyle w:val="TableContents"/>
+              <w:widowControl w:val="false"/>
+              <w:suppressLineNumbers/>
+              <w:bidi w:val="0"/>
+              <w:rPr/>
+            </w:pPr>
+            <w:r>
+              <w:rPr/>
+            </w:r>
+          </w:p>
+        </w:tc>
+        <w:tc>
+          <w:tcPr>
+            <w:tcW w:w="1426" w:type="dxa"/>
+            <w:tcBorders>
+              <w:top w:val="single" w:sz="4" w:space="0" w:color="000000"/>
+              <w:start w:val="single" w:sz="4" w:space="0" w:color="000000"/>
+              <w:bottom w:val="single" w:sz="4" w:space="0" w:color="000000"/>
+              <w:end w:val="single" w:sz="4" w:space="0" w:color="000000"/>
+            </w:tcBorders>
+          </w:tcPr>
+          <w:p>
+            <w:pPr>
+              <w:pStyle w:val="TableContents"/>
+              <w:widowControl w:val="false"/>
+              <w:suppressLineNumbers/>
+              <w:bidi w:val="0"/>
+              <w:rPr/>
+            </w:pPr>
+            <w:r>
+              <w:rPr/>
+            </w:r>
+          </w:p>
+        </w:tc>
+        <w:tc>
+          <w:tcPr>
+            <w:tcW w:w="1423" w:type="dxa"/>
+            <w:tcBorders>
+              <w:top w:val="single" w:sz="4" w:space="0" w:color="000000"/>
+              <w:start w:val="single" w:sz="4" w:space="0" w:color="000000"/>
+              <w:bottom w:val="single" w:sz="4" w:space="0" w:color="000000"/>
+              <w:end w:val="single" w:sz="4" w:space="0" w:color="000000"/>
+            </w:tcBorders>
+          </w:tcPr>
+          <w:p>
+            <w:pPr>
+              <w:pStyle w:val="TableContents"/>
+              <w:widowControl w:val="false"/>
+              <w:suppressLineNumbers/>
+              <w:bidi w:val="0"/>
+              <w:rPr/>
+            </w:pPr>
+            <w:r>
+              <w:rPr/>
+            </w:r>
+          </w:p>
+        </w:tc>
+        <w:tc>
+          <w:tcPr>
+            <w:tcW w:w="1125" w:type="dxa"/>
             <w:tcBorders>
               <w:top w:val="single" w:sz="4" w:space="0" w:color="000000"/>
               <w:start w:val="single" w:sz="4" w:space="0" w:color="000000"/>
@@ -878,76 +883,76 @@
         </w:tc>
         <w:tc>
           <w:tcPr>
-            <w:tcW w:w="1424" w:type="dxa"/>
-            <w:tcBorders>
-              <w:top w:val="single" w:sz="4" w:space="0" w:color="000000"/>
-              <w:start w:val="single" w:sz="4" w:space="0" w:color="000000"/>
-              <w:bottom w:val="single" w:sz="4" w:space="0" w:color="000000"/>
-              <w:end w:val="single" w:sz="4" w:space="0" w:color="000000"/>
-            </w:tcBorders>
-          </w:tcPr>
-          <w:p>
-            <w:pPr>
-              <w:pStyle w:val="TableContents"/>
-              <w:widowControl w:val="false"/>
-              <w:suppressLineNumbers/>
-              <w:bidi w:val="0"/>
-              <w:rPr/>
-            </w:pPr>
-            <w:r>
-              <w:rPr/>
-            </w:r>
-          </w:p>
-        </w:tc>
-        <w:tc>
-          <w:tcPr>
-            <w:tcW w:w="1425" w:type="dxa"/>
-            <w:tcBorders>
-              <w:top w:val="single" w:sz="4" w:space="0" w:color="000000"/>
-              <w:start w:val="single" w:sz="4" w:space="0" w:color="000000"/>
-              <w:bottom w:val="single" w:sz="4" w:space="0" w:color="000000"/>
-              <w:end w:val="single" w:sz="4" w:space="0" w:color="000000"/>
-            </w:tcBorders>
-          </w:tcPr>
-          <w:p>
-            <w:pPr>
-              <w:pStyle w:val="TableContents"/>
-              <w:widowControl w:val="false"/>
-              <w:suppressLineNumbers/>
-              <w:bidi w:val="0"/>
-              <w:rPr/>
-            </w:pPr>
-            <w:r>
-              <w:rPr/>
-            </w:r>
-          </w:p>
-        </w:tc>
-        <w:tc>
-          <w:tcPr>
-            <w:tcW w:w="1424" w:type="dxa"/>
-            <w:tcBorders>
-              <w:top w:val="single" w:sz="4" w:space="0" w:color="000000"/>
-              <w:start w:val="single" w:sz="4" w:space="0" w:color="000000"/>
-              <w:bottom w:val="single" w:sz="4" w:space="0" w:color="000000"/>
-              <w:end w:val="single" w:sz="4" w:space="0" w:color="000000"/>
-            </w:tcBorders>
-          </w:tcPr>
-          <w:p>
-            <w:pPr>
-              <w:pStyle w:val="TableContents"/>
-              <w:widowControl w:val="false"/>
-              <w:suppressLineNumbers/>
-              <w:bidi w:val="0"/>
-              <w:rPr/>
-            </w:pPr>
-            <w:r>
-              <w:rPr/>
-            </w:r>
-          </w:p>
-        </w:tc>
-        <w:tc>
-          <w:tcPr>
-            <w:tcW w:w="1124" w:type="dxa"/>
+            <w:tcW w:w="1423" w:type="dxa"/>
+            <w:tcBorders>
+              <w:top w:val="single" w:sz="4" w:space="0" w:color="000000"/>
+              <w:start w:val="single" w:sz="4" w:space="0" w:color="000000"/>
+              <w:bottom w:val="single" w:sz="4" w:space="0" w:color="000000"/>
+              <w:end w:val="single" w:sz="4" w:space="0" w:color="000000"/>
+            </w:tcBorders>
+          </w:tcPr>
+          <w:p>
+            <w:pPr>
+              <w:pStyle w:val="TableContents"/>
+              <w:widowControl w:val="false"/>
+              <w:suppressLineNumbers/>
+              <w:bidi w:val="0"/>
+              <w:rPr/>
+            </w:pPr>
+            <w:r>
+              <w:rPr/>
+            </w:r>
+          </w:p>
+        </w:tc>
+        <w:tc>
+          <w:tcPr>
+            <w:tcW w:w="1426" w:type="dxa"/>
+            <w:tcBorders>
+              <w:top w:val="single" w:sz="4" w:space="0" w:color="000000"/>
+              <w:start w:val="single" w:sz="4" w:space="0" w:color="000000"/>
+              <w:bottom w:val="single" w:sz="4" w:space="0" w:color="000000"/>
+              <w:end w:val="single" w:sz="4" w:space="0" w:color="000000"/>
+            </w:tcBorders>
+          </w:tcPr>
+          <w:p>
+            <w:pPr>
+              <w:pStyle w:val="TableContents"/>
+              <w:widowControl w:val="false"/>
+              <w:suppressLineNumbers/>
+              <w:bidi w:val="0"/>
+              <w:rPr/>
+            </w:pPr>
+            <w:r>
+              <w:rPr/>
+            </w:r>
+          </w:p>
+        </w:tc>
+        <w:tc>
+          <w:tcPr>
+            <w:tcW w:w="1423" w:type="dxa"/>
+            <w:tcBorders>
+              <w:top w:val="single" w:sz="4" w:space="0" w:color="000000"/>
+              <w:start w:val="single" w:sz="4" w:space="0" w:color="000000"/>
+              <w:bottom w:val="single" w:sz="4" w:space="0" w:color="000000"/>
+              <w:end w:val="single" w:sz="4" w:space="0" w:color="000000"/>
+            </w:tcBorders>
+          </w:tcPr>
+          <w:p>
+            <w:pPr>
+              <w:pStyle w:val="TableContents"/>
+              <w:widowControl w:val="false"/>
+              <w:suppressLineNumbers/>
+              <w:bidi w:val="0"/>
+              <w:rPr/>
+            </w:pPr>
+            <w:r>
+              <w:rPr/>
+            </w:r>
+          </w:p>
+        </w:tc>
+        <w:tc>
+          <w:tcPr>
+            <w:tcW w:w="1125" w:type="dxa"/>
             <w:tcBorders>
               <w:top w:val="single" w:sz="4" w:space="0" w:color="000000"/>
               <w:start w:val="single" w:sz="4" w:space="0" w:color="000000"/>
@@ -1010,6 +1015,7 @@
       <w:pgNumType w:fmt="decimal"/>
       <w:formProt w:val="false"/>
       <w:textDirection w:val="lrTb"/>
+      <w:docGrid w:type="default" w:linePitch="100" w:charSpace="0"/>
     </w:sectPr>
   </w:body>
 </w:document>
@@ -1029,7 +1035,6 @@
     </w:rPrDefault>
     <w:pPrDefault>
       <w:pPr>
-        <w:widowControl/>
         <w:suppressAutoHyphens w:val="true"/>
       </w:pPr>
     </w:pPrDefault>
@@ -1039,7 +1044,10 @@
     <w:qFormat/>
     <w:pPr>
       <w:widowControl/>
+      <w:suppressAutoHyphens w:val="true"/>
       <w:bidi w:val="0"/>
+      <w:spacing w:before="0" w:after="0"/>
+      <w:jc w:val="start"/>
     </w:pPr>
     <w:rPr>
       <w:rFonts w:ascii="Liberation Serif" w:hAnsi="Liberation Serif" w:eastAsia="NSimSun" w:cs="Arial"/>

--- a/peer_review.docx
+++ b/peer_review.docx
@@ -177,7 +177,11 @@
             </w:pPr>
             <w:r>
               <w:rPr/>
-              <w:t xml:space="preserve">Responsibilities </w:t>
+              <w:t>Completed Tasks</w:t>
+            </w:r>
+            <w:r>
+              <w:rPr/>
+              <w:t xml:space="preserve"> </w:t>
             </w:r>
           </w:p>
         </w:tc>
@@ -226,6 +230,7 @@
             </w:pPr>
             <w:r>
               <w:rPr/>
+              <w:t>N/A</w:t>
             </w:r>
           </w:p>
         </w:tc>
@@ -384,7 +389,6 @@
             </w:pPr>
             <w:r>
               <w:rPr/>
-              <w:t>10</w:t>
             </w:r>
           </w:p>
         </w:tc>
@@ -431,7 +435,6 @@
             </w:pPr>
             <w:r>
               <w:rPr/>
-              <w:t>10</w:t>
             </w:r>
           </w:p>
         </w:tc>
@@ -455,7 +458,6 @@
             </w:pPr>
             <w:r>
               <w:rPr/>
-              <w:t>10</w:t>
             </w:r>
           </w:p>
         </w:tc>
@@ -479,7 +481,6 @@
             </w:pPr>
             <w:r>
               <w:rPr/>
-              <w:t>10</w:t>
             </w:r>
           </w:p>
         </w:tc>
@@ -503,7 +504,6 @@
             </w:pPr>
             <w:r>
               <w:rPr/>
-              <w:t>Initial gas/oil selection</w:t>
             </w:r>
           </w:p>
         </w:tc>
@@ -552,6 +552,7 @@
             </w:pPr>
             <w:r>
               <w:rPr/>
+              <w:t>10</w:t>
             </w:r>
           </w:p>
         </w:tc>
@@ -575,6 +576,7 @@
             </w:pPr>
             <w:r>
               <w:rPr/>
+              <w:t>10</w:t>
             </w:r>
           </w:p>
         </w:tc>
@@ -598,6 +600,7 @@
             </w:pPr>
             <w:r>
               <w:rPr/>
+              <w:t>N/A</w:t>
             </w:r>
           </w:p>
         </w:tc>
@@ -621,6 +624,7 @@
             </w:pPr>
             <w:r>
               <w:rPr/>
+              <w:t>10</w:t>
             </w:r>
           </w:p>
         </w:tc>
@@ -644,6 +648,7 @@
             </w:pPr>
             <w:r>
               <w:rPr/>
+              <w:t>10</w:t>
             </w:r>
           </w:p>
         </w:tc>
@@ -667,6 +672,20 @@
             </w:pPr>
             <w:r>
               <w:rPr/>
+              <w:t>-Oil Calculations</w:t>
+            </w:r>
+          </w:p>
+          <w:p>
+            <w:pPr>
+              <w:pStyle w:val="TableContents"/>
+              <w:widowControl w:val="false"/>
+              <w:suppressLineNumbers/>
+              <w:bidi w:val="0"/>
+              <w:rPr/>
+            </w:pPr>
+            <w:r>
+              <w:rPr/>
+              <w:t>-Province codes</w:t>
             </w:r>
           </w:p>
         </w:tc>
@@ -993,6 +1012,168 @@
             </w:pPr>
             <w:r>
               <w:rPr/>
+            </w:r>
+          </w:p>
+        </w:tc>
+      </w:tr>
+      <w:tr>
+        <w:trPr/>
+        <w:tc>
+          <w:tcPr>
+            <w:tcW w:w="1424" w:type="dxa"/>
+            <w:tcBorders>
+              <w:start w:val="single" w:sz="4" w:space="0" w:color="000000"/>
+              <w:bottom w:val="single" w:sz="4" w:space="0" w:color="000000"/>
+              <w:end w:val="single" w:sz="4" w:space="0" w:color="000000"/>
+            </w:tcBorders>
+          </w:tcPr>
+          <w:p>
+            <w:pPr>
+              <w:pStyle w:val="TableContents"/>
+              <w:bidi w:val="0"/>
+              <w:rPr/>
+            </w:pPr>
+            <w:r>
+              <w:rPr/>
+              <w:t>Average</w:t>
+            </w:r>
+          </w:p>
+        </w:tc>
+        <w:tc>
+          <w:tcPr>
+            <w:tcW w:w="1425" w:type="dxa"/>
+            <w:tcBorders>
+              <w:start w:val="single" w:sz="4" w:space="0" w:color="000000"/>
+              <w:bottom w:val="single" w:sz="4" w:space="0" w:color="000000"/>
+              <w:end w:val="single" w:sz="4" w:space="0" w:color="000000"/>
+            </w:tcBorders>
+          </w:tcPr>
+          <w:p>
+            <w:pPr>
+              <w:pStyle w:val="TableContents"/>
+              <w:widowControl w:val="false"/>
+              <w:suppressLineNumbers/>
+              <w:bidi w:val="0"/>
+              <w:rPr/>
+            </w:pPr>
+            <w:r>
+              <w:rPr/>
+              <w:t>10</w:t>
+            </w:r>
+          </w:p>
+        </w:tc>
+        <w:tc>
+          <w:tcPr>
+            <w:tcW w:w="1423" w:type="dxa"/>
+            <w:tcBorders>
+              <w:start w:val="single" w:sz="4" w:space="0" w:color="000000"/>
+              <w:bottom w:val="single" w:sz="4" w:space="0" w:color="000000"/>
+              <w:end w:val="single" w:sz="4" w:space="0" w:color="000000"/>
+            </w:tcBorders>
+          </w:tcPr>
+          <w:p>
+            <w:pPr>
+              <w:pStyle w:val="TableContents"/>
+              <w:widowControl w:val="false"/>
+              <w:suppressLineNumbers/>
+              <w:bidi w:val="0"/>
+              <w:rPr/>
+            </w:pPr>
+            <w:r>
+              <w:rPr/>
+              <w:t>10</w:t>
+            </w:r>
+          </w:p>
+        </w:tc>
+        <w:tc>
+          <w:tcPr>
+            <w:tcW w:w="1426" w:type="dxa"/>
+            <w:tcBorders>
+              <w:start w:val="single" w:sz="4" w:space="0" w:color="000000"/>
+              <w:bottom w:val="single" w:sz="4" w:space="0" w:color="000000"/>
+              <w:end w:val="single" w:sz="4" w:space="0" w:color="000000"/>
+            </w:tcBorders>
+          </w:tcPr>
+          <w:p>
+            <w:pPr>
+              <w:pStyle w:val="TableContents"/>
+              <w:widowControl w:val="false"/>
+              <w:suppressLineNumbers/>
+              <w:bidi w:val="0"/>
+              <w:rPr/>
+            </w:pPr>
+            <w:r>
+              <w:rPr/>
+              <w:t>10</w:t>
+            </w:r>
+          </w:p>
+        </w:tc>
+        <w:tc>
+          <w:tcPr>
+            <w:tcW w:w="1423" w:type="dxa"/>
+            <w:tcBorders>
+              <w:start w:val="single" w:sz="4" w:space="0" w:color="000000"/>
+              <w:bottom w:val="single" w:sz="4" w:space="0" w:color="000000"/>
+              <w:end w:val="single" w:sz="4" w:space="0" w:color="000000"/>
+            </w:tcBorders>
+          </w:tcPr>
+          <w:p>
+            <w:pPr>
+              <w:pStyle w:val="TableContents"/>
+              <w:widowControl w:val="false"/>
+              <w:suppressLineNumbers/>
+              <w:bidi w:val="0"/>
+              <w:rPr/>
+            </w:pPr>
+            <w:r>
+              <w:rPr/>
+              <w:t>10</w:t>
+            </w:r>
+          </w:p>
+        </w:tc>
+        <w:tc>
+          <w:tcPr>
+            <w:tcW w:w="1125" w:type="dxa"/>
+            <w:tcBorders>
+              <w:start w:val="single" w:sz="4" w:space="0" w:color="000000"/>
+              <w:bottom w:val="single" w:sz="4" w:space="0" w:color="000000"/>
+              <w:end w:val="single" w:sz="4" w:space="0" w:color="000000"/>
+            </w:tcBorders>
+          </w:tcPr>
+          <w:p>
+            <w:pPr>
+              <w:pStyle w:val="TableContents"/>
+              <w:widowControl w:val="false"/>
+              <w:suppressLineNumbers/>
+              <w:bidi w:val="0"/>
+              <w:rPr/>
+            </w:pPr>
+            <w:r>
+              <w:rPr/>
+              <w:t>10</w:t>
+            </w:r>
+          </w:p>
+        </w:tc>
+        <w:tc>
+          <w:tcPr>
+            <w:tcW w:w="1723" w:type="dxa"/>
+            <w:tcBorders>
+              <w:start w:val="single" w:sz="4" w:space="0" w:color="000000"/>
+              <w:bottom w:val="single" w:sz="4" w:space="0" w:color="000000"/>
+              <w:end w:val="single" w:sz="4" w:space="0" w:color="000000"/>
+            </w:tcBorders>
+          </w:tcPr>
+          <w:p>
+            <w:pPr>
+              <w:pStyle w:val="TableContents"/>
+              <w:widowControl w:val="false"/>
+              <w:suppressLineNumbers/>
+              <w:bidi w:val="0"/>
+              <w:rPr/>
+            </w:pPr>
+            <w:r>
+              <w:rPr/>
+              <w:t>N/A</w:t>
             </w:r>
           </w:p>
         </w:tc>

--- a/peer_review.docx
+++ b/peer_review.docx
@@ -1,44 +1,50 @@
 
 <file path=word/document.xml><?xml version="1.0" encoding="utf-8"?>
-<w:document xmlns:wpc="http://schemas.microsoft.com/office/word/2010/wordprocessingCanvas" xmlns:cx="http://schemas.microsoft.com/office/drawing/2014/chartex" xmlns:cx1="http://schemas.microsoft.com/office/drawing/2015/9/8/chartex" xmlns:cx2="http://schemas.microsoft.com/office/drawing/2015/10/21/chartex" xmlns:cx3="http://schemas.microsoft.com/office/drawing/2016/5/9/chartex" xmlns:cx4="http://schemas.microsoft.com/office/drawing/2016/5/10/chartex" xmlns:cx5="http://schemas.microsoft.com/office/drawing/2016/5/11/chartex" xmlns:cx6="http://schemas.microsoft.com/office/drawing/2016/5/12/chartex" xmlns:cx7="http://schemas.microsoft.com/office/drawing/2016/5/13/chartex" xmlns:cx8="http://schemas.microsoft.com/office/drawing/2016/5/14/chartex" xmlns:mc="http://schemas.openxmlformats.org/markup-compatibility/2006" xmlns:aink="http://schemas.microsoft.com/office/drawing/2016/ink" xmlns:am3d="http://schemas.microsoft.com/office/drawing/2017/model3d" xmlns:o="urn:schemas-microsoft-com:office:office" xmlns:oel="http://schemas.microsoft.com/office/2019/extlst" xmlns:r="http://schemas.openxmlformats.org/officeDocument/2006/relationships" xmlns:m="http://schemas.openxmlformats.org/officeDocument/2006/math" xmlns:v="urn:schemas-microsoft-com:vml" xmlns:wp14="http://schemas.microsoft.com/office/word/2010/wordprocessingDrawing" xmlns:wp="http://schemas.openxmlformats.org/drawingml/2006/wordprocessingDrawing" xmlns:w10="urn:schemas-microsoft-com:office:word" xmlns:w="http://schemas.openxmlformats.org/wordprocessingml/2006/main" xmlns:w14="http://schemas.microsoft.com/office/word/2010/wordml" xmlns:w15="http://schemas.microsoft.com/office/word/2012/wordml" xmlns:w16cex="http://schemas.microsoft.com/office/word/2018/wordml/cex" xmlns:w16cid="http://schemas.microsoft.com/office/word/2016/wordml/cid" xmlns:w16="http://schemas.microsoft.com/office/word/2018/wordml" xmlns:w16du="http://schemas.microsoft.com/office/word/2023/wordml/word16du" xmlns:w16sdtdh="http://schemas.microsoft.com/office/word/2020/wordml/sdtdatahash" xmlns:w16sdtfl="http://schemas.microsoft.com/office/word/2024/wordml/sdtformatlock" xmlns:w16se="http://schemas.microsoft.com/office/word/2015/wordml/symex" xmlns:wpg="http://schemas.microsoft.com/office/word/2010/wordprocessingGroup" xmlns:wpi="http://schemas.microsoft.com/office/word/2010/wordprocessingInk" xmlns:wne="http://schemas.microsoft.com/office/word/2006/wordml" xmlns:wps="http://schemas.microsoft.com/office/word/2010/wordprocessingShape" mc:Ignorable="w14 w15 w16se w16cid w16 w16cex w16sdtdh w16sdtfl w16du wp14">
+<w:document xmlns:o="urn:schemas-microsoft-com:office:office" xmlns:r="http://schemas.openxmlformats.org/officeDocument/2006/relationships" xmlns:v="urn:schemas-microsoft-com:vml" xmlns:w="http://schemas.openxmlformats.org/wordprocessingml/2006/main" xmlns:w10="urn:schemas-microsoft-com:office:word" xmlns:wp="http://schemas.openxmlformats.org/drawingml/2006/wordprocessingDrawing" xmlns:pic="http://schemas.openxmlformats.org/drawingml/2006/picture" xmlns:wps="http://schemas.microsoft.com/office/word/2010/wordprocessingShape" xmlns:wpg="http://schemas.microsoft.com/office/word/2010/wordprocessingGroup" xmlns:mc="http://schemas.openxmlformats.org/markup-compatibility/2006" xmlns:wp14="http://schemas.microsoft.com/office/word/2010/wordprocessingDrawing" xmlns:w14="http://schemas.microsoft.com/office/word/2010/wordml" xmlns:w15="http://schemas.microsoft.com/office/word/2012/wordml" mc:Ignorable="w14 wp14 w15">
   <w:body>
     <w:tbl>
       <w:tblPr>
         <w:tblW w:w="9969" w:type="dxa"/>
+        <w:jc w:val="start"/>
         <w:tblInd w:w="-5" w:type="dxa"/>
         <w:tblLayout w:type="fixed"/>
         <w:tblCellMar>
           <w:top w:w="58" w:type="dxa"/>
-          <w:left w:w="58" w:type="dxa"/>
+          <w:start w:w="58" w:type="dxa"/>
           <w:bottom w:w="58" w:type="dxa"/>
-          <w:right w:w="58" w:type="dxa"/>
+          <w:end w:w="58" w:type="dxa"/>
         </w:tblCellMar>
-        <w:tblLook w:val="04A0" w:firstRow="1" w:lastRow="0" w:firstColumn="1" w:lastColumn="0" w:noHBand="0" w:noVBand="1"/>
+        <w:tblLook w:noHBand="0" w:noVBand="1" w:firstColumn="1" w:lastRow="0" w:lastColumn="0" w:firstRow="1" w:val="04a0"/>
       </w:tblPr>
       <w:tblGrid>
         <w:gridCol w:w="1424"/>
         <w:gridCol w:w="1425"/>
         <w:gridCol w:w="1423"/>
         <w:gridCol w:w="1426"/>
-        <w:gridCol w:w="1423"/>
-        <w:gridCol w:w="1125"/>
+        <w:gridCol w:w="1422"/>
+        <w:gridCol w:w="1126"/>
         <w:gridCol w:w="1723"/>
       </w:tblGrid>
       <w:tr>
+        <w:trPr/>
         <w:tc>
           <w:tcPr>
             <w:tcW w:w="1424" w:type="dxa"/>
             <w:tcBorders>
               <w:top w:val="single" w:sz="4" w:space="0" w:color="000000"/>
-              <w:left w:val="single" w:sz="4" w:space="0" w:color="000000"/>
-              <w:bottom w:val="single" w:sz="4" w:space="0" w:color="000000"/>
-              <w:right w:val="single" w:sz="4" w:space="0" w:color="000000"/>
-            </w:tcBorders>
-          </w:tcPr>
-          <w:p>
-            <w:pPr>
-              <w:pStyle w:val="TableContents"/>
-            </w:pPr>
+              <w:start w:val="single" w:sz="4" w:space="0" w:color="000000"/>
+              <w:bottom w:val="single" w:sz="4" w:space="0" w:color="000000"/>
+              <w:end w:val="single" w:sz="4" w:space="0" w:color="000000"/>
+            </w:tcBorders>
+          </w:tcPr>
+          <w:p>
+            <w:pPr>
+              <w:pStyle w:val="TableContents"/>
+              <w:rPr/>
+            </w:pPr>
+            <w:r>
+              <w:rPr/>
+            </w:r>
           </w:p>
         </w:tc>
         <w:tc>
@@ -46,16 +52,18 @@
             <w:tcW w:w="1425" w:type="dxa"/>
             <w:tcBorders>
               <w:top w:val="single" w:sz="4" w:space="0" w:color="000000"/>
-              <w:left w:val="single" w:sz="4" w:space="0" w:color="000000"/>
-              <w:bottom w:val="single" w:sz="4" w:space="0" w:color="000000"/>
-              <w:right w:val="single" w:sz="4" w:space="0" w:color="000000"/>
-            </w:tcBorders>
-          </w:tcPr>
-          <w:p>
-            <w:pPr>
-              <w:pStyle w:val="TableContents"/>
-            </w:pPr>
-            <w:r>
+              <w:start w:val="single" w:sz="4" w:space="0" w:color="000000"/>
+              <w:bottom w:val="single" w:sz="4" w:space="0" w:color="000000"/>
+              <w:end w:val="single" w:sz="4" w:space="0" w:color="000000"/>
+            </w:tcBorders>
+          </w:tcPr>
+          <w:p>
+            <w:pPr>
+              <w:pStyle w:val="TableContents"/>
+              <w:rPr/>
+            </w:pPr>
+            <w:r>
+              <w:rPr/>
               <w:t>Noah</w:t>
             </w:r>
           </w:p>
@@ -65,16 +73,18 @@
             <w:tcW w:w="1423" w:type="dxa"/>
             <w:tcBorders>
               <w:top w:val="single" w:sz="4" w:space="0" w:color="000000"/>
-              <w:left w:val="single" w:sz="4" w:space="0" w:color="000000"/>
-              <w:bottom w:val="single" w:sz="4" w:space="0" w:color="000000"/>
-              <w:right w:val="single" w:sz="4" w:space="0" w:color="000000"/>
-            </w:tcBorders>
-          </w:tcPr>
-          <w:p>
-            <w:pPr>
-              <w:pStyle w:val="TableContents"/>
-            </w:pPr>
-            <w:r>
+              <w:start w:val="single" w:sz="4" w:space="0" w:color="000000"/>
+              <w:bottom w:val="single" w:sz="4" w:space="0" w:color="000000"/>
+              <w:end w:val="single" w:sz="4" w:space="0" w:color="000000"/>
+            </w:tcBorders>
+          </w:tcPr>
+          <w:p>
+            <w:pPr>
+              <w:pStyle w:val="TableContents"/>
+              <w:rPr/>
+            </w:pPr>
+            <w:r>
+              <w:rPr/>
               <w:t>Ben</w:t>
             </w:r>
           </w:p>
@@ -84,54 +94,60 @@
             <w:tcW w:w="1426" w:type="dxa"/>
             <w:tcBorders>
               <w:top w:val="single" w:sz="4" w:space="0" w:color="000000"/>
-              <w:left w:val="single" w:sz="4" w:space="0" w:color="000000"/>
-              <w:bottom w:val="single" w:sz="4" w:space="0" w:color="000000"/>
-              <w:right w:val="single" w:sz="4" w:space="0" w:color="000000"/>
-            </w:tcBorders>
-          </w:tcPr>
-          <w:p>
-            <w:pPr>
-              <w:pStyle w:val="TableContents"/>
-            </w:pPr>
-            <w:r>
+              <w:start w:val="single" w:sz="4" w:space="0" w:color="000000"/>
+              <w:bottom w:val="single" w:sz="4" w:space="0" w:color="000000"/>
+              <w:end w:val="single" w:sz="4" w:space="0" w:color="000000"/>
+            </w:tcBorders>
+          </w:tcPr>
+          <w:p>
+            <w:pPr>
+              <w:pStyle w:val="TableContents"/>
+              <w:rPr/>
+            </w:pPr>
+            <w:r>
+              <w:rPr/>
               <w:t>Christopher</w:t>
             </w:r>
           </w:p>
         </w:tc>
         <w:tc>
           <w:tcPr>
-            <w:tcW w:w="1423" w:type="dxa"/>
-            <w:tcBorders>
-              <w:top w:val="single" w:sz="4" w:space="0" w:color="000000"/>
-              <w:left w:val="single" w:sz="4" w:space="0" w:color="000000"/>
-              <w:bottom w:val="single" w:sz="4" w:space="0" w:color="000000"/>
-              <w:right w:val="single" w:sz="4" w:space="0" w:color="000000"/>
-            </w:tcBorders>
-          </w:tcPr>
-          <w:p>
-            <w:pPr>
-              <w:pStyle w:val="TableContents"/>
-            </w:pPr>
-            <w:r>
+            <w:tcW w:w="1422" w:type="dxa"/>
+            <w:tcBorders>
+              <w:top w:val="single" w:sz="4" w:space="0" w:color="000000"/>
+              <w:start w:val="single" w:sz="4" w:space="0" w:color="000000"/>
+              <w:bottom w:val="single" w:sz="4" w:space="0" w:color="000000"/>
+              <w:end w:val="single" w:sz="4" w:space="0" w:color="000000"/>
+            </w:tcBorders>
+          </w:tcPr>
+          <w:p>
+            <w:pPr>
+              <w:pStyle w:val="TableContents"/>
+              <w:rPr/>
+            </w:pPr>
+            <w:r>
+              <w:rPr/>
               <w:t>Hussain</w:t>
             </w:r>
           </w:p>
         </w:tc>
         <w:tc>
           <w:tcPr>
-            <w:tcW w:w="1125" w:type="dxa"/>
-            <w:tcBorders>
-              <w:top w:val="single" w:sz="4" w:space="0" w:color="000000"/>
-              <w:left w:val="single" w:sz="4" w:space="0" w:color="000000"/>
-              <w:bottom w:val="single" w:sz="4" w:space="0" w:color="000000"/>
-              <w:right w:val="single" w:sz="4" w:space="0" w:color="000000"/>
-            </w:tcBorders>
-          </w:tcPr>
-          <w:p>
-            <w:pPr>
-              <w:pStyle w:val="TableContents"/>
-            </w:pPr>
-            <w:r>
+            <w:tcW w:w="1126" w:type="dxa"/>
+            <w:tcBorders>
+              <w:top w:val="single" w:sz="4" w:space="0" w:color="000000"/>
+              <w:start w:val="single" w:sz="4" w:space="0" w:color="000000"/>
+              <w:bottom w:val="single" w:sz="4" w:space="0" w:color="000000"/>
+              <w:end w:val="single" w:sz="4" w:space="0" w:color="000000"/>
+            </w:tcBorders>
+          </w:tcPr>
+          <w:p>
+            <w:pPr>
+              <w:pStyle w:val="TableContents"/>
+              <w:rPr/>
+            </w:pPr>
+            <w:r>
+              <w:rPr/>
               <w:t>William</w:t>
             </w:r>
           </w:p>
@@ -141,37 +157,42 @@
             <w:tcW w:w="1723" w:type="dxa"/>
             <w:tcBorders>
               <w:top w:val="single" w:sz="4" w:space="0" w:color="000000"/>
-              <w:left w:val="single" w:sz="4" w:space="0" w:color="000000"/>
-              <w:bottom w:val="single" w:sz="4" w:space="0" w:color="000000"/>
-              <w:right w:val="single" w:sz="4" w:space="0" w:color="000000"/>
-            </w:tcBorders>
-          </w:tcPr>
-          <w:p>
-            <w:pPr>
-              <w:pStyle w:val="TableContents"/>
-            </w:pPr>
-            <w:r>
+              <w:start w:val="single" w:sz="4" w:space="0" w:color="000000"/>
+              <w:bottom w:val="single" w:sz="4" w:space="0" w:color="000000"/>
+              <w:end w:val="single" w:sz="4" w:space="0" w:color="000000"/>
+            </w:tcBorders>
+          </w:tcPr>
+          <w:p>
+            <w:pPr>
+              <w:pStyle w:val="TableContents"/>
+              <w:rPr/>
+            </w:pPr>
+            <w:r>
+              <w:rPr/>
               <w:t xml:space="preserve">Completed Tasks </w:t>
             </w:r>
           </w:p>
         </w:tc>
       </w:tr>
       <w:tr>
+        <w:trPr/>
         <w:tc>
           <w:tcPr>
             <w:tcW w:w="1424" w:type="dxa"/>
             <w:tcBorders>
               <w:top w:val="single" w:sz="4" w:space="0" w:color="000000"/>
-              <w:left w:val="single" w:sz="4" w:space="0" w:color="000000"/>
-              <w:bottom w:val="single" w:sz="4" w:space="0" w:color="000000"/>
-              <w:right w:val="single" w:sz="4" w:space="0" w:color="000000"/>
-            </w:tcBorders>
-          </w:tcPr>
-          <w:p>
-            <w:pPr>
-              <w:pStyle w:val="TableContents"/>
-            </w:pPr>
-            <w:r>
+              <w:start w:val="single" w:sz="4" w:space="0" w:color="000000"/>
+              <w:bottom w:val="single" w:sz="4" w:space="0" w:color="000000"/>
+              <w:end w:val="single" w:sz="4" w:space="0" w:color="000000"/>
+            </w:tcBorders>
+          </w:tcPr>
+          <w:p>
+            <w:pPr>
+              <w:pStyle w:val="TableContents"/>
+              <w:rPr/>
+            </w:pPr>
+            <w:r>
+              <w:rPr/>
               <w:t>Noah</w:t>
             </w:r>
           </w:p>
@@ -181,16 +202,18 @@
             <w:tcW w:w="1425" w:type="dxa"/>
             <w:tcBorders>
               <w:top w:val="single" w:sz="4" w:space="0" w:color="000000"/>
-              <w:left w:val="single" w:sz="4" w:space="0" w:color="000000"/>
-              <w:bottom w:val="single" w:sz="4" w:space="0" w:color="000000"/>
-              <w:right w:val="single" w:sz="4" w:space="0" w:color="000000"/>
-            </w:tcBorders>
-          </w:tcPr>
-          <w:p>
-            <w:pPr>
-              <w:pStyle w:val="TableContents"/>
-            </w:pPr>
-            <w:r>
+              <w:start w:val="single" w:sz="4" w:space="0" w:color="000000"/>
+              <w:bottom w:val="single" w:sz="4" w:space="0" w:color="000000"/>
+              <w:end w:val="single" w:sz="4" w:space="0" w:color="000000"/>
+            </w:tcBorders>
+          </w:tcPr>
+          <w:p>
+            <w:pPr>
+              <w:pStyle w:val="TableContents"/>
+              <w:rPr/>
+            </w:pPr>
+            <w:r>
+              <w:rPr/>
               <w:t>N/A</w:t>
             </w:r>
           </w:p>
@@ -200,16 +223,18 @@
             <w:tcW w:w="1423" w:type="dxa"/>
             <w:tcBorders>
               <w:top w:val="single" w:sz="4" w:space="0" w:color="000000"/>
-              <w:left w:val="single" w:sz="4" w:space="0" w:color="000000"/>
-              <w:bottom w:val="single" w:sz="4" w:space="0" w:color="000000"/>
-              <w:right w:val="single" w:sz="4" w:space="0" w:color="000000"/>
-            </w:tcBorders>
-          </w:tcPr>
-          <w:p>
-            <w:pPr>
-              <w:pStyle w:val="TableContents"/>
-            </w:pPr>
-            <w:r>
+              <w:start w:val="single" w:sz="4" w:space="0" w:color="000000"/>
+              <w:bottom w:val="single" w:sz="4" w:space="0" w:color="000000"/>
+              <w:end w:val="single" w:sz="4" w:space="0" w:color="000000"/>
+            </w:tcBorders>
+          </w:tcPr>
+          <w:p>
+            <w:pPr>
+              <w:pStyle w:val="TableContents"/>
+              <w:rPr/>
+            </w:pPr>
+            <w:r>
+              <w:rPr/>
               <w:t>10</w:t>
             </w:r>
           </w:p>
@@ -219,54 +244,60 @@
             <w:tcW w:w="1426" w:type="dxa"/>
             <w:tcBorders>
               <w:top w:val="single" w:sz="4" w:space="0" w:color="000000"/>
-              <w:left w:val="single" w:sz="4" w:space="0" w:color="000000"/>
-              <w:bottom w:val="single" w:sz="4" w:space="0" w:color="000000"/>
-              <w:right w:val="single" w:sz="4" w:space="0" w:color="000000"/>
-            </w:tcBorders>
-          </w:tcPr>
-          <w:p>
-            <w:pPr>
-              <w:pStyle w:val="TableContents"/>
-            </w:pPr>
-            <w:r>
-              <w:t>10</w:t>
-            </w:r>
-          </w:p>
-        </w:tc>
-        <w:tc>
-          <w:tcPr>
-            <w:tcW w:w="1423" w:type="dxa"/>
-            <w:tcBorders>
-              <w:top w:val="single" w:sz="4" w:space="0" w:color="000000"/>
-              <w:left w:val="single" w:sz="4" w:space="0" w:color="000000"/>
-              <w:bottom w:val="single" w:sz="4" w:space="0" w:color="000000"/>
-              <w:right w:val="single" w:sz="4" w:space="0" w:color="000000"/>
-            </w:tcBorders>
-          </w:tcPr>
-          <w:p>
-            <w:pPr>
-              <w:pStyle w:val="TableContents"/>
-            </w:pPr>
-            <w:r>
-              <w:t>10</w:t>
-            </w:r>
-          </w:p>
-        </w:tc>
-        <w:tc>
-          <w:tcPr>
-            <w:tcW w:w="1125" w:type="dxa"/>
-            <w:tcBorders>
-              <w:top w:val="single" w:sz="4" w:space="0" w:color="000000"/>
-              <w:left w:val="single" w:sz="4" w:space="0" w:color="000000"/>
-              <w:bottom w:val="single" w:sz="4" w:space="0" w:color="000000"/>
-              <w:right w:val="single" w:sz="4" w:space="0" w:color="000000"/>
-            </w:tcBorders>
-          </w:tcPr>
-          <w:p>
-            <w:pPr>
-              <w:pStyle w:val="TableContents"/>
-            </w:pPr>
-            <w:r>
+              <w:start w:val="single" w:sz="4" w:space="0" w:color="000000"/>
+              <w:bottom w:val="single" w:sz="4" w:space="0" w:color="000000"/>
+              <w:end w:val="single" w:sz="4" w:space="0" w:color="000000"/>
+            </w:tcBorders>
+          </w:tcPr>
+          <w:p>
+            <w:pPr>
+              <w:pStyle w:val="TableContents"/>
+              <w:rPr/>
+            </w:pPr>
+            <w:r>
+              <w:rPr/>
+              <w:t>10</w:t>
+            </w:r>
+          </w:p>
+        </w:tc>
+        <w:tc>
+          <w:tcPr>
+            <w:tcW w:w="1422" w:type="dxa"/>
+            <w:tcBorders>
+              <w:top w:val="single" w:sz="4" w:space="0" w:color="000000"/>
+              <w:start w:val="single" w:sz="4" w:space="0" w:color="000000"/>
+              <w:bottom w:val="single" w:sz="4" w:space="0" w:color="000000"/>
+              <w:end w:val="single" w:sz="4" w:space="0" w:color="000000"/>
+            </w:tcBorders>
+          </w:tcPr>
+          <w:p>
+            <w:pPr>
+              <w:pStyle w:val="TableContents"/>
+              <w:rPr/>
+            </w:pPr>
+            <w:r>
+              <w:rPr/>
+              <w:t>10</w:t>
+            </w:r>
+          </w:p>
+        </w:tc>
+        <w:tc>
+          <w:tcPr>
+            <w:tcW w:w="1126" w:type="dxa"/>
+            <w:tcBorders>
+              <w:top w:val="single" w:sz="4" w:space="0" w:color="000000"/>
+              <w:start w:val="single" w:sz="4" w:space="0" w:color="000000"/>
+              <w:bottom w:val="single" w:sz="4" w:space="0" w:color="000000"/>
+              <w:end w:val="single" w:sz="4" w:space="0" w:color="000000"/>
+            </w:tcBorders>
+          </w:tcPr>
+          <w:p>
+            <w:pPr>
+              <w:pStyle w:val="TableContents"/>
+              <w:rPr/>
+            </w:pPr>
+            <w:r>
+              <w:rPr/>
               <w:t>10</w:t>
             </w:r>
           </w:p>
@@ -276,37 +307,42 @@
             <w:tcW w:w="1723" w:type="dxa"/>
             <w:tcBorders>
               <w:top w:val="single" w:sz="4" w:space="0" w:color="000000"/>
-              <w:left w:val="single" w:sz="4" w:space="0" w:color="000000"/>
-              <w:bottom w:val="single" w:sz="4" w:space="0" w:color="000000"/>
-              <w:right w:val="single" w:sz="4" w:space="0" w:color="000000"/>
-            </w:tcBorders>
-          </w:tcPr>
-          <w:p>
-            <w:pPr>
-              <w:pStyle w:val="TableContents"/>
-            </w:pPr>
-            <w:r>
+              <w:start w:val="single" w:sz="4" w:space="0" w:color="000000"/>
+              <w:bottom w:val="single" w:sz="4" w:space="0" w:color="000000"/>
+              <w:end w:val="single" w:sz="4" w:space="0" w:color="000000"/>
+            </w:tcBorders>
+          </w:tcPr>
+          <w:p>
+            <w:pPr>
+              <w:pStyle w:val="TableContents"/>
+              <w:rPr/>
+            </w:pPr>
+            <w:r>
+              <w:rPr/>
               <w:t>GST Calculation</w:t>
             </w:r>
           </w:p>
         </w:tc>
       </w:tr>
       <w:tr>
+        <w:trPr/>
         <w:tc>
           <w:tcPr>
             <w:tcW w:w="1424" w:type="dxa"/>
             <w:tcBorders>
               <w:top w:val="single" w:sz="4" w:space="0" w:color="000000"/>
-              <w:left w:val="single" w:sz="4" w:space="0" w:color="000000"/>
-              <w:bottom w:val="single" w:sz="4" w:space="0" w:color="000000"/>
-              <w:right w:val="single" w:sz="4" w:space="0" w:color="000000"/>
-            </w:tcBorders>
-          </w:tcPr>
-          <w:p>
-            <w:pPr>
-              <w:pStyle w:val="TableContents"/>
-            </w:pPr>
-            <w:r>
+              <w:start w:val="single" w:sz="4" w:space="0" w:color="000000"/>
+              <w:bottom w:val="single" w:sz="4" w:space="0" w:color="000000"/>
+              <w:end w:val="single" w:sz="4" w:space="0" w:color="000000"/>
+            </w:tcBorders>
+          </w:tcPr>
+          <w:p>
+            <w:pPr>
+              <w:pStyle w:val="TableContents"/>
+              <w:rPr/>
+            </w:pPr>
+            <w:r>
+              <w:rPr/>
               <w:t>Ben</w:t>
             </w:r>
           </w:p>
@@ -316,15 +352,20 @@
             <w:tcW w:w="1425" w:type="dxa"/>
             <w:tcBorders>
               <w:top w:val="single" w:sz="4" w:space="0" w:color="000000"/>
-              <w:left w:val="single" w:sz="4" w:space="0" w:color="000000"/>
-              <w:bottom w:val="single" w:sz="4" w:space="0" w:color="000000"/>
-              <w:right w:val="single" w:sz="4" w:space="0" w:color="000000"/>
-            </w:tcBorders>
-          </w:tcPr>
-          <w:p>
-            <w:pPr>
-              <w:pStyle w:val="TableContents"/>
-            </w:pPr>
+              <w:start w:val="single" w:sz="4" w:space="0" w:color="000000"/>
+              <w:bottom w:val="single" w:sz="4" w:space="0" w:color="000000"/>
+              <w:end w:val="single" w:sz="4" w:space="0" w:color="000000"/>
+            </w:tcBorders>
+          </w:tcPr>
+          <w:p>
+            <w:pPr>
+              <w:pStyle w:val="TableContents"/>
+              <w:rPr/>
+            </w:pPr>
+            <w:r>
+              <w:rPr/>
+              <w:t>10</w:t>
+            </w:r>
           </w:p>
         </w:tc>
         <w:tc>
@@ -332,15 +373,20 @@
             <w:tcW w:w="1423" w:type="dxa"/>
             <w:tcBorders>
               <w:top w:val="single" w:sz="4" w:space="0" w:color="000000"/>
-              <w:left w:val="single" w:sz="4" w:space="0" w:color="000000"/>
-              <w:bottom w:val="single" w:sz="4" w:space="0" w:color="000000"/>
-              <w:right w:val="single" w:sz="4" w:space="0" w:color="000000"/>
-            </w:tcBorders>
-          </w:tcPr>
-          <w:p>
-            <w:pPr>
-              <w:pStyle w:val="TableContents"/>
-            </w:pPr>
+              <w:start w:val="single" w:sz="4" w:space="0" w:color="000000"/>
+              <w:bottom w:val="single" w:sz="4" w:space="0" w:color="000000"/>
+              <w:end w:val="single" w:sz="4" w:space="0" w:color="000000"/>
+            </w:tcBorders>
+          </w:tcPr>
+          <w:p>
+            <w:pPr>
+              <w:pStyle w:val="TableContents"/>
+              <w:rPr/>
+            </w:pPr>
+            <w:r>
+              <w:rPr/>
+              <w:t>N/A</w:t>
+            </w:r>
           </w:p>
         </w:tc>
         <w:tc>
@@ -348,47 +394,62 @@
             <w:tcW w:w="1426" w:type="dxa"/>
             <w:tcBorders>
               <w:top w:val="single" w:sz="4" w:space="0" w:color="000000"/>
-              <w:left w:val="single" w:sz="4" w:space="0" w:color="000000"/>
-              <w:bottom w:val="single" w:sz="4" w:space="0" w:color="000000"/>
-              <w:right w:val="single" w:sz="4" w:space="0" w:color="000000"/>
-            </w:tcBorders>
-          </w:tcPr>
-          <w:p>
-            <w:pPr>
-              <w:pStyle w:val="TableContents"/>
-            </w:pPr>
-          </w:p>
-        </w:tc>
-        <w:tc>
-          <w:tcPr>
-            <w:tcW w:w="1423" w:type="dxa"/>
-            <w:tcBorders>
-              <w:top w:val="single" w:sz="4" w:space="0" w:color="000000"/>
-              <w:left w:val="single" w:sz="4" w:space="0" w:color="000000"/>
-              <w:bottom w:val="single" w:sz="4" w:space="0" w:color="000000"/>
-              <w:right w:val="single" w:sz="4" w:space="0" w:color="000000"/>
-            </w:tcBorders>
-          </w:tcPr>
-          <w:p>
-            <w:pPr>
-              <w:pStyle w:val="TableContents"/>
-            </w:pPr>
-          </w:p>
-        </w:tc>
-        <w:tc>
-          <w:tcPr>
-            <w:tcW w:w="1125" w:type="dxa"/>
-            <w:tcBorders>
-              <w:top w:val="single" w:sz="4" w:space="0" w:color="000000"/>
-              <w:left w:val="single" w:sz="4" w:space="0" w:color="000000"/>
-              <w:bottom w:val="single" w:sz="4" w:space="0" w:color="000000"/>
-              <w:right w:val="single" w:sz="4" w:space="0" w:color="000000"/>
-            </w:tcBorders>
-          </w:tcPr>
-          <w:p>
-            <w:pPr>
-              <w:pStyle w:val="TableContents"/>
-            </w:pPr>
+              <w:start w:val="single" w:sz="4" w:space="0" w:color="000000"/>
+              <w:bottom w:val="single" w:sz="4" w:space="0" w:color="000000"/>
+              <w:end w:val="single" w:sz="4" w:space="0" w:color="000000"/>
+            </w:tcBorders>
+          </w:tcPr>
+          <w:p>
+            <w:pPr>
+              <w:pStyle w:val="TableContents"/>
+              <w:rPr/>
+            </w:pPr>
+            <w:r>
+              <w:rPr/>
+              <w:t>10</w:t>
+            </w:r>
+          </w:p>
+        </w:tc>
+        <w:tc>
+          <w:tcPr>
+            <w:tcW w:w="1422" w:type="dxa"/>
+            <w:tcBorders>
+              <w:top w:val="single" w:sz="4" w:space="0" w:color="000000"/>
+              <w:start w:val="single" w:sz="4" w:space="0" w:color="000000"/>
+              <w:bottom w:val="single" w:sz="4" w:space="0" w:color="000000"/>
+              <w:end w:val="single" w:sz="4" w:space="0" w:color="000000"/>
+            </w:tcBorders>
+          </w:tcPr>
+          <w:p>
+            <w:pPr>
+              <w:pStyle w:val="TableContents"/>
+              <w:rPr/>
+            </w:pPr>
+            <w:r>
+              <w:rPr/>
+              <w:t>10</w:t>
+            </w:r>
+          </w:p>
+        </w:tc>
+        <w:tc>
+          <w:tcPr>
+            <w:tcW w:w="1126" w:type="dxa"/>
+            <w:tcBorders>
+              <w:top w:val="single" w:sz="4" w:space="0" w:color="000000"/>
+              <w:start w:val="single" w:sz="4" w:space="0" w:color="000000"/>
+              <w:bottom w:val="single" w:sz="4" w:space="0" w:color="000000"/>
+              <w:end w:val="single" w:sz="4" w:space="0" w:color="000000"/>
+            </w:tcBorders>
+          </w:tcPr>
+          <w:p>
+            <w:pPr>
+              <w:pStyle w:val="TableContents"/>
+              <w:rPr/>
+            </w:pPr>
+            <w:r>
+              <w:rPr/>
+              <w:t>10</w:t>
+            </w:r>
           </w:p>
         </w:tc>
         <w:tc>
@@ -396,34 +457,42 @@
             <w:tcW w:w="1723" w:type="dxa"/>
             <w:tcBorders>
               <w:top w:val="single" w:sz="4" w:space="0" w:color="000000"/>
-              <w:left w:val="single" w:sz="4" w:space="0" w:color="000000"/>
-              <w:bottom w:val="single" w:sz="4" w:space="0" w:color="000000"/>
-              <w:right w:val="single" w:sz="4" w:space="0" w:color="000000"/>
-            </w:tcBorders>
-          </w:tcPr>
-          <w:p>
-            <w:pPr>
-              <w:pStyle w:val="TableContents"/>
-            </w:pPr>
+              <w:start w:val="single" w:sz="4" w:space="0" w:color="000000"/>
+              <w:bottom w:val="single" w:sz="4" w:space="0" w:color="000000"/>
+              <w:end w:val="single" w:sz="4" w:space="0" w:color="000000"/>
+            </w:tcBorders>
+          </w:tcPr>
+          <w:p>
+            <w:pPr>
+              <w:pStyle w:val="TableContents"/>
+              <w:rPr/>
+            </w:pPr>
+            <w:r>
+              <w:rPr/>
+              <w:t>oil/gass selection</w:t>
+            </w:r>
           </w:p>
         </w:tc>
       </w:tr>
       <w:tr>
+        <w:trPr/>
         <w:tc>
           <w:tcPr>
             <w:tcW w:w="1424" w:type="dxa"/>
             <w:tcBorders>
               <w:top w:val="single" w:sz="4" w:space="0" w:color="000000"/>
-              <w:left w:val="single" w:sz="4" w:space="0" w:color="000000"/>
-              <w:bottom w:val="single" w:sz="4" w:space="0" w:color="000000"/>
-              <w:right w:val="single" w:sz="4" w:space="0" w:color="000000"/>
-            </w:tcBorders>
-          </w:tcPr>
-          <w:p>
-            <w:pPr>
-              <w:pStyle w:val="TableContents"/>
-            </w:pPr>
-            <w:r>
+              <w:start w:val="single" w:sz="4" w:space="0" w:color="000000"/>
+              <w:bottom w:val="single" w:sz="4" w:space="0" w:color="000000"/>
+              <w:end w:val="single" w:sz="4" w:space="0" w:color="000000"/>
+            </w:tcBorders>
+          </w:tcPr>
+          <w:p>
+            <w:pPr>
+              <w:pStyle w:val="TableContents"/>
+              <w:rPr/>
+            </w:pPr>
+            <w:r>
+              <w:rPr/>
               <w:t>Christopher</w:t>
             </w:r>
           </w:p>
@@ -433,16 +502,18 @@
             <w:tcW w:w="1425" w:type="dxa"/>
             <w:tcBorders>
               <w:top w:val="single" w:sz="4" w:space="0" w:color="000000"/>
-              <w:left w:val="single" w:sz="4" w:space="0" w:color="000000"/>
-              <w:bottom w:val="single" w:sz="4" w:space="0" w:color="000000"/>
-              <w:right w:val="single" w:sz="4" w:space="0" w:color="000000"/>
-            </w:tcBorders>
-          </w:tcPr>
-          <w:p>
-            <w:pPr>
-              <w:pStyle w:val="TableContents"/>
-            </w:pPr>
-            <w:r>
+              <w:start w:val="single" w:sz="4" w:space="0" w:color="000000"/>
+              <w:bottom w:val="single" w:sz="4" w:space="0" w:color="000000"/>
+              <w:end w:val="single" w:sz="4" w:space="0" w:color="000000"/>
+            </w:tcBorders>
+          </w:tcPr>
+          <w:p>
+            <w:pPr>
+              <w:pStyle w:val="TableContents"/>
+              <w:rPr/>
+            </w:pPr>
+            <w:r>
+              <w:rPr/>
               <w:t>10</w:t>
             </w:r>
           </w:p>
@@ -452,16 +523,18 @@
             <w:tcW w:w="1423" w:type="dxa"/>
             <w:tcBorders>
               <w:top w:val="single" w:sz="4" w:space="0" w:color="000000"/>
-              <w:left w:val="single" w:sz="4" w:space="0" w:color="000000"/>
-              <w:bottom w:val="single" w:sz="4" w:space="0" w:color="000000"/>
-              <w:right w:val="single" w:sz="4" w:space="0" w:color="000000"/>
-            </w:tcBorders>
-          </w:tcPr>
-          <w:p>
-            <w:pPr>
-              <w:pStyle w:val="TableContents"/>
-            </w:pPr>
-            <w:r>
+              <w:start w:val="single" w:sz="4" w:space="0" w:color="000000"/>
+              <w:bottom w:val="single" w:sz="4" w:space="0" w:color="000000"/>
+              <w:end w:val="single" w:sz="4" w:space="0" w:color="000000"/>
+            </w:tcBorders>
+          </w:tcPr>
+          <w:p>
+            <w:pPr>
+              <w:pStyle w:val="TableContents"/>
+              <w:rPr/>
+            </w:pPr>
+            <w:r>
+              <w:rPr/>
               <w:t>10</w:t>
             </w:r>
           </w:p>
@@ -471,54 +544,60 @@
             <w:tcW w:w="1426" w:type="dxa"/>
             <w:tcBorders>
               <w:top w:val="single" w:sz="4" w:space="0" w:color="000000"/>
-              <w:left w:val="single" w:sz="4" w:space="0" w:color="000000"/>
-              <w:bottom w:val="single" w:sz="4" w:space="0" w:color="000000"/>
-              <w:right w:val="single" w:sz="4" w:space="0" w:color="000000"/>
-            </w:tcBorders>
-          </w:tcPr>
-          <w:p>
-            <w:pPr>
-              <w:pStyle w:val="TableContents"/>
-            </w:pPr>
-            <w:r>
+              <w:start w:val="single" w:sz="4" w:space="0" w:color="000000"/>
+              <w:bottom w:val="single" w:sz="4" w:space="0" w:color="000000"/>
+              <w:end w:val="single" w:sz="4" w:space="0" w:color="000000"/>
+            </w:tcBorders>
+          </w:tcPr>
+          <w:p>
+            <w:pPr>
+              <w:pStyle w:val="TableContents"/>
+              <w:rPr/>
+            </w:pPr>
+            <w:r>
+              <w:rPr/>
               <w:t>N/A</w:t>
             </w:r>
           </w:p>
         </w:tc>
         <w:tc>
           <w:tcPr>
-            <w:tcW w:w="1423" w:type="dxa"/>
-            <w:tcBorders>
-              <w:top w:val="single" w:sz="4" w:space="0" w:color="000000"/>
-              <w:left w:val="single" w:sz="4" w:space="0" w:color="000000"/>
-              <w:bottom w:val="single" w:sz="4" w:space="0" w:color="000000"/>
-              <w:right w:val="single" w:sz="4" w:space="0" w:color="000000"/>
-            </w:tcBorders>
-          </w:tcPr>
-          <w:p>
-            <w:pPr>
-              <w:pStyle w:val="TableContents"/>
-            </w:pPr>
-            <w:r>
-              <w:t>10</w:t>
-            </w:r>
-          </w:p>
-        </w:tc>
-        <w:tc>
-          <w:tcPr>
-            <w:tcW w:w="1125" w:type="dxa"/>
-            <w:tcBorders>
-              <w:top w:val="single" w:sz="4" w:space="0" w:color="000000"/>
-              <w:left w:val="single" w:sz="4" w:space="0" w:color="000000"/>
-              <w:bottom w:val="single" w:sz="4" w:space="0" w:color="000000"/>
-              <w:right w:val="single" w:sz="4" w:space="0" w:color="000000"/>
-            </w:tcBorders>
-          </w:tcPr>
-          <w:p>
-            <w:pPr>
-              <w:pStyle w:val="TableContents"/>
-            </w:pPr>
-            <w:r>
+            <w:tcW w:w="1422" w:type="dxa"/>
+            <w:tcBorders>
+              <w:top w:val="single" w:sz="4" w:space="0" w:color="000000"/>
+              <w:start w:val="single" w:sz="4" w:space="0" w:color="000000"/>
+              <w:bottom w:val="single" w:sz="4" w:space="0" w:color="000000"/>
+              <w:end w:val="single" w:sz="4" w:space="0" w:color="000000"/>
+            </w:tcBorders>
+          </w:tcPr>
+          <w:p>
+            <w:pPr>
+              <w:pStyle w:val="TableContents"/>
+              <w:rPr/>
+            </w:pPr>
+            <w:r>
+              <w:rPr/>
+              <w:t>10</w:t>
+            </w:r>
+          </w:p>
+        </w:tc>
+        <w:tc>
+          <w:tcPr>
+            <w:tcW w:w="1126" w:type="dxa"/>
+            <w:tcBorders>
+              <w:top w:val="single" w:sz="4" w:space="0" w:color="000000"/>
+              <w:start w:val="single" w:sz="4" w:space="0" w:color="000000"/>
+              <w:bottom w:val="single" w:sz="4" w:space="0" w:color="000000"/>
+              <w:end w:val="single" w:sz="4" w:space="0" w:color="000000"/>
+            </w:tcBorders>
+          </w:tcPr>
+          <w:p>
+            <w:pPr>
+              <w:pStyle w:val="TableContents"/>
+              <w:rPr/>
+            </w:pPr>
+            <w:r>
+              <w:rPr/>
               <w:t>10</w:t>
             </w:r>
           </w:p>
@@ -528,45 +607,52 @@
             <w:tcW w:w="1723" w:type="dxa"/>
             <w:tcBorders>
               <w:top w:val="single" w:sz="4" w:space="0" w:color="000000"/>
-              <w:left w:val="single" w:sz="4" w:space="0" w:color="000000"/>
-              <w:bottom w:val="single" w:sz="4" w:space="0" w:color="000000"/>
-              <w:right w:val="single" w:sz="4" w:space="0" w:color="000000"/>
-            </w:tcBorders>
-          </w:tcPr>
-          <w:p>
-            <w:pPr>
-              <w:pStyle w:val="TableContents"/>
-            </w:pPr>
-            <w:r>
+              <w:start w:val="single" w:sz="4" w:space="0" w:color="000000"/>
+              <w:bottom w:val="single" w:sz="4" w:space="0" w:color="000000"/>
+              <w:end w:val="single" w:sz="4" w:space="0" w:color="000000"/>
+            </w:tcBorders>
+          </w:tcPr>
+          <w:p>
+            <w:pPr>
+              <w:pStyle w:val="TableContents"/>
+              <w:rPr/>
+            </w:pPr>
+            <w:r>
+              <w:rPr/>
               <w:t>-Oil Calculations</w:t>
             </w:r>
           </w:p>
           <w:p>
             <w:pPr>
               <w:pStyle w:val="TableContents"/>
-            </w:pPr>
-            <w:r>
+              <w:rPr/>
+            </w:pPr>
+            <w:r>
+              <w:rPr/>
               <w:t>-Province codes</w:t>
             </w:r>
           </w:p>
         </w:tc>
       </w:tr>
       <w:tr>
+        <w:trPr/>
         <w:tc>
           <w:tcPr>
             <w:tcW w:w="1424" w:type="dxa"/>
             <w:tcBorders>
               <w:top w:val="single" w:sz="4" w:space="0" w:color="000000"/>
-              <w:left w:val="single" w:sz="4" w:space="0" w:color="000000"/>
-              <w:bottom w:val="single" w:sz="4" w:space="0" w:color="000000"/>
-              <w:right w:val="single" w:sz="4" w:space="0" w:color="000000"/>
-            </w:tcBorders>
-          </w:tcPr>
-          <w:p>
-            <w:pPr>
-              <w:pStyle w:val="TableContents"/>
-            </w:pPr>
-            <w:r>
+              <w:start w:val="single" w:sz="4" w:space="0" w:color="000000"/>
+              <w:bottom w:val="single" w:sz="4" w:space="0" w:color="000000"/>
+              <w:end w:val="single" w:sz="4" w:space="0" w:color="000000"/>
+            </w:tcBorders>
+          </w:tcPr>
+          <w:p>
+            <w:pPr>
+              <w:pStyle w:val="TableContents"/>
+              <w:rPr/>
+            </w:pPr>
+            <w:r>
+              <w:rPr/>
               <w:t>Hussain</w:t>
             </w:r>
           </w:p>
@@ -576,15 +662,19 @@
             <w:tcW w:w="1425" w:type="dxa"/>
             <w:tcBorders>
               <w:top w:val="single" w:sz="4" w:space="0" w:color="000000"/>
-              <w:left w:val="single" w:sz="4" w:space="0" w:color="000000"/>
-              <w:bottom w:val="single" w:sz="4" w:space="0" w:color="000000"/>
-              <w:right w:val="single" w:sz="4" w:space="0" w:color="000000"/>
-            </w:tcBorders>
-          </w:tcPr>
-          <w:p>
-            <w:pPr>
-              <w:pStyle w:val="TableContents"/>
-            </w:pPr>
+              <w:start w:val="single" w:sz="4" w:space="0" w:color="000000"/>
+              <w:bottom w:val="single" w:sz="4" w:space="0" w:color="000000"/>
+              <w:end w:val="single" w:sz="4" w:space="0" w:color="000000"/>
+            </w:tcBorders>
+          </w:tcPr>
+          <w:p>
+            <w:pPr>
+              <w:pStyle w:val="TableContents"/>
+              <w:rPr/>
+            </w:pPr>
+            <w:r>
+              <w:rPr/>
+            </w:r>
           </w:p>
         </w:tc>
         <w:tc>
@@ -592,15 +682,19 @@
             <w:tcW w:w="1423" w:type="dxa"/>
             <w:tcBorders>
               <w:top w:val="single" w:sz="4" w:space="0" w:color="000000"/>
-              <w:left w:val="single" w:sz="4" w:space="0" w:color="000000"/>
-              <w:bottom w:val="single" w:sz="4" w:space="0" w:color="000000"/>
-              <w:right w:val="single" w:sz="4" w:space="0" w:color="000000"/>
-            </w:tcBorders>
-          </w:tcPr>
-          <w:p>
-            <w:pPr>
-              <w:pStyle w:val="TableContents"/>
-            </w:pPr>
+              <w:start w:val="single" w:sz="4" w:space="0" w:color="000000"/>
+              <w:bottom w:val="single" w:sz="4" w:space="0" w:color="000000"/>
+              <w:end w:val="single" w:sz="4" w:space="0" w:color="000000"/>
+            </w:tcBorders>
+          </w:tcPr>
+          <w:p>
+            <w:pPr>
+              <w:pStyle w:val="TableContents"/>
+              <w:rPr/>
+            </w:pPr>
+            <w:r>
+              <w:rPr/>
+            </w:r>
           </w:p>
         </w:tc>
         <w:tc>
@@ -608,47 +702,59 @@
             <w:tcW w:w="1426" w:type="dxa"/>
             <w:tcBorders>
               <w:top w:val="single" w:sz="4" w:space="0" w:color="000000"/>
-              <w:left w:val="single" w:sz="4" w:space="0" w:color="000000"/>
-              <w:bottom w:val="single" w:sz="4" w:space="0" w:color="000000"/>
-              <w:right w:val="single" w:sz="4" w:space="0" w:color="000000"/>
-            </w:tcBorders>
-          </w:tcPr>
-          <w:p>
-            <w:pPr>
-              <w:pStyle w:val="TableContents"/>
-            </w:pPr>
-          </w:p>
-        </w:tc>
-        <w:tc>
-          <w:tcPr>
-            <w:tcW w:w="1423" w:type="dxa"/>
-            <w:tcBorders>
-              <w:top w:val="single" w:sz="4" w:space="0" w:color="000000"/>
-              <w:left w:val="single" w:sz="4" w:space="0" w:color="000000"/>
-              <w:bottom w:val="single" w:sz="4" w:space="0" w:color="000000"/>
-              <w:right w:val="single" w:sz="4" w:space="0" w:color="000000"/>
-            </w:tcBorders>
-          </w:tcPr>
-          <w:p>
-            <w:pPr>
-              <w:pStyle w:val="TableContents"/>
-            </w:pPr>
-          </w:p>
-        </w:tc>
-        <w:tc>
-          <w:tcPr>
-            <w:tcW w:w="1125" w:type="dxa"/>
-            <w:tcBorders>
-              <w:top w:val="single" w:sz="4" w:space="0" w:color="000000"/>
-              <w:left w:val="single" w:sz="4" w:space="0" w:color="000000"/>
-              <w:bottom w:val="single" w:sz="4" w:space="0" w:color="000000"/>
-              <w:right w:val="single" w:sz="4" w:space="0" w:color="000000"/>
-            </w:tcBorders>
-          </w:tcPr>
-          <w:p>
-            <w:pPr>
-              <w:pStyle w:val="TableContents"/>
-            </w:pPr>
+              <w:start w:val="single" w:sz="4" w:space="0" w:color="000000"/>
+              <w:bottom w:val="single" w:sz="4" w:space="0" w:color="000000"/>
+              <w:end w:val="single" w:sz="4" w:space="0" w:color="000000"/>
+            </w:tcBorders>
+          </w:tcPr>
+          <w:p>
+            <w:pPr>
+              <w:pStyle w:val="TableContents"/>
+              <w:rPr/>
+            </w:pPr>
+            <w:r>
+              <w:rPr/>
+            </w:r>
+          </w:p>
+        </w:tc>
+        <w:tc>
+          <w:tcPr>
+            <w:tcW w:w="1422" w:type="dxa"/>
+            <w:tcBorders>
+              <w:top w:val="single" w:sz="4" w:space="0" w:color="000000"/>
+              <w:start w:val="single" w:sz="4" w:space="0" w:color="000000"/>
+              <w:bottom w:val="single" w:sz="4" w:space="0" w:color="000000"/>
+              <w:end w:val="single" w:sz="4" w:space="0" w:color="000000"/>
+            </w:tcBorders>
+          </w:tcPr>
+          <w:p>
+            <w:pPr>
+              <w:pStyle w:val="TableContents"/>
+              <w:rPr/>
+            </w:pPr>
+            <w:r>
+              <w:rPr/>
+            </w:r>
+          </w:p>
+        </w:tc>
+        <w:tc>
+          <w:tcPr>
+            <w:tcW w:w="1126" w:type="dxa"/>
+            <w:tcBorders>
+              <w:top w:val="single" w:sz="4" w:space="0" w:color="000000"/>
+              <w:start w:val="single" w:sz="4" w:space="0" w:color="000000"/>
+              <w:bottom w:val="single" w:sz="4" w:space="0" w:color="000000"/>
+              <w:end w:val="single" w:sz="4" w:space="0" w:color="000000"/>
+            </w:tcBorders>
+          </w:tcPr>
+          <w:p>
+            <w:pPr>
+              <w:pStyle w:val="TableContents"/>
+              <w:rPr/>
+            </w:pPr>
+            <w:r>
+              <w:rPr/>
+            </w:r>
           </w:p>
         </w:tc>
         <w:tc>
@@ -656,34 +762,41 @@
             <w:tcW w:w="1723" w:type="dxa"/>
             <w:tcBorders>
               <w:top w:val="single" w:sz="4" w:space="0" w:color="000000"/>
-              <w:left w:val="single" w:sz="4" w:space="0" w:color="000000"/>
-              <w:bottom w:val="single" w:sz="4" w:space="0" w:color="000000"/>
-              <w:right w:val="single" w:sz="4" w:space="0" w:color="000000"/>
-            </w:tcBorders>
-          </w:tcPr>
-          <w:p>
-            <w:pPr>
-              <w:pStyle w:val="TableContents"/>
-            </w:pPr>
+              <w:start w:val="single" w:sz="4" w:space="0" w:color="000000"/>
+              <w:bottom w:val="single" w:sz="4" w:space="0" w:color="000000"/>
+              <w:end w:val="single" w:sz="4" w:space="0" w:color="000000"/>
+            </w:tcBorders>
+          </w:tcPr>
+          <w:p>
+            <w:pPr>
+              <w:pStyle w:val="TableContents"/>
+              <w:rPr/>
+            </w:pPr>
+            <w:r>
+              <w:rPr/>
+            </w:r>
           </w:p>
         </w:tc>
       </w:tr>
       <w:tr>
+        <w:trPr/>
         <w:tc>
           <w:tcPr>
             <w:tcW w:w="1424" w:type="dxa"/>
             <w:tcBorders>
               <w:top w:val="single" w:sz="4" w:space="0" w:color="000000"/>
-              <w:left w:val="single" w:sz="4" w:space="0" w:color="000000"/>
-              <w:bottom w:val="single" w:sz="4" w:space="0" w:color="000000"/>
-              <w:right w:val="single" w:sz="4" w:space="0" w:color="000000"/>
-            </w:tcBorders>
-          </w:tcPr>
-          <w:p>
-            <w:pPr>
-              <w:pStyle w:val="TableContents"/>
-            </w:pPr>
-            <w:r>
+              <w:start w:val="single" w:sz="4" w:space="0" w:color="000000"/>
+              <w:bottom w:val="single" w:sz="4" w:space="0" w:color="000000"/>
+              <w:end w:val="single" w:sz="4" w:space="0" w:color="000000"/>
+            </w:tcBorders>
+          </w:tcPr>
+          <w:p>
+            <w:pPr>
+              <w:pStyle w:val="TableContents"/>
+              <w:rPr/>
+            </w:pPr>
+            <w:r>
+              <w:rPr/>
               <w:t>William</w:t>
             </w:r>
           </w:p>
@@ -693,16 +806,18 @@
             <w:tcW w:w="1425" w:type="dxa"/>
             <w:tcBorders>
               <w:top w:val="single" w:sz="4" w:space="0" w:color="000000"/>
-              <w:left w:val="single" w:sz="4" w:space="0" w:color="000000"/>
-              <w:bottom w:val="single" w:sz="4" w:space="0" w:color="000000"/>
-              <w:right w:val="single" w:sz="4" w:space="0" w:color="000000"/>
-            </w:tcBorders>
-          </w:tcPr>
-          <w:p>
-            <w:pPr>
-              <w:pStyle w:val="TableContents"/>
-            </w:pPr>
-            <w:r>
+              <w:start w:val="single" w:sz="4" w:space="0" w:color="000000"/>
+              <w:bottom w:val="single" w:sz="4" w:space="0" w:color="000000"/>
+              <w:end w:val="single" w:sz="4" w:space="0" w:color="000000"/>
+            </w:tcBorders>
+          </w:tcPr>
+          <w:p>
+            <w:pPr>
+              <w:pStyle w:val="TableContents"/>
+              <w:rPr/>
+            </w:pPr>
+            <w:r>
+              <w:rPr/>
               <w:t>10</w:t>
             </w:r>
           </w:p>
@@ -712,16 +827,18 @@
             <w:tcW w:w="1423" w:type="dxa"/>
             <w:tcBorders>
               <w:top w:val="single" w:sz="4" w:space="0" w:color="000000"/>
-              <w:left w:val="single" w:sz="4" w:space="0" w:color="000000"/>
-              <w:bottom w:val="single" w:sz="4" w:space="0" w:color="000000"/>
-              <w:right w:val="single" w:sz="4" w:space="0" w:color="000000"/>
-            </w:tcBorders>
-          </w:tcPr>
-          <w:p>
-            <w:pPr>
-              <w:pStyle w:val="TableContents"/>
-            </w:pPr>
-            <w:r>
+              <w:start w:val="single" w:sz="4" w:space="0" w:color="000000"/>
+              <w:bottom w:val="single" w:sz="4" w:space="0" w:color="000000"/>
+              <w:end w:val="single" w:sz="4" w:space="0" w:color="000000"/>
+            </w:tcBorders>
+          </w:tcPr>
+          <w:p>
+            <w:pPr>
+              <w:pStyle w:val="TableContents"/>
+              <w:rPr/>
+            </w:pPr>
+            <w:r>
+              <w:rPr/>
               <w:t>10</w:t>
             </w:r>
           </w:p>
@@ -731,54 +848,60 @@
             <w:tcW w:w="1426" w:type="dxa"/>
             <w:tcBorders>
               <w:top w:val="single" w:sz="4" w:space="0" w:color="000000"/>
-              <w:left w:val="single" w:sz="4" w:space="0" w:color="000000"/>
-              <w:bottom w:val="single" w:sz="4" w:space="0" w:color="000000"/>
-              <w:right w:val="single" w:sz="4" w:space="0" w:color="000000"/>
-            </w:tcBorders>
-          </w:tcPr>
-          <w:p>
-            <w:pPr>
-              <w:pStyle w:val="TableContents"/>
-            </w:pPr>
-            <w:r>
-              <w:t>10</w:t>
-            </w:r>
-          </w:p>
-        </w:tc>
-        <w:tc>
-          <w:tcPr>
-            <w:tcW w:w="1423" w:type="dxa"/>
-            <w:tcBorders>
-              <w:top w:val="single" w:sz="4" w:space="0" w:color="000000"/>
-              <w:left w:val="single" w:sz="4" w:space="0" w:color="000000"/>
-              <w:bottom w:val="single" w:sz="4" w:space="0" w:color="000000"/>
-              <w:right w:val="single" w:sz="4" w:space="0" w:color="000000"/>
-            </w:tcBorders>
-          </w:tcPr>
-          <w:p>
-            <w:pPr>
-              <w:pStyle w:val="TableContents"/>
-            </w:pPr>
-            <w:r>
-              <w:t>10</w:t>
-            </w:r>
-          </w:p>
-        </w:tc>
-        <w:tc>
-          <w:tcPr>
-            <w:tcW w:w="1125" w:type="dxa"/>
-            <w:tcBorders>
-              <w:top w:val="single" w:sz="4" w:space="0" w:color="000000"/>
-              <w:left w:val="single" w:sz="4" w:space="0" w:color="000000"/>
-              <w:bottom w:val="single" w:sz="4" w:space="0" w:color="000000"/>
-              <w:right w:val="single" w:sz="4" w:space="0" w:color="000000"/>
-            </w:tcBorders>
-          </w:tcPr>
-          <w:p>
-            <w:pPr>
-              <w:pStyle w:val="TableContents"/>
-            </w:pPr>
-            <w:r>
+              <w:start w:val="single" w:sz="4" w:space="0" w:color="000000"/>
+              <w:bottom w:val="single" w:sz="4" w:space="0" w:color="000000"/>
+              <w:end w:val="single" w:sz="4" w:space="0" w:color="000000"/>
+            </w:tcBorders>
+          </w:tcPr>
+          <w:p>
+            <w:pPr>
+              <w:pStyle w:val="TableContents"/>
+              <w:rPr/>
+            </w:pPr>
+            <w:r>
+              <w:rPr/>
+              <w:t>10</w:t>
+            </w:r>
+          </w:p>
+        </w:tc>
+        <w:tc>
+          <w:tcPr>
+            <w:tcW w:w="1422" w:type="dxa"/>
+            <w:tcBorders>
+              <w:top w:val="single" w:sz="4" w:space="0" w:color="000000"/>
+              <w:start w:val="single" w:sz="4" w:space="0" w:color="000000"/>
+              <w:bottom w:val="single" w:sz="4" w:space="0" w:color="000000"/>
+              <w:end w:val="single" w:sz="4" w:space="0" w:color="000000"/>
+            </w:tcBorders>
+          </w:tcPr>
+          <w:p>
+            <w:pPr>
+              <w:pStyle w:val="TableContents"/>
+              <w:rPr/>
+            </w:pPr>
+            <w:r>
+              <w:rPr/>
+              <w:t>10</w:t>
+            </w:r>
+          </w:p>
+        </w:tc>
+        <w:tc>
+          <w:tcPr>
+            <w:tcW w:w="1126" w:type="dxa"/>
+            <w:tcBorders>
+              <w:top w:val="single" w:sz="4" w:space="0" w:color="000000"/>
+              <w:start w:val="single" w:sz="4" w:space="0" w:color="000000"/>
+              <w:bottom w:val="single" w:sz="4" w:space="0" w:color="000000"/>
+              <w:end w:val="single" w:sz="4" w:space="0" w:color="000000"/>
+            </w:tcBorders>
+          </w:tcPr>
+          <w:p>
+            <w:pPr>
+              <w:pStyle w:val="TableContents"/>
+              <w:rPr/>
+            </w:pPr>
+            <w:r>
+              <w:rPr/>
               <w:t>N/A</w:t>
             </w:r>
           </w:p>
@@ -788,44 +911,51 @@
             <w:tcW w:w="1723" w:type="dxa"/>
             <w:tcBorders>
               <w:top w:val="single" w:sz="4" w:space="0" w:color="000000"/>
-              <w:left w:val="single" w:sz="4" w:space="0" w:color="000000"/>
-              <w:bottom w:val="single" w:sz="4" w:space="0" w:color="000000"/>
-              <w:right w:val="single" w:sz="4" w:space="0" w:color="000000"/>
-            </w:tcBorders>
-          </w:tcPr>
-          <w:p>
-            <w:pPr>
-              <w:pStyle w:val="TableContents"/>
-            </w:pPr>
-            <w:r>
+              <w:start w:val="single" w:sz="4" w:space="0" w:color="000000"/>
+              <w:bottom w:val="single" w:sz="4" w:space="0" w:color="000000"/>
+              <w:end w:val="single" w:sz="4" w:space="0" w:color="000000"/>
+            </w:tcBorders>
+          </w:tcPr>
+          <w:p>
+            <w:pPr>
+              <w:pStyle w:val="TableContents"/>
+              <w:rPr/>
+            </w:pPr>
+            <w:r>
+              <w:rPr/>
               <w:t>Input Validation</w:t>
             </w:r>
           </w:p>
           <w:p>
             <w:pPr>
               <w:pStyle w:val="TableContents"/>
-            </w:pPr>
-            <w:r>
+              <w:rPr/>
+            </w:pPr>
+            <w:r>
+              <w:rPr/>
               <w:t>Gas calculations</w:t>
             </w:r>
           </w:p>
         </w:tc>
       </w:tr>
       <w:tr>
+        <w:trPr/>
         <w:tc>
           <w:tcPr>
             <w:tcW w:w="1424" w:type="dxa"/>
             <w:tcBorders>
-              <w:left w:val="single" w:sz="4" w:space="0" w:color="000000"/>
-              <w:bottom w:val="single" w:sz="4" w:space="0" w:color="000000"/>
-              <w:right w:val="single" w:sz="4" w:space="0" w:color="000000"/>
-            </w:tcBorders>
-          </w:tcPr>
-          <w:p>
-            <w:pPr>
-              <w:pStyle w:val="TableContents"/>
-            </w:pPr>
-            <w:r>
+              <w:start w:val="single" w:sz="4" w:space="0" w:color="000000"/>
+              <w:bottom w:val="single" w:sz="4" w:space="0" w:color="000000"/>
+              <w:end w:val="single" w:sz="4" w:space="0" w:color="000000"/>
+            </w:tcBorders>
+          </w:tcPr>
+          <w:p>
+            <w:pPr>
+              <w:pStyle w:val="TableContents"/>
+              <w:rPr/>
+            </w:pPr>
+            <w:r>
+              <w:rPr/>
               <w:t>Average</w:t>
             </w:r>
           </w:p>
@@ -834,16 +964,18 @@
           <w:tcPr>
             <w:tcW w:w="1425" w:type="dxa"/>
             <w:tcBorders>
-              <w:left w:val="single" w:sz="4" w:space="0" w:color="000000"/>
-              <w:bottom w:val="single" w:sz="4" w:space="0" w:color="000000"/>
-              <w:right w:val="single" w:sz="4" w:space="0" w:color="000000"/>
-            </w:tcBorders>
-          </w:tcPr>
-          <w:p>
-            <w:pPr>
-              <w:pStyle w:val="TableContents"/>
-            </w:pPr>
-            <w:r>
+              <w:start w:val="single" w:sz="4" w:space="0" w:color="000000"/>
+              <w:bottom w:val="single" w:sz="4" w:space="0" w:color="000000"/>
+              <w:end w:val="single" w:sz="4" w:space="0" w:color="000000"/>
+            </w:tcBorders>
+          </w:tcPr>
+          <w:p>
+            <w:pPr>
+              <w:pStyle w:val="TableContents"/>
+              <w:rPr/>
+            </w:pPr>
+            <w:r>
+              <w:rPr/>
               <w:t>10</w:t>
             </w:r>
           </w:p>
@@ -852,16 +984,18 @@
           <w:tcPr>
             <w:tcW w:w="1423" w:type="dxa"/>
             <w:tcBorders>
-              <w:left w:val="single" w:sz="4" w:space="0" w:color="000000"/>
-              <w:bottom w:val="single" w:sz="4" w:space="0" w:color="000000"/>
-              <w:right w:val="single" w:sz="4" w:space="0" w:color="000000"/>
-            </w:tcBorders>
-          </w:tcPr>
-          <w:p>
-            <w:pPr>
-              <w:pStyle w:val="TableContents"/>
-            </w:pPr>
-            <w:r>
+              <w:start w:val="single" w:sz="4" w:space="0" w:color="000000"/>
+              <w:bottom w:val="single" w:sz="4" w:space="0" w:color="000000"/>
+              <w:end w:val="single" w:sz="4" w:space="0" w:color="000000"/>
+            </w:tcBorders>
+          </w:tcPr>
+          <w:p>
+            <w:pPr>
+              <w:pStyle w:val="TableContents"/>
+              <w:rPr/>
+            </w:pPr>
+            <w:r>
+              <w:rPr/>
               <w:t>10</w:t>
             </w:r>
           </w:p>
@@ -870,52 +1004,58 @@
           <w:tcPr>
             <w:tcW w:w="1426" w:type="dxa"/>
             <w:tcBorders>
-              <w:left w:val="single" w:sz="4" w:space="0" w:color="000000"/>
-              <w:bottom w:val="single" w:sz="4" w:space="0" w:color="000000"/>
-              <w:right w:val="single" w:sz="4" w:space="0" w:color="000000"/>
-            </w:tcBorders>
-          </w:tcPr>
-          <w:p>
-            <w:pPr>
-              <w:pStyle w:val="TableContents"/>
-            </w:pPr>
-            <w:r>
-              <w:t>10</w:t>
-            </w:r>
-          </w:p>
-        </w:tc>
-        <w:tc>
-          <w:tcPr>
-            <w:tcW w:w="1423" w:type="dxa"/>
-            <w:tcBorders>
-              <w:left w:val="single" w:sz="4" w:space="0" w:color="000000"/>
-              <w:bottom w:val="single" w:sz="4" w:space="0" w:color="000000"/>
-              <w:right w:val="single" w:sz="4" w:space="0" w:color="000000"/>
-            </w:tcBorders>
-          </w:tcPr>
-          <w:p>
-            <w:pPr>
-              <w:pStyle w:val="TableContents"/>
-            </w:pPr>
-            <w:r>
-              <w:t>10</w:t>
-            </w:r>
-          </w:p>
-        </w:tc>
-        <w:tc>
-          <w:tcPr>
-            <w:tcW w:w="1125" w:type="dxa"/>
-            <w:tcBorders>
-              <w:left w:val="single" w:sz="4" w:space="0" w:color="000000"/>
-              <w:bottom w:val="single" w:sz="4" w:space="0" w:color="000000"/>
-              <w:right w:val="single" w:sz="4" w:space="0" w:color="000000"/>
-            </w:tcBorders>
-          </w:tcPr>
-          <w:p>
-            <w:pPr>
-              <w:pStyle w:val="TableContents"/>
-            </w:pPr>
-            <w:r>
+              <w:start w:val="single" w:sz="4" w:space="0" w:color="000000"/>
+              <w:bottom w:val="single" w:sz="4" w:space="0" w:color="000000"/>
+              <w:end w:val="single" w:sz="4" w:space="0" w:color="000000"/>
+            </w:tcBorders>
+          </w:tcPr>
+          <w:p>
+            <w:pPr>
+              <w:pStyle w:val="TableContents"/>
+              <w:rPr/>
+            </w:pPr>
+            <w:r>
+              <w:rPr/>
+              <w:t>10</w:t>
+            </w:r>
+          </w:p>
+        </w:tc>
+        <w:tc>
+          <w:tcPr>
+            <w:tcW w:w="1422" w:type="dxa"/>
+            <w:tcBorders>
+              <w:start w:val="single" w:sz="4" w:space="0" w:color="000000"/>
+              <w:bottom w:val="single" w:sz="4" w:space="0" w:color="000000"/>
+              <w:end w:val="single" w:sz="4" w:space="0" w:color="000000"/>
+            </w:tcBorders>
+          </w:tcPr>
+          <w:p>
+            <w:pPr>
+              <w:pStyle w:val="TableContents"/>
+              <w:rPr/>
+            </w:pPr>
+            <w:r>
+              <w:rPr/>
+              <w:t>10</w:t>
+            </w:r>
+          </w:p>
+        </w:tc>
+        <w:tc>
+          <w:tcPr>
+            <w:tcW w:w="1126" w:type="dxa"/>
+            <w:tcBorders>
+              <w:start w:val="single" w:sz="4" w:space="0" w:color="000000"/>
+              <w:bottom w:val="single" w:sz="4" w:space="0" w:color="000000"/>
+              <w:end w:val="single" w:sz="4" w:space="0" w:color="000000"/>
+            </w:tcBorders>
+          </w:tcPr>
+          <w:p>
+            <w:pPr>
+              <w:pStyle w:val="TableContents"/>
+              <w:rPr/>
+            </w:pPr>
+            <w:r>
+              <w:rPr/>
               <w:t>10</w:t>
             </w:r>
           </w:p>
@@ -924,40 +1064,52 @@
           <w:tcPr>
             <w:tcW w:w="1723" w:type="dxa"/>
             <w:tcBorders>
-              <w:left w:val="single" w:sz="4" w:space="0" w:color="000000"/>
-              <w:bottom w:val="single" w:sz="4" w:space="0" w:color="000000"/>
-              <w:right w:val="single" w:sz="4" w:space="0" w:color="000000"/>
-            </w:tcBorders>
-          </w:tcPr>
-          <w:p>
-            <w:pPr>
-              <w:pStyle w:val="TableContents"/>
-            </w:pPr>
-            <w:r>
+              <w:start w:val="single" w:sz="4" w:space="0" w:color="000000"/>
+              <w:bottom w:val="single" w:sz="4" w:space="0" w:color="000000"/>
+              <w:end w:val="single" w:sz="4" w:space="0" w:color="000000"/>
+            </w:tcBorders>
+          </w:tcPr>
+          <w:p>
+            <w:pPr>
+              <w:pStyle w:val="TableContents"/>
+              <w:rPr/>
+            </w:pPr>
+            <w:r>
+              <w:rPr/>
               <w:t>N/A</w:t>
             </w:r>
           </w:p>
         </w:tc>
       </w:tr>
     </w:tbl>
-    <w:p/>
+    <w:p>
+      <w:pPr>
+        <w:pStyle w:val="Normal"/>
+        <w:rPr/>
+      </w:pPr>
+      <w:r>
+        <w:rPr/>
+      </w:r>
+    </w:p>
     <w:sectPr>
+      <w:type w:val="nextPage"/>
       <w:pgSz w:w="12240" w:h="15840"/>
-      <w:pgMar w:top="1134" w:right="1134" w:bottom="1134" w:left="1134" w:header="0" w:footer="0" w:gutter="0"/>
-      <w:cols w:space="720"/>
-      <w:formProt w:val="0"/>
-      <w:docGrid w:linePitch="100"/>
+      <w:pgMar w:left="1134" w:right="1134" w:gutter="0" w:header="0" w:top="1134" w:footer="0" w:bottom="1134"/>
+      <w:pgNumType w:fmt="decimal"/>
+      <w:formProt w:val="false"/>
+      <w:textDirection w:val="lrTb"/>
+      <w:docGrid w:type="default" w:linePitch="100" w:charSpace="0"/>
     </w:sectPr>
   </w:body>
 </w:document>
 </file>
 
 <file path=word/styles.xml><?xml version="1.0" encoding="utf-8"?>
-<w:styles xmlns:mc="http://schemas.openxmlformats.org/markup-compatibility/2006" xmlns:r="http://schemas.openxmlformats.org/officeDocument/2006/relationships" xmlns:w="http://schemas.openxmlformats.org/wordprocessingml/2006/main" xmlns:w14="http://schemas.microsoft.com/office/word/2010/wordml" xmlns:w15="http://schemas.microsoft.com/office/word/2012/wordml" xmlns:w16cex="http://schemas.microsoft.com/office/word/2018/wordml/cex" xmlns:w16cid="http://schemas.microsoft.com/office/word/2016/wordml/cid" xmlns:w16="http://schemas.microsoft.com/office/word/2018/wordml" xmlns:w16du="http://schemas.microsoft.com/office/word/2023/wordml/word16du" xmlns:w16sdtdh="http://schemas.microsoft.com/office/word/2020/wordml/sdtdatahash" xmlns:w16sdtfl="http://schemas.microsoft.com/office/word/2024/wordml/sdtformatlock" xmlns:w16se="http://schemas.microsoft.com/office/word/2015/wordml/symex" mc:Ignorable="w14 w15 w16se w16cid w16 w16cex w16sdtdh w16sdtfl w16du">
+<w:styles xmlns:w="http://schemas.openxmlformats.org/wordprocessingml/2006/main" xmlns:w14="http://schemas.microsoft.com/office/word/2010/wordml" xmlns:mc="http://schemas.openxmlformats.org/markup-compatibility/2006" mc:Ignorable="w14">
   <w:docDefaults>
     <w:rPrDefault>
       <w:rPr>
-        <w:rFonts w:ascii="Liberation Serif" w:eastAsia="NSimSun" w:hAnsi="Liberation Serif" w:cs="Arial"/>
+        <w:rFonts w:ascii="Liberation Serif" w:hAnsi="Liberation Serif" w:eastAsia="NSimSun" w:cs="Arial"/>
         <w:kern w:val="2"/>
         <w:sz w:val="24"/>
         <w:szCs w:val="24"/>
@@ -966,21 +1118,21 @@
     </w:rPrDefault>
     <w:pPrDefault>
       <w:pPr>
-        <w:suppressAutoHyphens/>
+        <w:suppressAutoHyphens w:val="true"/>
       </w:pPr>
     </w:pPrDefault>
   </w:docDefaults>
   <w:latentStyles w:defLockedState="0" w:defUIPriority="99" w:defSemiHidden="0" w:defUnhideWhenUsed="0" w:defQFormat="0" w:count="376">
     <w:lsdException w:name="Normal" w:uiPriority="0" w:qFormat="1"/>
     <w:lsdException w:name="heading 1" w:uiPriority="9" w:qFormat="1"/>
-    <w:lsdException w:name="heading 2" w:semiHidden="1" w:uiPriority="9" w:unhideWhenUsed="1" w:qFormat="1"/>
-    <w:lsdException w:name="heading 3" w:semiHidden="1" w:uiPriority="9" w:unhideWhenUsed="1" w:qFormat="1"/>
-    <w:lsdException w:name="heading 4" w:semiHidden="1" w:uiPriority="9" w:unhideWhenUsed="1" w:qFormat="1"/>
-    <w:lsdException w:name="heading 5" w:semiHidden="1" w:uiPriority="9" w:unhideWhenUsed="1" w:qFormat="1"/>
-    <w:lsdException w:name="heading 6" w:semiHidden="1" w:uiPriority="9" w:unhideWhenUsed="1" w:qFormat="1"/>
-    <w:lsdException w:name="heading 7" w:semiHidden="1" w:uiPriority="9" w:unhideWhenUsed="1" w:qFormat="1"/>
-    <w:lsdException w:name="heading 8" w:semiHidden="1" w:uiPriority="9" w:unhideWhenUsed="1" w:qFormat="1"/>
-    <w:lsdException w:name="heading 9" w:semiHidden="1" w:uiPriority="9" w:unhideWhenUsed="1" w:qFormat="1"/>
+    <w:lsdException w:name="heading 2" w:uiPriority="9" w:semiHidden="1" w:unhideWhenUsed="1" w:qFormat="1"/>
+    <w:lsdException w:name="heading 3" w:uiPriority="9" w:semiHidden="1" w:unhideWhenUsed="1" w:qFormat="1"/>
+    <w:lsdException w:name="heading 4" w:uiPriority="9" w:semiHidden="1" w:unhideWhenUsed="1" w:qFormat="1"/>
+    <w:lsdException w:name="heading 5" w:uiPriority="9" w:semiHidden="1" w:unhideWhenUsed="1" w:qFormat="1"/>
+    <w:lsdException w:name="heading 6" w:uiPriority="9" w:semiHidden="1" w:unhideWhenUsed="1" w:qFormat="1"/>
+    <w:lsdException w:name="heading 7" w:uiPriority="9" w:semiHidden="1" w:unhideWhenUsed="1" w:qFormat="1"/>
+    <w:lsdException w:name="heading 8" w:uiPriority="9" w:semiHidden="1" w:unhideWhenUsed="1" w:qFormat="1"/>
+    <w:lsdException w:name="heading 9" w:uiPriority="9" w:semiHidden="1" w:unhideWhenUsed="1" w:qFormat="1"/>
     <w:lsdException w:name="index 1" w:semiHidden="1" w:unhideWhenUsed="1"/>
     <w:lsdException w:name="index 2" w:semiHidden="1" w:unhideWhenUsed="1"/>
     <w:lsdException w:name="index 3" w:semiHidden="1" w:unhideWhenUsed="1"/>
@@ -990,22 +1142,22 @@
     <w:lsdException w:name="index 7" w:semiHidden="1" w:unhideWhenUsed="1"/>
     <w:lsdException w:name="index 8" w:semiHidden="1" w:unhideWhenUsed="1"/>
     <w:lsdException w:name="index 9" w:semiHidden="1" w:unhideWhenUsed="1"/>
-    <w:lsdException w:name="toc 1" w:semiHidden="1" w:uiPriority="39" w:unhideWhenUsed="1"/>
-    <w:lsdException w:name="toc 2" w:semiHidden="1" w:uiPriority="39" w:unhideWhenUsed="1"/>
-    <w:lsdException w:name="toc 3" w:semiHidden="1" w:uiPriority="39" w:unhideWhenUsed="1"/>
-    <w:lsdException w:name="toc 4" w:semiHidden="1" w:uiPriority="39" w:unhideWhenUsed="1"/>
-    <w:lsdException w:name="toc 5" w:semiHidden="1" w:uiPriority="39" w:unhideWhenUsed="1"/>
-    <w:lsdException w:name="toc 6" w:semiHidden="1" w:uiPriority="39" w:unhideWhenUsed="1"/>
-    <w:lsdException w:name="toc 7" w:semiHidden="1" w:uiPriority="39" w:unhideWhenUsed="1"/>
-    <w:lsdException w:name="toc 8" w:semiHidden="1" w:uiPriority="39" w:unhideWhenUsed="1"/>
-    <w:lsdException w:name="toc 9" w:semiHidden="1" w:uiPriority="39" w:unhideWhenUsed="1"/>
+    <w:lsdException w:name="toc 1" w:uiPriority="39" w:semiHidden="1" w:unhideWhenUsed="1"/>
+    <w:lsdException w:name="toc 2" w:uiPriority="39" w:semiHidden="1" w:unhideWhenUsed="1"/>
+    <w:lsdException w:name="toc 3" w:uiPriority="39" w:semiHidden="1" w:unhideWhenUsed="1"/>
+    <w:lsdException w:name="toc 4" w:uiPriority="39" w:semiHidden="1" w:unhideWhenUsed="1"/>
+    <w:lsdException w:name="toc 5" w:uiPriority="39" w:semiHidden="1" w:unhideWhenUsed="1"/>
+    <w:lsdException w:name="toc 6" w:uiPriority="39" w:semiHidden="1" w:unhideWhenUsed="1"/>
+    <w:lsdException w:name="toc 7" w:uiPriority="39" w:semiHidden="1" w:unhideWhenUsed="1"/>
+    <w:lsdException w:name="toc 8" w:uiPriority="39" w:semiHidden="1" w:unhideWhenUsed="1"/>
+    <w:lsdException w:name="toc 9" w:uiPriority="39" w:semiHidden="1" w:unhideWhenUsed="1"/>
     <w:lsdException w:name="Normal Indent" w:semiHidden="1" w:unhideWhenUsed="1"/>
     <w:lsdException w:name="footnote text" w:semiHidden="1" w:unhideWhenUsed="1"/>
     <w:lsdException w:name="annotation text" w:semiHidden="1" w:unhideWhenUsed="1"/>
     <w:lsdException w:name="header" w:semiHidden="1" w:unhideWhenUsed="1"/>
     <w:lsdException w:name="footer" w:semiHidden="1" w:unhideWhenUsed="1"/>
     <w:lsdException w:name="index heading" w:semiHidden="1" w:unhideWhenUsed="1"/>
-    <w:lsdException w:name="caption" w:semiHidden="1" w:uiPriority="35" w:unhideWhenUsed="1" w:qFormat="1"/>
+    <w:lsdException w:name="caption" w:uiPriority="35" w:semiHidden="1" w:unhideWhenUsed="1" w:qFormat="1"/>
     <w:lsdException w:name="table of figures" w:semiHidden="1" w:unhideWhenUsed="1"/>
     <w:lsdException w:name="envelope address" w:semiHidden="1" w:unhideWhenUsed="1"/>
     <w:lsdException w:name="envelope return" w:semiHidden="1" w:unhideWhenUsed="1"/>
@@ -1036,7 +1188,7 @@
     <w:lsdException w:name="Title" w:uiPriority="10" w:qFormat="1"/>
     <w:lsdException w:name="Closing" w:semiHidden="1" w:unhideWhenUsed="1"/>
     <w:lsdException w:name="Signature" w:semiHidden="1" w:unhideWhenUsed="1"/>
-    <w:lsdException w:name="Default Paragraph Font" w:semiHidden="1" w:uiPriority="1" w:unhideWhenUsed="1"/>
+    <w:lsdException w:name="Default Paragraph Font" w:uiPriority="1" w:semiHidden="1" w:unhideWhenUsed="1"/>
     <w:lsdException w:name="Body Text" w:semiHidden="1" w:unhideWhenUsed="1"/>
     <w:lsdException w:name="Body Text Indent" w:semiHidden="1" w:unhideWhenUsed="1"/>
     <w:lsdException w:name="List Continue" w:semiHidden="1" w:unhideWhenUsed="1"/>
@@ -1236,8 +1388,8 @@
     <w:lsdException w:name="Subtle Reference" w:uiPriority="31" w:qFormat="1"/>
     <w:lsdException w:name="Intense Reference" w:uiPriority="32" w:qFormat="1"/>
     <w:lsdException w:name="Book Title" w:uiPriority="33" w:qFormat="1"/>
-    <w:lsdException w:name="Bibliography" w:semiHidden="1" w:uiPriority="37" w:unhideWhenUsed="1"/>
-    <w:lsdException w:name="TOC Heading" w:semiHidden="1" w:uiPriority="39" w:unhideWhenUsed="1" w:qFormat="1"/>
+    <w:lsdException w:name="Bibliography" w:uiPriority="37" w:semiHidden="1" w:unhideWhenUsed="1"/>
+    <w:lsdException w:name="TOC Heading" w:uiPriority="39" w:semiHidden="1" w:unhideWhenUsed="1" w:qFormat="1"/>
     <w:lsdException w:name="Plain Table 1" w:uiPriority="41"/>
     <w:lsdException w:name="Plain Table 2" w:uiPriority="42"/>
     <w:lsdException w:name="Plain Table 3" w:uiPriority="43"/>
@@ -1348,48 +1500,43 @@
     <w:lsdException w:name="Unresolved Mention" w:semiHidden="1" w:unhideWhenUsed="1"/>
     <w:lsdException w:name="Smart Link" w:semiHidden="1" w:unhideWhenUsed="1"/>
   </w:latentStyles>
-  <w:style w:type="paragraph" w:default="1" w:styleId="Normal">
+  <w:style w:type="paragraph" w:styleId="Normal" w:default="1">
     <w:name w:val="Normal"/>
     <w:qFormat/>
+    <w:pPr>
+      <w:widowControl/>
+      <w:suppressAutoHyphens w:val="true"/>
+      <w:bidi w:val="0"/>
+      <w:spacing w:before="0" w:after="0"/>
+      <w:jc w:val="start"/>
+    </w:pPr>
+    <w:rPr>
+      <w:rFonts w:ascii="Liberation Serif" w:hAnsi="Liberation Serif" w:eastAsia="NSimSun" w:cs="Arial"/>
+      <w:color w:val="auto"/>
+      <w:kern w:val="2"/>
+      <w:sz w:val="24"/>
+      <w:szCs w:val="24"/>
+      <w:lang w:val="en-US" w:eastAsia="zh-CN" w:bidi="hi-IN"/>
+    </w:rPr>
   </w:style>
-  <w:style w:type="character" w:default="1" w:styleId="DefaultParagraphFont">
+  <w:style w:type="character" w:styleId="DefaultParagraphFont" w:default="1">
     <w:name w:val="Default Paragraph Font"/>
     <w:uiPriority w:val="1"/>
     <w:semiHidden/>
     <w:unhideWhenUsed/>
+    <w:rPr/>
   </w:style>
-  <w:style w:type="table" w:default="1" w:styleId="TableNormal">
-    <w:name w:val="Normal Table"/>
-    <w:uiPriority w:val="99"/>
-    <w:semiHidden/>
-    <w:unhideWhenUsed/>
-    <w:tblPr>
-      <w:tblInd w:w="0" w:type="dxa"/>
-      <w:tblCellMar>
-        <w:top w:w="0" w:type="dxa"/>
-        <w:left w:w="108" w:type="dxa"/>
-        <w:bottom w:w="0" w:type="dxa"/>
-        <w:right w:w="108" w:type="dxa"/>
-      </w:tblCellMar>
-    </w:tblPr>
-  </w:style>
-  <w:style w:type="numbering" w:default="1" w:styleId="NoList">
-    <w:name w:val="No List"/>
-    <w:uiPriority w:val="99"/>
-    <w:semiHidden/>
-    <w:unhideWhenUsed/>
-  </w:style>
-  <w:style w:type="paragraph" w:customStyle="1" w:styleId="Heading">
+  <w:style w:type="paragraph" w:styleId="Heading" w:customStyle="1">
     <w:name w:val="Heading"/>
     <w:basedOn w:val="Normal"/>
     <w:next w:val="BodyText"/>
     <w:qFormat/>
     <w:pPr>
-      <w:keepNext/>
+      <w:keepNext w:val="true"/>
       <w:spacing w:before="240" w:after="120"/>
     </w:pPr>
     <w:rPr>
-      <w:rFonts w:ascii="Liberation Sans" w:eastAsia="Microsoft YaHei" w:hAnsi="Liberation Sans"/>
+      <w:rFonts w:ascii="Liberation Sans" w:hAnsi="Liberation Sans" w:eastAsia="Microsoft YaHei"/>
       <w:sz w:val="28"/>
       <w:szCs w:val="28"/>
     </w:rPr>
@@ -1398,12 +1545,15 @@
     <w:name w:val="Body Text"/>
     <w:basedOn w:val="Normal"/>
     <w:pPr>
-      <w:spacing w:after="140" w:line="276" w:lineRule="auto"/>
+      <w:spacing w:lineRule="auto" w:line="276" w:before="0" w:after="140"/>
     </w:pPr>
+    <w:rPr/>
   </w:style>
   <w:style w:type="paragraph" w:styleId="List">
     <w:name w:val="List"/>
     <w:basedOn w:val="BodyText"/>
+    <w:pPr/>
+    <w:rPr/>
   </w:style>
   <w:style w:type="paragraph" w:styleId="Caption">
     <w:name w:val="caption"/>
@@ -1418,28 +1568,50 @@
       <w:iCs/>
     </w:rPr>
   </w:style>
-  <w:style w:type="paragraph" w:customStyle="1" w:styleId="Index">
+  <w:style w:type="paragraph" w:styleId="Index" w:customStyle="1">
     <w:name w:val="Index"/>
     <w:basedOn w:val="Normal"/>
     <w:qFormat/>
     <w:pPr>
       <w:suppressLineNumbers/>
     </w:pPr>
+    <w:rPr/>
   </w:style>
-  <w:style w:type="paragraph" w:customStyle="1" w:styleId="TableContents">
+  <w:style w:type="paragraph" w:styleId="TableContents" w:customStyle="1">
     <w:name w:val="Table Contents"/>
     <w:basedOn w:val="Normal"/>
     <w:qFormat/>
     <w:pPr>
-      <w:widowControl w:val="0"/>
+      <w:widowControl w:val="false"/>
       <w:suppressLineNumbers/>
     </w:pPr>
+    <w:rPr/>
+  </w:style>
+  <w:style w:type="numbering" w:styleId="NoList" w:default="1">
+    <w:name w:val="No List"/>
+    <w:uiPriority w:val="99"/>
+    <w:semiHidden/>
+    <w:unhideWhenUsed/>
+  </w:style>
+  <w:style w:type="table" w:default="1" w:styleId="TableNormal">
+    <w:name w:val="Normal Table"/>
+    <w:uiPriority w:val="99"/>
+    <w:semiHidden/>
+    <w:unhideWhenUsed/>
+    <w:tblPr>
+      <w:tblCellMar>
+        <w:top w:w="0" w:type="dxa"/>
+        <w:left w:w="108" w:type="dxa"/>
+        <w:bottom w:w="0" w:type="dxa"/>
+        <w:right w:w="108" w:type="dxa"/>
+      </w:tblCellMar>
+    </w:tblPr>
   </w:style>
 </w:styles>
 </file>
 
 <file path=word/theme/theme1.xml><?xml version="1.0" encoding="utf-8"?>
-<a:theme xmlns:a="http://schemas.openxmlformats.org/drawingml/2006/main" name="Office">
+<a:theme xmlns:a="http://schemas.openxmlformats.org/drawingml/2006/main" xmlns:r="http://schemas.openxmlformats.org/officeDocument/2006/relationships" name="Office">
   <a:themeElements>
     <a:clrScheme name="LibreOffice">
       <a:dk1>
@@ -1481,14 +1653,14 @@
     </a:clrScheme>
     <a:fontScheme name="Office">
       <a:majorFont>
-        <a:latin typeface="Arial"/>
-        <a:ea typeface="DejaVu Sans"/>
-        <a:cs typeface="DejaVu Sans"/>
+        <a:latin typeface="Arial" pitchFamily="0" charset="1"/>
+        <a:ea typeface="DejaVu Sans" pitchFamily="0" charset="1"/>
+        <a:cs typeface="DejaVu Sans" pitchFamily="0" charset="1"/>
       </a:majorFont>
       <a:minorFont>
-        <a:latin typeface="Arial"/>
-        <a:ea typeface="DejaVu Sans"/>
-        <a:cs typeface="DejaVu Sans"/>
+        <a:latin typeface="Arial" pitchFamily="0" charset="1"/>
+        <a:ea typeface="DejaVu Sans" pitchFamily="0" charset="1"/>
+        <a:cs typeface="DejaVu Sans" pitchFamily="0" charset="1"/>
       </a:minorFont>
     </a:fontScheme>
     <a:fmtScheme>
@@ -1541,7 +1713,5 @@
       </a:bgFillStyleLst>
     </a:fmtScheme>
   </a:themeElements>
-  <a:objectDefaults/>
-  <a:extraClrSchemeLst/>
 </a:theme>
 </file>
--- a/peer_review.docx
+++ b/peer_review.docx
@@ -1,20 +1,19 @@
 
 <file path=word/document.xml><?xml version="1.0" encoding="utf-8"?>
-<w:document xmlns:o="urn:schemas-microsoft-com:office:office" xmlns:r="http://schemas.openxmlformats.org/officeDocument/2006/relationships" xmlns:v="urn:schemas-microsoft-com:vml" xmlns:w="http://schemas.openxmlformats.org/wordprocessingml/2006/main" xmlns:w10="urn:schemas-microsoft-com:office:word" xmlns:wp="http://schemas.openxmlformats.org/drawingml/2006/wordprocessingDrawing" xmlns:pic="http://schemas.openxmlformats.org/drawingml/2006/picture" xmlns:wps="http://schemas.microsoft.com/office/word/2010/wordprocessingShape" xmlns:wpg="http://schemas.microsoft.com/office/word/2010/wordprocessingGroup" xmlns:mc="http://schemas.openxmlformats.org/markup-compatibility/2006" xmlns:wp14="http://schemas.microsoft.com/office/word/2010/wordprocessingDrawing" xmlns:w14="http://schemas.microsoft.com/office/word/2010/wordml" xmlns:w15="http://schemas.microsoft.com/office/word/2012/wordml" mc:Ignorable="w14 wp14 w15">
+<w:document xmlns:wpc="http://schemas.microsoft.com/office/word/2010/wordprocessingCanvas" xmlns:cx="http://schemas.microsoft.com/office/drawing/2014/chartex" xmlns:cx1="http://schemas.microsoft.com/office/drawing/2015/9/8/chartex" xmlns:cx2="http://schemas.microsoft.com/office/drawing/2015/10/21/chartex" xmlns:cx3="http://schemas.microsoft.com/office/drawing/2016/5/9/chartex" xmlns:cx4="http://schemas.microsoft.com/office/drawing/2016/5/10/chartex" xmlns:cx5="http://schemas.microsoft.com/office/drawing/2016/5/11/chartex" xmlns:cx6="http://schemas.microsoft.com/office/drawing/2016/5/12/chartex" xmlns:cx7="http://schemas.microsoft.com/office/drawing/2016/5/13/chartex" xmlns:cx8="http://schemas.microsoft.com/office/drawing/2016/5/14/chartex" xmlns:mc="http://schemas.openxmlformats.org/markup-compatibility/2006" xmlns:aink="http://schemas.microsoft.com/office/drawing/2016/ink" xmlns:am3d="http://schemas.microsoft.com/office/drawing/2017/model3d" xmlns:o="urn:schemas-microsoft-com:office:office" xmlns:oel="http://schemas.microsoft.com/office/2019/extlst" xmlns:r="http://schemas.openxmlformats.org/officeDocument/2006/relationships" xmlns:m="http://schemas.openxmlformats.org/officeDocument/2006/math" xmlns:v="urn:schemas-microsoft-com:vml" xmlns:wp14="http://schemas.microsoft.com/office/word/2010/wordprocessingDrawing" xmlns:wp="http://schemas.openxmlformats.org/drawingml/2006/wordprocessingDrawing" xmlns:w10="urn:schemas-microsoft-com:office:word" xmlns:w="http://schemas.openxmlformats.org/wordprocessingml/2006/main" xmlns:w14="http://schemas.microsoft.com/office/word/2010/wordml" xmlns:w15="http://schemas.microsoft.com/office/word/2012/wordml" xmlns:w16cex="http://schemas.microsoft.com/office/word/2018/wordml/cex" xmlns:w16cid="http://schemas.microsoft.com/office/word/2016/wordml/cid" xmlns:w16="http://schemas.microsoft.com/office/word/2018/wordml" xmlns:w16du="http://schemas.microsoft.com/office/word/2023/wordml/word16du" xmlns:w16sdtdh="http://schemas.microsoft.com/office/word/2020/wordml/sdtdatahash" xmlns:w16sdtfl="http://schemas.microsoft.com/office/word/2024/wordml/sdtformatlock" xmlns:w16se="http://schemas.microsoft.com/office/word/2015/wordml/symex" xmlns:wpg="http://schemas.microsoft.com/office/word/2010/wordprocessingGroup" xmlns:wpi="http://schemas.microsoft.com/office/word/2010/wordprocessingInk" xmlns:wne="http://schemas.microsoft.com/office/word/2006/wordml" xmlns:wps="http://schemas.microsoft.com/office/word/2010/wordprocessingShape" mc:Ignorable="w14 w15 w16se w16cid w16 w16cex w16sdtdh w16sdtfl w16du wp14">
   <w:body>
     <w:tbl>
       <w:tblPr>
         <w:tblW w:w="9969" w:type="dxa"/>
-        <w:jc w:val="start"/>
         <w:tblInd w:w="-5" w:type="dxa"/>
         <w:tblLayout w:type="fixed"/>
         <w:tblCellMar>
           <w:top w:w="58" w:type="dxa"/>
-          <w:start w:w="58" w:type="dxa"/>
+          <w:left w:w="58" w:type="dxa"/>
           <w:bottom w:w="58" w:type="dxa"/>
-          <w:end w:w="58" w:type="dxa"/>
+          <w:right w:w="58" w:type="dxa"/>
         </w:tblCellMar>
-        <w:tblLook w:noHBand="0" w:noVBand="1" w:firstColumn="1" w:lastRow="0" w:lastColumn="0" w:firstRow="1" w:val="04a0"/>
+        <w:tblLook w:val="04A0" w:firstRow="1" w:lastRow="0" w:firstColumn="1" w:lastColumn="0" w:noHBand="0" w:noVBand="1"/>
       </w:tblPr>
       <w:tblGrid>
         <w:gridCol w:w="1424"/>
@@ -26,25 +25,23 @@
         <w:gridCol w:w="1723"/>
       </w:tblGrid>
       <w:tr>
-        <w:trPr/>
         <w:tc>
           <w:tcPr>
             <w:tcW w:w="1424" w:type="dxa"/>
             <w:tcBorders>
               <w:top w:val="single" w:sz="4" w:space="0" w:color="000000"/>
-              <w:start w:val="single" w:sz="4" w:space="0" w:color="000000"/>
-              <w:bottom w:val="single" w:sz="4" w:space="0" w:color="000000"/>
-              <w:end w:val="single" w:sz="4" w:space="0" w:color="000000"/>
-            </w:tcBorders>
-          </w:tcPr>
-          <w:p>
-            <w:pPr>
-              <w:pStyle w:val="TableContents"/>
-              <w:rPr/>
-            </w:pPr>
-            <w:r>
-              <w:rPr/>
-            </w:r>
+              <w:left w:val="single" w:sz="4" w:space="0" w:color="000000"/>
+              <w:bottom w:val="single" w:sz="4" w:space="0" w:color="000000"/>
+              <w:right w:val="single" w:sz="4" w:space="0" w:color="000000"/>
+            </w:tcBorders>
+          </w:tcPr>
+          <w:p>
+            <w:pPr>
+              <w:pStyle w:val="TableContents"/>
+              <w:rPr>
+                <w:rFonts w:hint="eastAsia"/>
+              </w:rPr>
+            </w:pPr>
           </w:p>
         </w:tc>
         <w:tc>
@@ -52,18 +49,19 @@
             <w:tcW w:w="1425" w:type="dxa"/>
             <w:tcBorders>
               <w:top w:val="single" w:sz="4" w:space="0" w:color="000000"/>
-              <w:start w:val="single" w:sz="4" w:space="0" w:color="000000"/>
-              <w:bottom w:val="single" w:sz="4" w:space="0" w:color="000000"/>
-              <w:end w:val="single" w:sz="4" w:space="0" w:color="000000"/>
-            </w:tcBorders>
-          </w:tcPr>
-          <w:p>
-            <w:pPr>
-              <w:pStyle w:val="TableContents"/>
-              <w:rPr/>
-            </w:pPr>
-            <w:r>
-              <w:rPr/>
+              <w:left w:val="single" w:sz="4" w:space="0" w:color="000000"/>
+              <w:bottom w:val="single" w:sz="4" w:space="0" w:color="000000"/>
+              <w:right w:val="single" w:sz="4" w:space="0" w:color="000000"/>
+            </w:tcBorders>
+          </w:tcPr>
+          <w:p>
+            <w:pPr>
+              <w:pStyle w:val="TableContents"/>
+              <w:rPr>
+                <w:rFonts w:hint="eastAsia"/>
+              </w:rPr>
+            </w:pPr>
+            <w:r>
               <w:t>Noah</w:t>
             </w:r>
           </w:p>
@@ -73,18 +71,19 @@
             <w:tcW w:w="1423" w:type="dxa"/>
             <w:tcBorders>
               <w:top w:val="single" w:sz="4" w:space="0" w:color="000000"/>
-              <w:start w:val="single" w:sz="4" w:space="0" w:color="000000"/>
-              <w:bottom w:val="single" w:sz="4" w:space="0" w:color="000000"/>
-              <w:end w:val="single" w:sz="4" w:space="0" w:color="000000"/>
-            </w:tcBorders>
-          </w:tcPr>
-          <w:p>
-            <w:pPr>
-              <w:pStyle w:val="TableContents"/>
-              <w:rPr/>
-            </w:pPr>
-            <w:r>
-              <w:rPr/>
+              <w:left w:val="single" w:sz="4" w:space="0" w:color="000000"/>
+              <w:bottom w:val="single" w:sz="4" w:space="0" w:color="000000"/>
+              <w:right w:val="single" w:sz="4" w:space="0" w:color="000000"/>
+            </w:tcBorders>
+          </w:tcPr>
+          <w:p>
+            <w:pPr>
+              <w:pStyle w:val="TableContents"/>
+              <w:rPr>
+                <w:rFonts w:hint="eastAsia"/>
+              </w:rPr>
+            </w:pPr>
+            <w:r>
               <w:t>Ben</w:t>
             </w:r>
           </w:p>
@@ -94,18 +93,19 @@
             <w:tcW w:w="1426" w:type="dxa"/>
             <w:tcBorders>
               <w:top w:val="single" w:sz="4" w:space="0" w:color="000000"/>
-              <w:start w:val="single" w:sz="4" w:space="0" w:color="000000"/>
-              <w:bottom w:val="single" w:sz="4" w:space="0" w:color="000000"/>
-              <w:end w:val="single" w:sz="4" w:space="0" w:color="000000"/>
-            </w:tcBorders>
-          </w:tcPr>
-          <w:p>
-            <w:pPr>
-              <w:pStyle w:val="TableContents"/>
-              <w:rPr/>
-            </w:pPr>
-            <w:r>
-              <w:rPr/>
+              <w:left w:val="single" w:sz="4" w:space="0" w:color="000000"/>
+              <w:bottom w:val="single" w:sz="4" w:space="0" w:color="000000"/>
+              <w:right w:val="single" w:sz="4" w:space="0" w:color="000000"/>
+            </w:tcBorders>
+          </w:tcPr>
+          <w:p>
+            <w:pPr>
+              <w:pStyle w:val="TableContents"/>
+              <w:rPr>
+                <w:rFonts w:hint="eastAsia"/>
+              </w:rPr>
+            </w:pPr>
+            <w:r>
               <w:t>Christopher</w:t>
             </w:r>
           </w:p>
@@ -115,18 +115,19 @@
             <w:tcW w:w="1422" w:type="dxa"/>
             <w:tcBorders>
               <w:top w:val="single" w:sz="4" w:space="0" w:color="000000"/>
-              <w:start w:val="single" w:sz="4" w:space="0" w:color="000000"/>
-              <w:bottom w:val="single" w:sz="4" w:space="0" w:color="000000"/>
-              <w:end w:val="single" w:sz="4" w:space="0" w:color="000000"/>
-            </w:tcBorders>
-          </w:tcPr>
-          <w:p>
-            <w:pPr>
-              <w:pStyle w:val="TableContents"/>
-              <w:rPr/>
-            </w:pPr>
-            <w:r>
-              <w:rPr/>
+              <w:left w:val="single" w:sz="4" w:space="0" w:color="000000"/>
+              <w:bottom w:val="single" w:sz="4" w:space="0" w:color="000000"/>
+              <w:right w:val="single" w:sz="4" w:space="0" w:color="000000"/>
+            </w:tcBorders>
+          </w:tcPr>
+          <w:p>
+            <w:pPr>
+              <w:pStyle w:val="TableContents"/>
+              <w:rPr>
+                <w:rFonts w:hint="eastAsia"/>
+              </w:rPr>
+            </w:pPr>
+            <w:r>
               <w:t>Hussain</w:t>
             </w:r>
           </w:p>
@@ -136,18 +137,19 @@
             <w:tcW w:w="1126" w:type="dxa"/>
             <w:tcBorders>
               <w:top w:val="single" w:sz="4" w:space="0" w:color="000000"/>
-              <w:start w:val="single" w:sz="4" w:space="0" w:color="000000"/>
-              <w:bottom w:val="single" w:sz="4" w:space="0" w:color="000000"/>
-              <w:end w:val="single" w:sz="4" w:space="0" w:color="000000"/>
-            </w:tcBorders>
-          </w:tcPr>
-          <w:p>
-            <w:pPr>
-              <w:pStyle w:val="TableContents"/>
-              <w:rPr/>
-            </w:pPr>
-            <w:r>
-              <w:rPr/>
+              <w:left w:val="single" w:sz="4" w:space="0" w:color="000000"/>
+              <w:bottom w:val="single" w:sz="4" w:space="0" w:color="000000"/>
+              <w:right w:val="single" w:sz="4" w:space="0" w:color="000000"/>
+            </w:tcBorders>
+          </w:tcPr>
+          <w:p>
+            <w:pPr>
+              <w:pStyle w:val="TableContents"/>
+              <w:rPr>
+                <w:rFonts w:hint="eastAsia"/>
+              </w:rPr>
+            </w:pPr>
+            <w:r>
               <w:t>William</w:t>
             </w:r>
           </w:p>
@@ -157,42 +159,43 @@
             <w:tcW w:w="1723" w:type="dxa"/>
             <w:tcBorders>
               <w:top w:val="single" w:sz="4" w:space="0" w:color="000000"/>
-              <w:start w:val="single" w:sz="4" w:space="0" w:color="000000"/>
-              <w:bottom w:val="single" w:sz="4" w:space="0" w:color="000000"/>
-              <w:end w:val="single" w:sz="4" w:space="0" w:color="000000"/>
-            </w:tcBorders>
-          </w:tcPr>
-          <w:p>
-            <w:pPr>
-              <w:pStyle w:val="TableContents"/>
-              <w:rPr/>
-            </w:pPr>
-            <w:r>
-              <w:rPr/>
+              <w:left w:val="single" w:sz="4" w:space="0" w:color="000000"/>
+              <w:bottom w:val="single" w:sz="4" w:space="0" w:color="000000"/>
+              <w:right w:val="single" w:sz="4" w:space="0" w:color="000000"/>
+            </w:tcBorders>
+          </w:tcPr>
+          <w:p>
+            <w:pPr>
+              <w:pStyle w:val="TableContents"/>
+              <w:rPr>
+                <w:rFonts w:hint="eastAsia"/>
+              </w:rPr>
+            </w:pPr>
+            <w:r>
               <w:t xml:space="preserve">Completed Tasks </w:t>
             </w:r>
           </w:p>
         </w:tc>
       </w:tr>
       <w:tr>
-        <w:trPr/>
         <w:tc>
           <w:tcPr>
             <w:tcW w:w="1424" w:type="dxa"/>
             <w:tcBorders>
               <w:top w:val="single" w:sz="4" w:space="0" w:color="000000"/>
-              <w:start w:val="single" w:sz="4" w:space="0" w:color="000000"/>
-              <w:bottom w:val="single" w:sz="4" w:space="0" w:color="000000"/>
-              <w:end w:val="single" w:sz="4" w:space="0" w:color="000000"/>
-            </w:tcBorders>
-          </w:tcPr>
-          <w:p>
-            <w:pPr>
-              <w:pStyle w:val="TableContents"/>
-              <w:rPr/>
-            </w:pPr>
-            <w:r>
-              <w:rPr/>
+              <w:left w:val="single" w:sz="4" w:space="0" w:color="000000"/>
+              <w:bottom w:val="single" w:sz="4" w:space="0" w:color="000000"/>
+              <w:right w:val="single" w:sz="4" w:space="0" w:color="000000"/>
+            </w:tcBorders>
+          </w:tcPr>
+          <w:p>
+            <w:pPr>
+              <w:pStyle w:val="TableContents"/>
+              <w:rPr>
+                <w:rFonts w:hint="eastAsia"/>
+              </w:rPr>
+            </w:pPr>
+            <w:r>
               <w:t>Noah</w:t>
             </w:r>
           </w:p>
@@ -202,18 +205,19 @@
             <w:tcW w:w="1425" w:type="dxa"/>
             <w:tcBorders>
               <w:top w:val="single" w:sz="4" w:space="0" w:color="000000"/>
-              <w:start w:val="single" w:sz="4" w:space="0" w:color="000000"/>
-              <w:bottom w:val="single" w:sz="4" w:space="0" w:color="000000"/>
-              <w:end w:val="single" w:sz="4" w:space="0" w:color="000000"/>
-            </w:tcBorders>
-          </w:tcPr>
-          <w:p>
-            <w:pPr>
-              <w:pStyle w:val="TableContents"/>
-              <w:rPr/>
-            </w:pPr>
-            <w:r>
-              <w:rPr/>
+              <w:left w:val="single" w:sz="4" w:space="0" w:color="000000"/>
+              <w:bottom w:val="single" w:sz="4" w:space="0" w:color="000000"/>
+              <w:right w:val="single" w:sz="4" w:space="0" w:color="000000"/>
+            </w:tcBorders>
+          </w:tcPr>
+          <w:p>
+            <w:pPr>
+              <w:pStyle w:val="TableContents"/>
+              <w:rPr>
+                <w:rFonts w:hint="eastAsia"/>
+              </w:rPr>
+            </w:pPr>
+            <w:r>
               <w:t>N/A</w:t>
             </w:r>
           </w:p>
@@ -223,18 +227,19 @@
             <w:tcW w:w="1423" w:type="dxa"/>
             <w:tcBorders>
               <w:top w:val="single" w:sz="4" w:space="0" w:color="000000"/>
-              <w:start w:val="single" w:sz="4" w:space="0" w:color="000000"/>
-              <w:bottom w:val="single" w:sz="4" w:space="0" w:color="000000"/>
-              <w:end w:val="single" w:sz="4" w:space="0" w:color="000000"/>
-            </w:tcBorders>
-          </w:tcPr>
-          <w:p>
-            <w:pPr>
-              <w:pStyle w:val="TableContents"/>
-              <w:rPr/>
-            </w:pPr>
-            <w:r>
-              <w:rPr/>
+              <w:left w:val="single" w:sz="4" w:space="0" w:color="000000"/>
+              <w:bottom w:val="single" w:sz="4" w:space="0" w:color="000000"/>
+              <w:right w:val="single" w:sz="4" w:space="0" w:color="000000"/>
+            </w:tcBorders>
+          </w:tcPr>
+          <w:p>
+            <w:pPr>
+              <w:pStyle w:val="TableContents"/>
+              <w:rPr>
+                <w:rFonts w:hint="eastAsia"/>
+              </w:rPr>
+            </w:pPr>
+            <w:r>
               <w:t>10</w:t>
             </w:r>
           </w:p>
@@ -244,18 +249,19 @@
             <w:tcW w:w="1426" w:type="dxa"/>
             <w:tcBorders>
               <w:top w:val="single" w:sz="4" w:space="0" w:color="000000"/>
-              <w:start w:val="single" w:sz="4" w:space="0" w:color="000000"/>
-              <w:bottom w:val="single" w:sz="4" w:space="0" w:color="000000"/>
-              <w:end w:val="single" w:sz="4" w:space="0" w:color="000000"/>
-            </w:tcBorders>
-          </w:tcPr>
-          <w:p>
-            <w:pPr>
-              <w:pStyle w:val="TableContents"/>
-              <w:rPr/>
-            </w:pPr>
-            <w:r>
-              <w:rPr/>
+              <w:left w:val="single" w:sz="4" w:space="0" w:color="000000"/>
+              <w:bottom w:val="single" w:sz="4" w:space="0" w:color="000000"/>
+              <w:right w:val="single" w:sz="4" w:space="0" w:color="000000"/>
+            </w:tcBorders>
+          </w:tcPr>
+          <w:p>
+            <w:pPr>
+              <w:pStyle w:val="TableContents"/>
+              <w:rPr>
+                <w:rFonts w:hint="eastAsia"/>
+              </w:rPr>
+            </w:pPr>
+            <w:r>
               <w:t>10</w:t>
             </w:r>
           </w:p>
@@ -265,18 +271,19 @@
             <w:tcW w:w="1422" w:type="dxa"/>
             <w:tcBorders>
               <w:top w:val="single" w:sz="4" w:space="0" w:color="000000"/>
-              <w:start w:val="single" w:sz="4" w:space="0" w:color="000000"/>
-              <w:bottom w:val="single" w:sz="4" w:space="0" w:color="000000"/>
-              <w:end w:val="single" w:sz="4" w:space="0" w:color="000000"/>
-            </w:tcBorders>
-          </w:tcPr>
-          <w:p>
-            <w:pPr>
-              <w:pStyle w:val="TableContents"/>
-              <w:rPr/>
-            </w:pPr>
-            <w:r>
-              <w:rPr/>
+              <w:left w:val="single" w:sz="4" w:space="0" w:color="000000"/>
+              <w:bottom w:val="single" w:sz="4" w:space="0" w:color="000000"/>
+              <w:right w:val="single" w:sz="4" w:space="0" w:color="000000"/>
+            </w:tcBorders>
+          </w:tcPr>
+          <w:p>
+            <w:pPr>
+              <w:pStyle w:val="TableContents"/>
+              <w:rPr>
+                <w:rFonts w:hint="eastAsia"/>
+              </w:rPr>
+            </w:pPr>
+            <w:r>
               <w:t>10</w:t>
             </w:r>
           </w:p>
@@ -286,18 +293,19 @@
             <w:tcW w:w="1126" w:type="dxa"/>
             <w:tcBorders>
               <w:top w:val="single" w:sz="4" w:space="0" w:color="000000"/>
-              <w:start w:val="single" w:sz="4" w:space="0" w:color="000000"/>
-              <w:bottom w:val="single" w:sz="4" w:space="0" w:color="000000"/>
-              <w:end w:val="single" w:sz="4" w:space="0" w:color="000000"/>
-            </w:tcBorders>
-          </w:tcPr>
-          <w:p>
-            <w:pPr>
-              <w:pStyle w:val="TableContents"/>
-              <w:rPr/>
-            </w:pPr>
-            <w:r>
-              <w:rPr/>
+              <w:left w:val="single" w:sz="4" w:space="0" w:color="000000"/>
+              <w:bottom w:val="single" w:sz="4" w:space="0" w:color="000000"/>
+              <w:right w:val="single" w:sz="4" w:space="0" w:color="000000"/>
+            </w:tcBorders>
+          </w:tcPr>
+          <w:p>
+            <w:pPr>
+              <w:pStyle w:val="TableContents"/>
+              <w:rPr>
+                <w:rFonts w:hint="eastAsia"/>
+              </w:rPr>
+            </w:pPr>
+            <w:r>
               <w:t>10</w:t>
             </w:r>
           </w:p>
@@ -307,42 +315,43 @@
             <w:tcW w:w="1723" w:type="dxa"/>
             <w:tcBorders>
               <w:top w:val="single" w:sz="4" w:space="0" w:color="000000"/>
-              <w:start w:val="single" w:sz="4" w:space="0" w:color="000000"/>
-              <w:bottom w:val="single" w:sz="4" w:space="0" w:color="000000"/>
-              <w:end w:val="single" w:sz="4" w:space="0" w:color="000000"/>
-            </w:tcBorders>
-          </w:tcPr>
-          <w:p>
-            <w:pPr>
-              <w:pStyle w:val="TableContents"/>
-              <w:rPr/>
-            </w:pPr>
-            <w:r>
-              <w:rPr/>
+              <w:left w:val="single" w:sz="4" w:space="0" w:color="000000"/>
+              <w:bottom w:val="single" w:sz="4" w:space="0" w:color="000000"/>
+              <w:right w:val="single" w:sz="4" w:space="0" w:color="000000"/>
+            </w:tcBorders>
+          </w:tcPr>
+          <w:p>
+            <w:pPr>
+              <w:pStyle w:val="TableContents"/>
+              <w:rPr>
+                <w:rFonts w:hint="eastAsia"/>
+              </w:rPr>
+            </w:pPr>
+            <w:r>
               <w:t>GST Calculation</w:t>
             </w:r>
           </w:p>
         </w:tc>
       </w:tr>
       <w:tr>
-        <w:trPr/>
         <w:tc>
           <w:tcPr>
             <w:tcW w:w="1424" w:type="dxa"/>
             <w:tcBorders>
               <w:top w:val="single" w:sz="4" w:space="0" w:color="000000"/>
-              <w:start w:val="single" w:sz="4" w:space="0" w:color="000000"/>
-              <w:bottom w:val="single" w:sz="4" w:space="0" w:color="000000"/>
-              <w:end w:val="single" w:sz="4" w:space="0" w:color="000000"/>
-            </w:tcBorders>
-          </w:tcPr>
-          <w:p>
-            <w:pPr>
-              <w:pStyle w:val="TableContents"/>
-              <w:rPr/>
-            </w:pPr>
-            <w:r>
-              <w:rPr/>
+              <w:left w:val="single" w:sz="4" w:space="0" w:color="000000"/>
+              <w:bottom w:val="single" w:sz="4" w:space="0" w:color="000000"/>
+              <w:right w:val="single" w:sz="4" w:space="0" w:color="000000"/>
+            </w:tcBorders>
+          </w:tcPr>
+          <w:p>
+            <w:pPr>
+              <w:pStyle w:val="TableContents"/>
+              <w:rPr>
+                <w:rFonts w:hint="eastAsia"/>
+              </w:rPr>
+            </w:pPr>
+            <w:r>
               <w:t>Ben</w:t>
             </w:r>
           </w:p>
@@ -352,18 +361,19 @@
             <w:tcW w:w="1425" w:type="dxa"/>
             <w:tcBorders>
               <w:top w:val="single" w:sz="4" w:space="0" w:color="000000"/>
-              <w:start w:val="single" w:sz="4" w:space="0" w:color="000000"/>
-              <w:bottom w:val="single" w:sz="4" w:space="0" w:color="000000"/>
-              <w:end w:val="single" w:sz="4" w:space="0" w:color="000000"/>
-            </w:tcBorders>
-          </w:tcPr>
-          <w:p>
-            <w:pPr>
-              <w:pStyle w:val="TableContents"/>
-              <w:rPr/>
-            </w:pPr>
-            <w:r>
-              <w:rPr/>
+              <w:left w:val="single" w:sz="4" w:space="0" w:color="000000"/>
+              <w:bottom w:val="single" w:sz="4" w:space="0" w:color="000000"/>
+              <w:right w:val="single" w:sz="4" w:space="0" w:color="000000"/>
+            </w:tcBorders>
+          </w:tcPr>
+          <w:p>
+            <w:pPr>
+              <w:pStyle w:val="TableContents"/>
+              <w:rPr>
+                <w:rFonts w:hint="eastAsia"/>
+              </w:rPr>
+            </w:pPr>
+            <w:r>
               <w:t>10</w:t>
             </w:r>
           </w:p>
@@ -373,18 +383,19 @@
             <w:tcW w:w="1423" w:type="dxa"/>
             <w:tcBorders>
               <w:top w:val="single" w:sz="4" w:space="0" w:color="000000"/>
-              <w:start w:val="single" w:sz="4" w:space="0" w:color="000000"/>
-              <w:bottom w:val="single" w:sz="4" w:space="0" w:color="000000"/>
-              <w:end w:val="single" w:sz="4" w:space="0" w:color="000000"/>
-            </w:tcBorders>
-          </w:tcPr>
-          <w:p>
-            <w:pPr>
-              <w:pStyle w:val="TableContents"/>
-              <w:rPr/>
-            </w:pPr>
-            <w:r>
-              <w:rPr/>
+              <w:left w:val="single" w:sz="4" w:space="0" w:color="000000"/>
+              <w:bottom w:val="single" w:sz="4" w:space="0" w:color="000000"/>
+              <w:right w:val="single" w:sz="4" w:space="0" w:color="000000"/>
+            </w:tcBorders>
+          </w:tcPr>
+          <w:p>
+            <w:pPr>
+              <w:pStyle w:val="TableContents"/>
+              <w:rPr>
+                <w:rFonts w:hint="eastAsia"/>
+              </w:rPr>
+            </w:pPr>
+            <w:r>
               <w:t>N/A</w:t>
             </w:r>
           </w:p>
@@ -394,18 +405,19 @@
             <w:tcW w:w="1426" w:type="dxa"/>
             <w:tcBorders>
               <w:top w:val="single" w:sz="4" w:space="0" w:color="000000"/>
-              <w:start w:val="single" w:sz="4" w:space="0" w:color="000000"/>
-              <w:bottom w:val="single" w:sz="4" w:space="0" w:color="000000"/>
-              <w:end w:val="single" w:sz="4" w:space="0" w:color="000000"/>
-            </w:tcBorders>
-          </w:tcPr>
-          <w:p>
-            <w:pPr>
-              <w:pStyle w:val="TableContents"/>
-              <w:rPr/>
-            </w:pPr>
-            <w:r>
-              <w:rPr/>
+              <w:left w:val="single" w:sz="4" w:space="0" w:color="000000"/>
+              <w:bottom w:val="single" w:sz="4" w:space="0" w:color="000000"/>
+              <w:right w:val="single" w:sz="4" w:space="0" w:color="000000"/>
+            </w:tcBorders>
+          </w:tcPr>
+          <w:p>
+            <w:pPr>
+              <w:pStyle w:val="TableContents"/>
+              <w:rPr>
+                <w:rFonts w:hint="eastAsia"/>
+              </w:rPr>
+            </w:pPr>
+            <w:r>
               <w:t>10</w:t>
             </w:r>
           </w:p>
@@ -415,18 +427,19 @@
             <w:tcW w:w="1422" w:type="dxa"/>
             <w:tcBorders>
               <w:top w:val="single" w:sz="4" w:space="0" w:color="000000"/>
-              <w:start w:val="single" w:sz="4" w:space="0" w:color="000000"/>
-              <w:bottom w:val="single" w:sz="4" w:space="0" w:color="000000"/>
-              <w:end w:val="single" w:sz="4" w:space="0" w:color="000000"/>
-            </w:tcBorders>
-          </w:tcPr>
-          <w:p>
-            <w:pPr>
-              <w:pStyle w:val="TableContents"/>
-              <w:rPr/>
-            </w:pPr>
-            <w:r>
-              <w:rPr/>
+              <w:left w:val="single" w:sz="4" w:space="0" w:color="000000"/>
+              <w:bottom w:val="single" w:sz="4" w:space="0" w:color="000000"/>
+              <w:right w:val="single" w:sz="4" w:space="0" w:color="000000"/>
+            </w:tcBorders>
+          </w:tcPr>
+          <w:p>
+            <w:pPr>
+              <w:pStyle w:val="TableContents"/>
+              <w:rPr>
+                <w:rFonts w:hint="eastAsia"/>
+              </w:rPr>
+            </w:pPr>
+            <w:r>
               <w:t>10</w:t>
             </w:r>
           </w:p>
@@ -436,18 +449,19 @@
             <w:tcW w:w="1126" w:type="dxa"/>
             <w:tcBorders>
               <w:top w:val="single" w:sz="4" w:space="0" w:color="000000"/>
-              <w:start w:val="single" w:sz="4" w:space="0" w:color="000000"/>
-              <w:bottom w:val="single" w:sz="4" w:space="0" w:color="000000"/>
-              <w:end w:val="single" w:sz="4" w:space="0" w:color="000000"/>
-            </w:tcBorders>
-          </w:tcPr>
-          <w:p>
-            <w:pPr>
-              <w:pStyle w:val="TableContents"/>
-              <w:rPr/>
-            </w:pPr>
-            <w:r>
-              <w:rPr/>
+              <w:left w:val="single" w:sz="4" w:space="0" w:color="000000"/>
+              <w:bottom w:val="single" w:sz="4" w:space="0" w:color="000000"/>
+              <w:right w:val="single" w:sz="4" w:space="0" w:color="000000"/>
+            </w:tcBorders>
+          </w:tcPr>
+          <w:p>
+            <w:pPr>
+              <w:pStyle w:val="TableContents"/>
+              <w:rPr>
+                <w:rFonts w:hint="eastAsia"/>
+              </w:rPr>
+            </w:pPr>
+            <w:r>
               <w:t>10</w:t>
             </w:r>
           </w:p>
@@ -457,42 +471,49 @@
             <w:tcW w:w="1723" w:type="dxa"/>
             <w:tcBorders>
               <w:top w:val="single" w:sz="4" w:space="0" w:color="000000"/>
-              <w:start w:val="single" w:sz="4" w:space="0" w:color="000000"/>
-              <w:bottom w:val="single" w:sz="4" w:space="0" w:color="000000"/>
-              <w:end w:val="single" w:sz="4" w:space="0" w:color="000000"/>
-            </w:tcBorders>
-          </w:tcPr>
-          <w:p>
-            <w:pPr>
-              <w:pStyle w:val="TableContents"/>
-              <w:rPr/>
-            </w:pPr>
-            <w:r>
-              <w:rPr/>
-              <w:t>oil/gass selection</w:t>
+              <w:left w:val="single" w:sz="4" w:space="0" w:color="000000"/>
+              <w:bottom w:val="single" w:sz="4" w:space="0" w:color="000000"/>
+              <w:right w:val="single" w:sz="4" w:space="0" w:color="000000"/>
+            </w:tcBorders>
+          </w:tcPr>
+          <w:p>
+            <w:pPr>
+              <w:pStyle w:val="TableContents"/>
+              <w:rPr>
+                <w:rFonts w:hint="eastAsia"/>
+              </w:rPr>
+            </w:pPr>
+            <w:r>
+              <w:t>oil/gas</w:t>
+            </w:r>
+            <w:r>
+              <w:t xml:space="preserve"> </w:t>
+            </w:r>
+            <w:r>
+              <w:t>selection</w:t>
             </w:r>
           </w:p>
         </w:tc>
       </w:tr>
       <w:tr>
-        <w:trPr/>
         <w:tc>
           <w:tcPr>
             <w:tcW w:w="1424" w:type="dxa"/>
             <w:tcBorders>
               <w:top w:val="single" w:sz="4" w:space="0" w:color="000000"/>
-              <w:start w:val="single" w:sz="4" w:space="0" w:color="000000"/>
-              <w:bottom w:val="single" w:sz="4" w:space="0" w:color="000000"/>
-              <w:end w:val="single" w:sz="4" w:space="0" w:color="000000"/>
-            </w:tcBorders>
-          </w:tcPr>
-          <w:p>
-            <w:pPr>
-              <w:pStyle w:val="TableContents"/>
-              <w:rPr/>
-            </w:pPr>
-            <w:r>
-              <w:rPr/>
+              <w:left w:val="single" w:sz="4" w:space="0" w:color="000000"/>
+              <w:bottom w:val="single" w:sz="4" w:space="0" w:color="000000"/>
+              <w:right w:val="single" w:sz="4" w:space="0" w:color="000000"/>
+            </w:tcBorders>
+          </w:tcPr>
+          <w:p>
+            <w:pPr>
+              <w:pStyle w:val="TableContents"/>
+              <w:rPr>
+                <w:rFonts w:hint="eastAsia"/>
+              </w:rPr>
+            </w:pPr>
+            <w:r>
               <w:t>Christopher</w:t>
             </w:r>
           </w:p>
@@ -502,18 +523,19 @@
             <w:tcW w:w="1425" w:type="dxa"/>
             <w:tcBorders>
               <w:top w:val="single" w:sz="4" w:space="0" w:color="000000"/>
-              <w:start w:val="single" w:sz="4" w:space="0" w:color="000000"/>
-              <w:bottom w:val="single" w:sz="4" w:space="0" w:color="000000"/>
-              <w:end w:val="single" w:sz="4" w:space="0" w:color="000000"/>
-            </w:tcBorders>
-          </w:tcPr>
-          <w:p>
-            <w:pPr>
-              <w:pStyle w:val="TableContents"/>
-              <w:rPr/>
-            </w:pPr>
-            <w:r>
-              <w:rPr/>
+              <w:left w:val="single" w:sz="4" w:space="0" w:color="000000"/>
+              <w:bottom w:val="single" w:sz="4" w:space="0" w:color="000000"/>
+              <w:right w:val="single" w:sz="4" w:space="0" w:color="000000"/>
+            </w:tcBorders>
+          </w:tcPr>
+          <w:p>
+            <w:pPr>
+              <w:pStyle w:val="TableContents"/>
+              <w:rPr>
+                <w:rFonts w:hint="eastAsia"/>
+              </w:rPr>
+            </w:pPr>
+            <w:r>
               <w:t>10</w:t>
             </w:r>
           </w:p>
@@ -523,18 +545,19 @@
             <w:tcW w:w="1423" w:type="dxa"/>
             <w:tcBorders>
               <w:top w:val="single" w:sz="4" w:space="0" w:color="000000"/>
-              <w:start w:val="single" w:sz="4" w:space="0" w:color="000000"/>
-              <w:bottom w:val="single" w:sz="4" w:space="0" w:color="000000"/>
-              <w:end w:val="single" w:sz="4" w:space="0" w:color="000000"/>
-            </w:tcBorders>
-          </w:tcPr>
-          <w:p>
-            <w:pPr>
-              <w:pStyle w:val="TableContents"/>
-              <w:rPr/>
-            </w:pPr>
-            <w:r>
-              <w:rPr/>
+              <w:left w:val="single" w:sz="4" w:space="0" w:color="000000"/>
+              <w:bottom w:val="single" w:sz="4" w:space="0" w:color="000000"/>
+              <w:right w:val="single" w:sz="4" w:space="0" w:color="000000"/>
+            </w:tcBorders>
+          </w:tcPr>
+          <w:p>
+            <w:pPr>
+              <w:pStyle w:val="TableContents"/>
+              <w:rPr>
+                <w:rFonts w:hint="eastAsia"/>
+              </w:rPr>
+            </w:pPr>
+            <w:r>
               <w:t>10</w:t>
             </w:r>
           </w:p>
@@ -544,18 +567,19 @@
             <w:tcW w:w="1426" w:type="dxa"/>
             <w:tcBorders>
               <w:top w:val="single" w:sz="4" w:space="0" w:color="000000"/>
-              <w:start w:val="single" w:sz="4" w:space="0" w:color="000000"/>
-              <w:bottom w:val="single" w:sz="4" w:space="0" w:color="000000"/>
-              <w:end w:val="single" w:sz="4" w:space="0" w:color="000000"/>
-            </w:tcBorders>
-          </w:tcPr>
-          <w:p>
-            <w:pPr>
-              <w:pStyle w:val="TableContents"/>
-              <w:rPr/>
-            </w:pPr>
-            <w:r>
-              <w:rPr/>
+              <w:left w:val="single" w:sz="4" w:space="0" w:color="000000"/>
+              <w:bottom w:val="single" w:sz="4" w:space="0" w:color="000000"/>
+              <w:right w:val="single" w:sz="4" w:space="0" w:color="000000"/>
+            </w:tcBorders>
+          </w:tcPr>
+          <w:p>
+            <w:pPr>
+              <w:pStyle w:val="TableContents"/>
+              <w:rPr>
+                <w:rFonts w:hint="eastAsia"/>
+              </w:rPr>
+            </w:pPr>
+            <w:r>
               <w:t>N/A</w:t>
             </w:r>
           </w:p>
@@ -565,18 +589,19 @@
             <w:tcW w:w="1422" w:type="dxa"/>
             <w:tcBorders>
               <w:top w:val="single" w:sz="4" w:space="0" w:color="000000"/>
-              <w:start w:val="single" w:sz="4" w:space="0" w:color="000000"/>
-              <w:bottom w:val="single" w:sz="4" w:space="0" w:color="000000"/>
-              <w:end w:val="single" w:sz="4" w:space="0" w:color="000000"/>
-            </w:tcBorders>
-          </w:tcPr>
-          <w:p>
-            <w:pPr>
-              <w:pStyle w:val="TableContents"/>
-              <w:rPr/>
-            </w:pPr>
-            <w:r>
-              <w:rPr/>
+              <w:left w:val="single" w:sz="4" w:space="0" w:color="000000"/>
+              <w:bottom w:val="single" w:sz="4" w:space="0" w:color="000000"/>
+              <w:right w:val="single" w:sz="4" w:space="0" w:color="000000"/>
+            </w:tcBorders>
+          </w:tcPr>
+          <w:p>
+            <w:pPr>
+              <w:pStyle w:val="TableContents"/>
+              <w:rPr>
+                <w:rFonts w:hint="eastAsia"/>
+              </w:rPr>
+            </w:pPr>
+            <w:r>
               <w:t>10</w:t>
             </w:r>
           </w:p>
@@ -586,18 +611,19 @@
             <w:tcW w:w="1126" w:type="dxa"/>
             <w:tcBorders>
               <w:top w:val="single" w:sz="4" w:space="0" w:color="000000"/>
-              <w:start w:val="single" w:sz="4" w:space="0" w:color="000000"/>
-              <w:bottom w:val="single" w:sz="4" w:space="0" w:color="000000"/>
-              <w:end w:val="single" w:sz="4" w:space="0" w:color="000000"/>
-            </w:tcBorders>
-          </w:tcPr>
-          <w:p>
-            <w:pPr>
-              <w:pStyle w:val="TableContents"/>
-              <w:rPr/>
-            </w:pPr>
-            <w:r>
-              <w:rPr/>
+              <w:left w:val="single" w:sz="4" w:space="0" w:color="000000"/>
+              <w:bottom w:val="single" w:sz="4" w:space="0" w:color="000000"/>
+              <w:right w:val="single" w:sz="4" w:space="0" w:color="000000"/>
+            </w:tcBorders>
+          </w:tcPr>
+          <w:p>
+            <w:pPr>
+              <w:pStyle w:val="TableContents"/>
+              <w:rPr>
+                <w:rFonts w:hint="eastAsia"/>
+              </w:rPr>
+            </w:pPr>
+            <w:r>
               <w:t>10</w:t>
             </w:r>
           </w:p>
@@ -607,52 +633,54 @@
             <w:tcW w:w="1723" w:type="dxa"/>
             <w:tcBorders>
               <w:top w:val="single" w:sz="4" w:space="0" w:color="000000"/>
-              <w:start w:val="single" w:sz="4" w:space="0" w:color="000000"/>
-              <w:bottom w:val="single" w:sz="4" w:space="0" w:color="000000"/>
-              <w:end w:val="single" w:sz="4" w:space="0" w:color="000000"/>
-            </w:tcBorders>
-          </w:tcPr>
-          <w:p>
-            <w:pPr>
-              <w:pStyle w:val="TableContents"/>
-              <w:rPr/>
-            </w:pPr>
-            <w:r>
-              <w:rPr/>
+              <w:left w:val="single" w:sz="4" w:space="0" w:color="000000"/>
+              <w:bottom w:val="single" w:sz="4" w:space="0" w:color="000000"/>
+              <w:right w:val="single" w:sz="4" w:space="0" w:color="000000"/>
+            </w:tcBorders>
+          </w:tcPr>
+          <w:p>
+            <w:pPr>
+              <w:pStyle w:val="TableContents"/>
+              <w:rPr>
+                <w:rFonts w:hint="eastAsia"/>
+              </w:rPr>
+            </w:pPr>
+            <w:r>
               <w:t>-Oil Calculations</w:t>
             </w:r>
           </w:p>
           <w:p>
             <w:pPr>
               <w:pStyle w:val="TableContents"/>
-              <w:rPr/>
-            </w:pPr>
-            <w:r>
-              <w:rPr/>
+              <w:rPr>
+                <w:rFonts w:hint="eastAsia"/>
+              </w:rPr>
+            </w:pPr>
+            <w:r>
               <w:t>-Province codes</w:t>
             </w:r>
           </w:p>
         </w:tc>
       </w:tr>
       <w:tr>
-        <w:trPr/>
         <w:tc>
           <w:tcPr>
             <w:tcW w:w="1424" w:type="dxa"/>
             <w:tcBorders>
               <w:top w:val="single" w:sz="4" w:space="0" w:color="000000"/>
-              <w:start w:val="single" w:sz="4" w:space="0" w:color="000000"/>
-              <w:bottom w:val="single" w:sz="4" w:space="0" w:color="000000"/>
-              <w:end w:val="single" w:sz="4" w:space="0" w:color="000000"/>
-            </w:tcBorders>
-          </w:tcPr>
-          <w:p>
-            <w:pPr>
-              <w:pStyle w:val="TableContents"/>
-              <w:rPr/>
-            </w:pPr>
-            <w:r>
-              <w:rPr/>
+              <w:left w:val="single" w:sz="4" w:space="0" w:color="000000"/>
+              <w:bottom w:val="single" w:sz="4" w:space="0" w:color="000000"/>
+              <w:right w:val="single" w:sz="4" w:space="0" w:color="000000"/>
+            </w:tcBorders>
+          </w:tcPr>
+          <w:p>
+            <w:pPr>
+              <w:pStyle w:val="TableContents"/>
+              <w:rPr>
+                <w:rFonts w:hint="eastAsia"/>
+              </w:rPr>
+            </w:pPr>
+            <w:r>
               <w:t>Hussain</w:t>
             </w:r>
           </w:p>
@@ -662,18 +690,20 @@
             <w:tcW w:w="1425" w:type="dxa"/>
             <w:tcBorders>
               <w:top w:val="single" w:sz="4" w:space="0" w:color="000000"/>
-              <w:start w:val="single" w:sz="4" w:space="0" w:color="000000"/>
-              <w:bottom w:val="single" w:sz="4" w:space="0" w:color="000000"/>
-              <w:end w:val="single" w:sz="4" w:space="0" w:color="000000"/>
-            </w:tcBorders>
-          </w:tcPr>
-          <w:p>
-            <w:pPr>
-              <w:pStyle w:val="TableContents"/>
-              <w:rPr/>
-            </w:pPr>
-            <w:r>
-              <w:rPr/>
+              <w:left w:val="single" w:sz="4" w:space="0" w:color="000000"/>
+              <w:bottom w:val="single" w:sz="4" w:space="0" w:color="000000"/>
+              <w:right w:val="single" w:sz="4" w:space="0" w:color="000000"/>
+            </w:tcBorders>
+          </w:tcPr>
+          <w:p>
+            <w:pPr>
+              <w:pStyle w:val="TableContents"/>
+              <w:rPr>
+                <w:rFonts w:hint="eastAsia"/>
+              </w:rPr>
+            </w:pPr>
+            <w:r>
+              <w:t>10</w:t>
             </w:r>
           </w:p>
         </w:tc>
@@ -682,18 +712,20 @@
             <w:tcW w:w="1423" w:type="dxa"/>
             <w:tcBorders>
               <w:top w:val="single" w:sz="4" w:space="0" w:color="000000"/>
-              <w:start w:val="single" w:sz="4" w:space="0" w:color="000000"/>
-              <w:bottom w:val="single" w:sz="4" w:space="0" w:color="000000"/>
-              <w:end w:val="single" w:sz="4" w:space="0" w:color="000000"/>
-            </w:tcBorders>
-          </w:tcPr>
-          <w:p>
-            <w:pPr>
-              <w:pStyle w:val="TableContents"/>
-              <w:rPr/>
-            </w:pPr>
-            <w:r>
-              <w:rPr/>
+              <w:left w:val="single" w:sz="4" w:space="0" w:color="000000"/>
+              <w:bottom w:val="single" w:sz="4" w:space="0" w:color="000000"/>
+              <w:right w:val="single" w:sz="4" w:space="0" w:color="000000"/>
+            </w:tcBorders>
+          </w:tcPr>
+          <w:p>
+            <w:pPr>
+              <w:pStyle w:val="TableContents"/>
+              <w:rPr>
+                <w:rFonts w:hint="eastAsia"/>
+              </w:rPr>
+            </w:pPr>
+            <w:r>
+              <w:t>10</w:t>
             </w:r>
           </w:p>
         </w:tc>
@@ -702,18 +734,20 @@
             <w:tcW w:w="1426" w:type="dxa"/>
             <w:tcBorders>
               <w:top w:val="single" w:sz="4" w:space="0" w:color="000000"/>
-              <w:start w:val="single" w:sz="4" w:space="0" w:color="000000"/>
-              <w:bottom w:val="single" w:sz="4" w:space="0" w:color="000000"/>
-              <w:end w:val="single" w:sz="4" w:space="0" w:color="000000"/>
-            </w:tcBorders>
-          </w:tcPr>
-          <w:p>
-            <w:pPr>
-              <w:pStyle w:val="TableContents"/>
-              <w:rPr/>
-            </w:pPr>
-            <w:r>
-              <w:rPr/>
+              <w:left w:val="single" w:sz="4" w:space="0" w:color="000000"/>
+              <w:bottom w:val="single" w:sz="4" w:space="0" w:color="000000"/>
+              <w:right w:val="single" w:sz="4" w:space="0" w:color="000000"/>
+            </w:tcBorders>
+          </w:tcPr>
+          <w:p>
+            <w:pPr>
+              <w:pStyle w:val="TableContents"/>
+              <w:rPr>
+                <w:rFonts w:hint="eastAsia"/>
+              </w:rPr>
+            </w:pPr>
+            <w:r>
+              <w:t>10</w:t>
             </w:r>
           </w:p>
         </w:tc>
@@ -722,18 +756,20 @@
             <w:tcW w:w="1422" w:type="dxa"/>
             <w:tcBorders>
               <w:top w:val="single" w:sz="4" w:space="0" w:color="000000"/>
-              <w:start w:val="single" w:sz="4" w:space="0" w:color="000000"/>
-              <w:bottom w:val="single" w:sz="4" w:space="0" w:color="000000"/>
-              <w:end w:val="single" w:sz="4" w:space="0" w:color="000000"/>
-            </w:tcBorders>
-          </w:tcPr>
-          <w:p>
-            <w:pPr>
-              <w:pStyle w:val="TableContents"/>
-              <w:rPr/>
-            </w:pPr>
-            <w:r>
-              <w:rPr/>
+              <w:left w:val="single" w:sz="4" w:space="0" w:color="000000"/>
+              <w:bottom w:val="single" w:sz="4" w:space="0" w:color="000000"/>
+              <w:right w:val="single" w:sz="4" w:space="0" w:color="000000"/>
+            </w:tcBorders>
+          </w:tcPr>
+          <w:p>
+            <w:pPr>
+              <w:pStyle w:val="TableContents"/>
+              <w:rPr>
+                <w:rFonts w:hint="eastAsia"/>
+              </w:rPr>
+            </w:pPr>
+            <w:r>
+              <w:t>N/A</w:t>
             </w:r>
           </w:p>
         </w:tc>
@@ -742,18 +778,20 @@
             <w:tcW w:w="1126" w:type="dxa"/>
             <w:tcBorders>
               <w:top w:val="single" w:sz="4" w:space="0" w:color="000000"/>
-              <w:start w:val="single" w:sz="4" w:space="0" w:color="000000"/>
-              <w:bottom w:val="single" w:sz="4" w:space="0" w:color="000000"/>
-              <w:end w:val="single" w:sz="4" w:space="0" w:color="000000"/>
-            </w:tcBorders>
-          </w:tcPr>
-          <w:p>
-            <w:pPr>
-              <w:pStyle w:val="TableContents"/>
-              <w:rPr/>
-            </w:pPr>
-            <w:r>
-              <w:rPr/>
+              <w:left w:val="single" w:sz="4" w:space="0" w:color="000000"/>
+              <w:bottom w:val="single" w:sz="4" w:space="0" w:color="000000"/>
+              <w:right w:val="single" w:sz="4" w:space="0" w:color="000000"/>
+            </w:tcBorders>
+          </w:tcPr>
+          <w:p>
+            <w:pPr>
+              <w:pStyle w:val="TableContents"/>
+              <w:rPr>
+                <w:rFonts w:hint="eastAsia"/>
+              </w:rPr>
+            </w:pPr>
+            <w:r>
+              <w:t>10</w:t>
             </w:r>
           </w:p>
         </w:tc>
@@ -762,41 +800,67 @@
             <w:tcW w:w="1723" w:type="dxa"/>
             <w:tcBorders>
               <w:top w:val="single" w:sz="4" w:space="0" w:color="000000"/>
-              <w:start w:val="single" w:sz="4" w:space="0" w:color="000000"/>
-              <w:bottom w:val="single" w:sz="4" w:space="0" w:color="000000"/>
-              <w:end w:val="single" w:sz="4" w:space="0" w:color="000000"/>
-            </w:tcBorders>
-          </w:tcPr>
-          <w:p>
-            <w:pPr>
-              <w:pStyle w:val="TableContents"/>
-              <w:rPr/>
-            </w:pPr>
-            <w:r>
-              <w:rPr/>
+              <w:left w:val="single" w:sz="4" w:space="0" w:color="000000"/>
+              <w:bottom w:val="single" w:sz="4" w:space="0" w:color="000000"/>
+              <w:right w:val="single" w:sz="4" w:space="0" w:color="000000"/>
+            </w:tcBorders>
+          </w:tcPr>
+          <w:p>
+            <w:pPr>
+              <w:pStyle w:val="TableContents"/>
+              <w:rPr>
+                <w:rFonts w:hint="eastAsia"/>
+              </w:rPr>
+            </w:pPr>
+            <w:r>
+              <w:t>-Output</w:t>
+            </w:r>
+          </w:p>
+          <w:p>
+            <w:pPr>
+              <w:pStyle w:val="TableContents"/>
+            </w:pPr>
+            <w:r>
+              <w:t xml:space="preserve">- </w:t>
+            </w:r>
+            <w:proofErr w:type="gramStart"/>
+            <w:r>
+              <w:t>Test Validation</w:t>
+            </w:r>
+            <w:proofErr w:type="gramEnd"/>
+          </w:p>
+          <w:p>
+            <w:pPr>
+              <w:pStyle w:val="TableContents"/>
+              <w:rPr>
+                <w:rFonts w:hint="eastAsia"/>
+              </w:rPr>
+            </w:pPr>
+            <w:r>
+              <w:t>- Description and some documentation</w:t>
             </w:r>
           </w:p>
         </w:tc>
       </w:tr>
       <w:tr>
-        <w:trPr/>
         <w:tc>
           <w:tcPr>
             <w:tcW w:w="1424" w:type="dxa"/>
             <w:tcBorders>
               <w:top w:val="single" w:sz="4" w:space="0" w:color="000000"/>
-              <w:start w:val="single" w:sz="4" w:space="0" w:color="000000"/>
-              <w:bottom w:val="single" w:sz="4" w:space="0" w:color="000000"/>
-              <w:end w:val="single" w:sz="4" w:space="0" w:color="000000"/>
-            </w:tcBorders>
-          </w:tcPr>
-          <w:p>
-            <w:pPr>
-              <w:pStyle w:val="TableContents"/>
-              <w:rPr/>
-            </w:pPr>
-            <w:r>
-              <w:rPr/>
+              <w:left w:val="single" w:sz="4" w:space="0" w:color="000000"/>
+              <w:bottom w:val="single" w:sz="4" w:space="0" w:color="000000"/>
+              <w:right w:val="single" w:sz="4" w:space="0" w:color="000000"/>
+            </w:tcBorders>
+          </w:tcPr>
+          <w:p>
+            <w:pPr>
+              <w:pStyle w:val="TableContents"/>
+              <w:rPr>
+                <w:rFonts w:hint="eastAsia"/>
+              </w:rPr>
+            </w:pPr>
+            <w:r>
               <w:t>William</w:t>
             </w:r>
           </w:p>
@@ -806,18 +870,19 @@
             <w:tcW w:w="1425" w:type="dxa"/>
             <w:tcBorders>
               <w:top w:val="single" w:sz="4" w:space="0" w:color="000000"/>
-              <w:start w:val="single" w:sz="4" w:space="0" w:color="000000"/>
-              <w:bottom w:val="single" w:sz="4" w:space="0" w:color="000000"/>
-              <w:end w:val="single" w:sz="4" w:space="0" w:color="000000"/>
-            </w:tcBorders>
-          </w:tcPr>
-          <w:p>
-            <w:pPr>
-              <w:pStyle w:val="TableContents"/>
-              <w:rPr/>
-            </w:pPr>
-            <w:r>
-              <w:rPr/>
+              <w:left w:val="single" w:sz="4" w:space="0" w:color="000000"/>
+              <w:bottom w:val="single" w:sz="4" w:space="0" w:color="000000"/>
+              <w:right w:val="single" w:sz="4" w:space="0" w:color="000000"/>
+            </w:tcBorders>
+          </w:tcPr>
+          <w:p>
+            <w:pPr>
+              <w:pStyle w:val="TableContents"/>
+              <w:rPr>
+                <w:rFonts w:hint="eastAsia"/>
+              </w:rPr>
+            </w:pPr>
+            <w:r>
               <w:t>10</w:t>
             </w:r>
           </w:p>
@@ -827,18 +892,19 @@
             <w:tcW w:w="1423" w:type="dxa"/>
             <w:tcBorders>
               <w:top w:val="single" w:sz="4" w:space="0" w:color="000000"/>
-              <w:start w:val="single" w:sz="4" w:space="0" w:color="000000"/>
-              <w:bottom w:val="single" w:sz="4" w:space="0" w:color="000000"/>
-              <w:end w:val="single" w:sz="4" w:space="0" w:color="000000"/>
-            </w:tcBorders>
-          </w:tcPr>
-          <w:p>
-            <w:pPr>
-              <w:pStyle w:val="TableContents"/>
-              <w:rPr/>
-            </w:pPr>
-            <w:r>
-              <w:rPr/>
+              <w:left w:val="single" w:sz="4" w:space="0" w:color="000000"/>
+              <w:bottom w:val="single" w:sz="4" w:space="0" w:color="000000"/>
+              <w:right w:val="single" w:sz="4" w:space="0" w:color="000000"/>
+            </w:tcBorders>
+          </w:tcPr>
+          <w:p>
+            <w:pPr>
+              <w:pStyle w:val="TableContents"/>
+              <w:rPr>
+                <w:rFonts w:hint="eastAsia"/>
+              </w:rPr>
+            </w:pPr>
+            <w:r>
               <w:t>10</w:t>
             </w:r>
           </w:p>
@@ -848,18 +914,19 @@
             <w:tcW w:w="1426" w:type="dxa"/>
             <w:tcBorders>
               <w:top w:val="single" w:sz="4" w:space="0" w:color="000000"/>
-              <w:start w:val="single" w:sz="4" w:space="0" w:color="000000"/>
-              <w:bottom w:val="single" w:sz="4" w:space="0" w:color="000000"/>
-              <w:end w:val="single" w:sz="4" w:space="0" w:color="000000"/>
-            </w:tcBorders>
-          </w:tcPr>
-          <w:p>
-            <w:pPr>
-              <w:pStyle w:val="TableContents"/>
-              <w:rPr/>
-            </w:pPr>
-            <w:r>
-              <w:rPr/>
+              <w:left w:val="single" w:sz="4" w:space="0" w:color="000000"/>
+              <w:bottom w:val="single" w:sz="4" w:space="0" w:color="000000"/>
+              <w:right w:val="single" w:sz="4" w:space="0" w:color="000000"/>
+            </w:tcBorders>
+          </w:tcPr>
+          <w:p>
+            <w:pPr>
+              <w:pStyle w:val="TableContents"/>
+              <w:rPr>
+                <w:rFonts w:hint="eastAsia"/>
+              </w:rPr>
+            </w:pPr>
+            <w:r>
               <w:t>10</w:t>
             </w:r>
           </w:p>
@@ -869,18 +936,19 @@
             <w:tcW w:w="1422" w:type="dxa"/>
             <w:tcBorders>
               <w:top w:val="single" w:sz="4" w:space="0" w:color="000000"/>
-              <w:start w:val="single" w:sz="4" w:space="0" w:color="000000"/>
-              <w:bottom w:val="single" w:sz="4" w:space="0" w:color="000000"/>
-              <w:end w:val="single" w:sz="4" w:space="0" w:color="000000"/>
-            </w:tcBorders>
-          </w:tcPr>
-          <w:p>
-            <w:pPr>
-              <w:pStyle w:val="TableContents"/>
-              <w:rPr/>
-            </w:pPr>
-            <w:r>
-              <w:rPr/>
+              <w:left w:val="single" w:sz="4" w:space="0" w:color="000000"/>
+              <w:bottom w:val="single" w:sz="4" w:space="0" w:color="000000"/>
+              <w:right w:val="single" w:sz="4" w:space="0" w:color="000000"/>
+            </w:tcBorders>
+          </w:tcPr>
+          <w:p>
+            <w:pPr>
+              <w:pStyle w:val="TableContents"/>
+              <w:rPr>
+                <w:rFonts w:hint="eastAsia"/>
+              </w:rPr>
+            </w:pPr>
+            <w:r>
               <w:t>10</w:t>
             </w:r>
           </w:p>
@@ -890,18 +958,19 @@
             <w:tcW w:w="1126" w:type="dxa"/>
             <w:tcBorders>
               <w:top w:val="single" w:sz="4" w:space="0" w:color="000000"/>
-              <w:start w:val="single" w:sz="4" w:space="0" w:color="000000"/>
-              <w:bottom w:val="single" w:sz="4" w:space="0" w:color="000000"/>
-              <w:end w:val="single" w:sz="4" w:space="0" w:color="000000"/>
-            </w:tcBorders>
-          </w:tcPr>
-          <w:p>
-            <w:pPr>
-              <w:pStyle w:val="TableContents"/>
-              <w:rPr/>
-            </w:pPr>
-            <w:r>
-              <w:rPr/>
+              <w:left w:val="single" w:sz="4" w:space="0" w:color="000000"/>
+              <w:bottom w:val="single" w:sz="4" w:space="0" w:color="000000"/>
+              <w:right w:val="single" w:sz="4" w:space="0" w:color="000000"/>
+            </w:tcBorders>
+          </w:tcPr>
+          <w:p>
+            <w:pPr>
+              <w:pStyle w:val="TableContents"/>
+              <w:rPr>
+                <w:rFonts w:hint="eastAsia"/>
+              </w:rPr>
+            </w:pPr>
+            <w:r>
               <w:t>N/A</w:t>
             </w:r>
           </w:p>
@@ -911,51 +980,53 @@
             <w:tcW w:w="1723" w:type="dxa"/>
             <w:tcBorders>
               <w:top w:val="single" w:sz="4" w:space="0" w:color="000000"/>
-              <w:start w:val="single" w:sz="4" w:space="0" w:color="000000"/>
-              <w:bottom w:val="single" w:sz="4" w:space="0" w:color="000000"/>
-              <w:end w:val="single" w:sz="4" w:space="0" w:color="000000"/>
-            </w:tcBorders>
-          </w:tcPr>
-          <w:p>
-            <w:pPr>
-              <w:pStyle w:val="TableContents"/>
-              <w:rPr/>
-            </w:pPr>
-            <w:r>
-              <w:rPr/>
+              <w:left w:val="single" w:sz="4" w:space="0" w:color="000000"/>
+              <w:bottom w:val="single" w:sz="4" w:space="0" w:color="000000"/>
+              <w:right w:val="single" w:sz="4" w:space="0" w:color="000000"/>
+            </w:tcBorders>
+          </w:tcPr>
+          <w:p>
+            <w:pPr>
+              <w:pStyle w:val="TableContents"/>
+              <w:rPr>
+                <w:rFonts w:hint="eastAsia"/>
+              </w:rPr>
+            </w:pPr>
+            <w:r>
               <w:t>Input Validation</w:t>
             </w:r>
           </w:p>
           <w:p>
             <w:pPr>
               <w:pStyle w:val="TableContents"/>
-              <w:rPr/>
-            </w:pPr>
-            <w:r>
-              <w:rPr/>
+              <w:rPr>
+                <w:rFonts w:hint="eastAsia"/>
+              </w:rPr>
+            </w:pPr>
+            <w:r>
               <w:t>Gas calculations</w:t>
             </w:r>
           </w:p>
         </w:tc>
       </w:tr>
       <w:tr>
-        <w:trPr/>
         <w:tc>
           <w:tcPr>
             <w:tcW w:w="1424" w:type="dxa"/>
             <w:tcBorders>
-              <w:start w:val="single" w:sz="4" w:space="0" w:color="000000"/>
-              <w:bottom w:val="single" w:sz="4" w:space="0" w:color="000000"/>
-              <w:end w:val="single" w:sz="4" w:space="0" w:color="000000"/>
-            </w:tcBorders>
-          </w:tcPr>
-          <w:p>
-            <w:pPr>
-              <w:pStyle w:val="TableContents"/>
-              <w:rPr/>
-            </w:pPr>
-            <w:r>
-              <w:rPr/>
+              <w:left w:val="single" w:sz="4" w:space="0" w:color="000000"/>
+              <w:bottom w:val="single" w:sz="4" w:space="0" w:color="000000"/>
+              <w:right w:val="single" w:sz="4" w:space="0" w:color="000000"/>
+            </w:tcBorders>
+          </w:tcPr>
+          <w:p>
+            <w:pPr>
+              <w:pStyle w:val="TableContents"/>
+              <w:rPr>
+                <w:rFonts w:hint="eastAsia"/>
+              </w:rPr>
+            </w:pPr>
+            <w:r>
               <w:t>Average</w:t>
             </w:r>
           </w:p>
@@ -964,18 +1035,19 @@
           <w:tcPr>
             <w:tcW w:w="1425" w:type="dxa"/>
             <w:tcBorders>
-              <w:start w:val="single" w:sz="4" w:space="0" w:color="000000"/>
-              <w:bottom w:val="single" w:sz="4" w:space="0" w:color="000000"/>
-              <w:end w:val="single" w:sz="4" w:space="0" w:color="000000"/>
-            </w:tcBorders>
-          </w:tcPr>
-          <w:p>
-            <w:pPr>
-              <w:pStyle w:val="TableContents"/>
-              <w:rPr/>
-            </w:pPr>
-            <w:r>
-              <w:rPr/>
+              <w:left w:val="single" w:sz="4" w:space="0" w:color="000000"/>
+              <w:bottom w:val="single" w:sz="4" w:space="0" w:color="000000"/>
+              <w:right w:val="single" w:sz="4" w:space="0" w:color="000000"/>
+            </w:tcBorders>
+          </w:tcPr>
+          <w:p>
+            <w:pPr>
+              <w:pStyle w:val="TableContents"/>
+              <w:rPr>
+                <w:rFonts w:hint="eastAsia"/>
+              </w:rPr>
+            </w:pPr>
+            <w:r>
               <w:t>10</w:t>
             </w:r>
           </w:p>
@@ -984,18 +1056,19 @@
           <w:tcPr>
             <w:tcW w:w="1423" w:type="dxa"/>
             <w:tcBorders>
-              <w:start w:val="single" w:sz="4" w:space="0" w:color="000000"/>
-              <w:bottom w:val="single" w:sz="4" w:space="0" w:color="000000"/>
-              <w:end w:val="single" w:sz="4" w:space="0" w:color="000000"/>
-            </w:tcBorders>
-          </w:tcPr>
-          <w:p>
-            <w:pPr>
-              <w:pStyle w:val="TableContents"/>
-              <w:rPr/>
-            </w:pPr>
-            <w:r>
-              <w:rPr/>
+              <w:left w:val="single" w:sz="4" w:space="0" w:color="000000"/>
+              <w:bottom w:val="single" w:sz="4" w:space="0" w:color="000000"/>
+              <w:right w:val="single" w:sz="4" w:space="0" w:color="000000"/>
+            </w:tcBorders>
+          </w:tcPr>
+          <w:p>
+            <w:pPr>
+              <w:pStyle w:val="TableContents"/>
+              <w:rPr>
+                <w:rFonts w:hint="eastAsia"/>
+              </w:rPr>
+            </w:pPr>
+            <w:r>
               <w:t>10</w:t>
             </w:r>
           </w:p>
@@ -1004,18 +1077,19 @@
           <w:tcPr>
             <w:tcW w:w="1426" w:type="dxa"/>
             <w:tcBorders>
-              <w:start w:val="single" w:sz="4" w:space="0" w:color="000000"/>
-              <w:bottom w:val="single" w:sz="4" w:space="0" w:color="000000"/>
-              <w:end w:val="single" w:sz="4" w:space="0" w:color="000000"/>
-            </w:tcBorders>
-          </w:tcPr>
-          <w:p>
-            <w:pPr>
-              <w:pStyle w:val="TableContents"/>
-              <w:rPr/>
-            </w:pPr>
-            <w:r>
-              <w:rPr/>
+              <w:left w:val="single" w:sz="4" w:space="0" w:color="000000"/>
+              <w:bottom w:val="single" w:sz="4" w:space="0" w:color="000000"/>
+              <w:right w:val="single" w:sz="4" w:space="0" w:color="000000"/>
+            </w:tcBorders>
+          </w:tcPr>
+          <w:p>
+            <w:pPr>
+              <w:pStyle w:val="TableContents"/>
+              <w:rPr>
+                <w:rFonts w:hint="eastAsia"/>
+              </w:rPr>
+            </w:pPr>
+            <w:r>
               <w:t>10</w:t>
             </w:r>
           </w:p>
@@ -1024,18 +1098,19 @@
           <w:tcPr>
             <w:tcW w:w="1422" w:type="dxa"/>
             <w:tcBorders>
-              <w:start w:val="single" w:sz="4" w:space="0" w:color="000000"/>
-              <w:bottom w:val="single" w:sz="4" w:space="0" w:color="000000"/>
-              <w:end w:val="single" w:sz="4" w:space="0" w:color="000000"/>
-            </w:tcBorders>
-          </w:tcPr>
-          <w:p>
-            <w:pPr>
-              <w:pStyle w:val="TableContents"/>
-              <w:rPr/>
-            </w:pPr>
-            <w:r>
-              <w:rPr/>
+              <w:left w:val="single" w:sz="4" w:space="0" w:color="000000"/>
+              <w:bottom w:val="single" w:sz="4" w:space="0" w:color="000000"/>
+              <w:right w:val="single" w:sz="4" w:space="0" w:color="000000"/>
+            </w:tcBorders>
+          </w:tcPr>
+          <w:p>
+            <w:pPr>
+              <w:pStyle w:val="TableContents"/>
+              <w:rPr>
+                <w:rFonts w:hint="eastAsia"/>
+              </w:rPr>
+            </w:pPr>
+            <w:r>
               <w:t>10</w:t>
             </w:r>
           </w:p>
@@ -1044,18 +1119,19 @@
           <w:tcPr>
             <w:tcW w:w="1126" w:type="dxa"/>
             <w:tcBorders>
-              <w:start w:val="single" w:sz="4" w:space="0" w:color="000000"/>
-              <w:bottom w:val="single" w:sz="4" w:space="0" w:color="000000"/>
-              <w:end w:val="single" w:sz="4" w:space="0" w:color="000000"/>
-            </w:tcBorders>
-          </w:tcPr>
-          <w:p>
-            <w:pPr>
-              <w:pStyle w:val="TableContents"/>
-              <w:rPr/>
-            </w:pPr>
-            <w:r>
-              <w:rPr/>
+              <w:left w:val="single" w:sz="4" w:space="0" w:color="000000"/>
+              <w:bottom w:val="single" w:sz="4" w:space="0" w:color="000000"/>
+              <w:right w:val="single" w:sz="4" w:space="0" w:color="000000"/>
+            </w:tcBorders>
+          </w:tcPr>
+          <w:p>
+            <w:pPr>
+              <w:pStyle w:val="TableContents"/>
+              <w:rPr>
+                <w:rFonts w:hint="eastAsia"/>
+              </w:rPr>
+            </w:pPr>
+            <w:r>
               <w:t>10</w:t>
             </w:r>
           </w:p>
@@ -1064,18 +1140,19 @@
           <w:tcPr>
             <w:tcW w:w="1723" w:type="dxa"/>
             <w:tcBorders>
-              <w:start w:val="single" w:sz="4" w:space="0" w:color="000000"/>
-              <w:bottom w:val="single" w:sz="4" w:space="0" w:color="000000"/>
-              <w:end w:val="single" w:sz="4" w:space="0" w:color="000000"/>
-            </w:tcBorders>
-          </w:tcPr>
-          <w:p>
-            <w:pPr>
-              <w:pStyle w:val="TableContents"/>
-              <w:rPr/>
-            </w:pPr>
-            <w:r>
-              <w:rPr/>
+              <w:left w:val="single" w:sz="4" w:space="0" w:color="000000"/>
+              <w:bottom w:val="single" w:sz="4" w:space="0" w:color="000000"/>
+              <w:right w:val="single" w:sz="4" w:space="0" w:color="000000"/>
+            </w:tcBorders>
+          </w:tcPr>
+          <w:p>
+            <w:pPr>
+              <w:pStyle w:val="TableContents"/>
+              <w:rPr>
+                <w:rFonts w:hint="eastAsia"/>
+              </w:rPr>
+            </w:pPr>
+            <w:r>
               <w:t>N/A</w:t>
             </w:r>
           </w:p>
@@ -1084,32 +1161,148 @@
     </w:tbl>
     <w:p>
       <w:pPr>
-        <w:pStyle w:val="Normal"/>
-        <w:rPr/>
+        <w:rPr>
+          <w:rFonts w:hint="eastAsia"/>
+        </w:rPr>
       </w:pPr>
-      <w:r>
-        <w:rPr/>
-      </w:r>
     </w:p>
     <w:sectPr>
-      <w:type w:val="nextPage"/>
       <w:pgSz w:w="12240" w:h="15840"/>
-      <w:pgMar w:left="1134" w:right="1134" w:gutter="0" w:header="0" w:top="1134" w:footer="0" w:bottom="1134"/>
-      <w:pgNumType w:fmt="decimal"/>
-      <w:formProt w:val="false"/>
-      <w:textDirection w:val="lrTb"/>
-      <w:docGrid w:type="default" w:linePitch="100" w:charSpace="0"/>
+      <w:pgMar w:top="1134" w:right="1134" w:bottom="1134" w:left="1134" w:header="0" w:footer="0" w:gutter="0"/>
+      <w:cols w:space="720"/>
+      <w:formProt w:val="0"/>
+      <w:docGrid w:linePitch="100"/>
     </w:sectPr>
   </w:body>
 </w:document>
 </file>
 
+<file path=word/numbering.xml><?xml version="1.0" encoding="utf-8"?>
+<w:numbering xmlns:wpc="http://schemas.microsoft.com/office/word/2010/wordprocessingCanvas" xmlns:cx="http://schemas.microsoft.com/office/drawing/2014/chartex" xmlns:cx1="http://schemas.microsoft.com/office/drawing/2015/9/8/chartex" xmlns:cx2="http://schemas.microsoft.com/office/drawing/2015/10/21/chartex" xmlns:cx3="http://schemas.microsoft.com/office/drawing/2016/5/9/chartex" xmlns:cx4="http://schemas.microsoft.com/office/drawing/2016/5/10/chartex" xmlns:cx5="http://schemas.microsoft.com/office/drawing/2016/5/11/chartex" xmlns:cx6="http://schemas.microsoft.com/office/drawing/2016/5/12/chartex" xmlns:cx7="http://schemas.microsoft.com/office/drawing/2016/5/13/chartex" xmlns:cx8="http://schemas.microsoft.com/office/drawing/2016/5/14/chartex" xmlns:mc="http://schemas.openxmlformats.org/markup-compatibility/2006" xmlns:aink="http://schemas.microsoft.com/office/drawing/2016/ink" xmlns:am3d="http://schemas.microsoft.com/office/drawing/2017/model3d" xmlns:o="urn:schemas-microsoft-com:office:office" xmlns:oel="http://schemas.microsoft.com/office/2019/extlst" xmlns:r="http://schemas.openxmlformats.org/officeDocument/2006/relationships" xmlns:m="http://schemas.openxmlformats.org/officeDocument/2006/math" xmlns:v="urn:schemas-microsoft-com:vml" xmlns:wp14="http://schemas.microsoft.com/office/word/2010/wordprocessingDrawing" xmlns:wp="http://schemas.openxmlformats.org/drawingml/2006/wordprocessingDrawing" xmlns:w10="urn:schemas-microsoft-com:office:word" xmlns:w="http://schemas.openxmlformats.org/wordprocessingml/2006/main" xmlns:w14="http://schemas.microsoft.com/office/word/2010/wordml" xmlns:w15="http://schemas.microsoft.com/office/word/2012/wordml" xmlns:w16cex="http://schemas.microsoft.com/office/word/2018/wordml/cex" xmlns:w16cid="http://schemas.microsoft.com/office/word/2016/wordml/cid" xmlns:w16="http://schemas.microsoft.com/office/word/2018/wordml" xmlns:w16du="http://schemas.microsoft.com/office/word/2023/wordml/word16du" xmlns:w16sdtdh="http://schemas.microsoft.com/office/word/2020/wordml/sdtdatahash" xmlns:w16sdtfl="http://schemas.microsoft.com/office/word/2024/wordml/sdtformatlock" xmlns:w16se="http://schemas.microsoft.com/office/word/2015/wordml/symex" xmlns:wpg="http://schemas.microsoft.com/office/word/2010/wordprocessingGroup" xmlns:wpi="http://schemas.microsoft.com/office/word/2010/wordprocessingInk" xmlns:wne="http://schemas.microsoft.com/office/word/2006/wordml" xmlns:wps="http://schemas.microsoft.com/office/word/2010/wordprocessingShape" mc:Ignorable="w14 w15 w16se w16cid w16 w16cex w16sdtdh w16sdtfl w16du wp14">
+  <w:abstractNum w:abstractNumId="0" w15:restartNumberingAfterBreak="0">
+    <w:nsid w:val="64653F88"/>
+    <w:multiLevelType w:val="hybridMultilevel"/>
+    <w:tmpl w:val="3DFC6CC0"/>
+    <w:lvl w:ilvl="0" w:tplc="85882EF8">
+      <w:numFmt w:val="bullet"/>
+      <w:lvlText w:val="-"/>
+      <w:lvlJc w:val="left"/>
+      <w:pPr>
+        <w:ind w:left="720" w:hanging="360"/>
+      </w:pPr>
+      <w:rPr>
+        <w:rFonts w:ascii="Liberation Serif" w:eastAsia="NSimSun" w:hAnsi="Liberation Serif" w:cs="Arial" w:hint="default"/>
+      </w:rPr>
+    </w:lvl>
+    <w:lvl w:ilvl="1" w:tplc="04090003" w:tentative="1">
+      <w:start w:val="1"/>
+      <w:numFmt w:val="bullet"/>
+      <w:lvlText w:val="o"/>
+      <w:lvlJc w:val="left"/>
+      <w:pPr>
+        <w:ind w:left="1440" w:hanging="360"/>
+      </w:pPr>
+      <w:rPr>
+        <w:rFonts w:ascii="Courier New" w:hAnsi="Courier New" w:cs="Courier New" w:hint="default"/>
+      </w:rPr>
+    </w:lvl>
+    <w:lvl w:ilvl="2" w:tplc="04090005" w:tentative="1">
+      <w:start w:val="1"/>
+      <w:numFmt w:val="bullet"/>
+      <w:lvlText w:val=""/>
+      <w:lvlJc w:val="left"/>
+      <w:pPr>
+        <w:ind w:left="2160" w:hanging="360"/>
+      </w:pPr>
+      <w:rPr>
+        <w:rFonts w:ascii="Wingdings" w:hAnsi="Wingdings" w:hint="default"/>
+      </w:rPr>
+    </w:lvl>
+    <w:lvl w:ilvl="3" w:tplc="04090001" w:tentative="1">
+      <w:start w:val="1"/>
+      <w:numFmt w:val="bullet"/>
+      <w:lvlText w:val=""/>
+      <w:lvlJc w:val="left"/>
+      <w:pPr>
+        <w:ind w:left="2880" w:hanging="360"/>
+      </w:pPr>
+      <w:rPr>
+        <w:rFonts w:ascii="Symbol" w:hAnsi="Symbol" w:hint="default"/>
+      </w:rPr>
+    </w:lvl>
+    <w:lvl w:ilvl="4" w:tplc="04090003" w:tentative="1">
+      <w:start w:val="1"/>
+      <w:numFmt w:val="bullet"/>
+      <w:lvlText w:val="o"/>
+      <w:lvlJc w:val="left"/>
+      <w:pPr>
+        <w:ind w:left="3600" w:hanging="360"/>
+      </w:pPr>
+      <w:rPr>
+        <w:rFonts w:ascii="Courier New" w:hAnsi="Courier New" w:cs="Courier New" w:hint="default"/>
+      </w:rPr>
+    </w:lvl>
+    <w:lvl w:ilvl="5" w:tplc="04090005" w:tentative="1">
+      <w:start w:val="1"/>
+      <w:numFmt w:val="bullet"/>
+      <w:lvlText w:val=""/>
+      <w:lvlJc w:val="left"/>
+      <w:pPr>
+        <w:ind w:left="4320" w:hanging="360"/>
+      </w:pPr>
+      <w:rPr>
+        <w:rFonts w:ascii="Wingdings" w:hAnsi="Wingdings" w:hint="default"/>
+      </w:rPr>
+    </w:lvl>
+    <w:lvl w:ilvl="6" w:tplc="04090001" w:tentative="1">
+      <w:start w:val="1"/>
+      <w:numFmt w:val="bullet"/>
+      <w:lvlText w:val=""/>
+      <w:lvlJc w:val="left"/>
+      <w:pPr>
+        <w:ind w:left="5040" w:hanging="360"/>
+      </w:pPr>
+      <w:rPr>
+        <w:rFonts w:ascii="Symbol" w:hAnsi="Symbol" w:hint="default"/>
+      </w:rPr>
+    </w:lvl>
+    <w:lvl w:ilvl="7" w:tplc="04090003" w:tentative="1">
+      <w:start w:val="1"/>
+      <w:numFmt w:val="bullet"/>
+      <w:lvlText w:val="o"/>
+      <w:lvlJc w:val="left"/>
+      <w:pPr>
+        <w:ind w:left="5760" w:hanging="360"/>
+      </w:pPr>
+      <w:rPr>
+        <w:rFonts w:ascii="Courier New" w:hAnsi="Courier New" w:cs="Courier New" w:hint="default"/>
+      </w:rPr>
+    </w:lvl>
+    <w:lvl w:ilvl="8" w:tplc="04090005" w:tentative="1">
+      <w:start w:val="1"/>
+      <w:numFmt w:val="bullet"/>
+      <w:lvlText w:val=""/>
+      <w:lvlJc w:val="left"/>
+      <w:pPr>
+        <w:ind w:left="6480" w:hanging="360"/>
+      </w:pPr>
+      <w:rPr>
+        <w:rFonts w:ascii="Wingdings" w:hAnsi="Wingdings" w:hint="default"/>
+      </w:rPr>
+    </w:lvl>
+  </w:abstractNum>
+  <w:num w:numId="1" w16cid:durableId="1419718637">
+    <w:abstractNumId w:val="0"/>
+  </w:num>
+</w:numbering>
+</file>
+
 <file path=word/styles.xml><?xml version="1.0" encoding="utf-8"?>
-<w:styles xmlns:w="http://schemas.openxmlformats.org/wordprocessingml/2006/main" xmlns:w14="http://schemas.microsoft.com/office/word/2010/wordml" xmlns:mc="http://schemas.openxmlformats.org/markup-compatibility/2006" mc:Ignorable="w14">
+<w:styles xmlns:mc="http://schemas.openxmlformats.org/markup-compatibility/2006" xmlns:r="http://schemas.openxmlformats.org/officeDocument/2006/relationships" xmlns:w="http://schemas.openxmlformats.org/wordprocessingml/2006/main" xmlns:w14="http://schemas.microsoft.com/office/word/2010/wordml" xmlns:w15="http://schemas.microsoft.com/office/word/2012/wordml" xmlns:w16cex="http://schemas.microsoft.com/office/word/2018/wordml/cex" xmlns:w16cid="http://schemas.microsoft.com/office/word/2016/wordml/cid" xmlns:w16="http://schemas.microsoft.com/office/word/2018/wordml" xmlns:w16du="http://schemas.microsoft.com/office/word/2023/wordml/word16du" xmlns:w16sdtdh="http://schemas.microsoft.com/office/word/2020/wordml/sdtdatahash" xmlns:w16sdtfl="http://schemas.microsoft.com/office/word/2024/wordml/sdtformatlock" xmlns:w16se="http://schemas.microsoft.com/office/word/2015/wordml/symex" mc:Ignorable="w14 w15 w16se w16cid w16 w16cex w16sdtdh w16sdtfl w16du">
   <w:docDefaults>
     <w:rPrDefault>
       <w:rPr>
-        <w:rFonts w:ascii="Liberation Serif" w:hAnsi="Liberation Serif" w:eastAsia="NSimSun" w:cs="Arial"/>
+        <w:rFonts w:ascii="Liberation Serif" w:eastAsia="NSimSun" w:hAnsi="Liberation Serif" w:cs="Arial"/>
         <w:kern w:val="2"/>
         <w:sz w:val="24"/>
         <w:szCs w:val="24"/>
@@ -1118,21 +1311,21 @@
     </w:rPrDefault>
     <w:pPrDefault>
       <w:pPr>
-        <w:suppressAutoHyphens w:val="true"/>
+        <w:suppressAutoHyphens/>
       </w:pPr>
     </w:pPrDefault>
   </w:docDefaults>
   <w:latentStyles w:defLockedState="0" w:defUIPriority="99" w:defSemiHidden="0" w:defUnhideWhenUsed="0" w:defQFormat="0" w:count="376">
     <w:lsdException w:name="Normal" w:uiPriority="0" w:qFormat="1"/>
     <w:lsdException w:name="heading 1" w:uiPriority="9" w:qFormat="1"/>
-    <w:lsdException w:name="heading 2" w:uiPriority="9" w:semiHidden="1" w:unhideWhenUsed="1" w:qFormat="1"/>
-    <w:lsdException w:name="heading 3" w:uiPriority="9" w:semiHidden="1" w:unhideWhenUsed="1" w:qFormat="1"/>
-    <w:lsdException w:name="heading 4" w:uiPriority="9" w:semiHidden="1" w:unhideWhenUsed="1" w:qFormat="1"/>
-    <w:lsdException w:name="heading 5" w:uiPriority="9" w:semiHidden="1" w:unhideWhenUsed="1" w:qFormat="1"/>
-    <w:lsdException w:name="heading 6" w:uiPriority="9" w:semiHidden="1" w:unhideWhenUsed="1" w:qFormat="1"/>
-    <w:lsdException w:name="heading 7" w:uiPriority="9" w:semiHidden="1" w:unhideWhenUsed="1" w:qFormat="1"/>
-    <w:lsdException w:name="heading 8" w:uiPriority="9" w:semiHidden="1" w:unhideWhenUsed="1" w:qFormat="1"/>
-    <w:lsdException w:name="heading 9" w:uiPriority="9" w:semiHidden="1" w:unhideWhenUsed="1" w:qFormat="1"/>
+    <w:lsdException w:name="heading 2" w:semiHidden="1" w:uiPriority="9" w:unhideWhenUsed="1" w:qFormat="1"/>
+    <w:lsdException w:name="heading 3" w:semiHidden="1" w:uiPriority="9" w:unhideWhenUsed="1" w:qFormat="1"/>
+    <w:lsdException w:name="heading 4" w:semiHidden="1" w:uiPriority="9" w:unhideWhenUsed="1" w:qFormat="1"/>
+    <w:lsdException w:name="heading 5" w:semiHidden="1" w:uiPriority="9" w:unhideWhenUsed="1" w:qFormat="1"/>
+    <w:lsdException w:name="heading 6" w:semiHidden="1" w:uiPriority="9" w:unhideWhenUsed="1" w:qFormat="1"/>
+    <w:lsdException w:name="heading 7" w:semiHidden="1" w:uiPriority="9" w:unhideWhenUsed="1" w:qFormat="1"/>
+    <w:lsdException w:name="heading 8" w:semiHidden="1" w:uiPriority="9" w:unhideWhenUsed="1" w:qFormat="1"/>
+    <w:lsdException w:name="heading 9" w:semiHidden="1" w:uiPriority="9" w:unhideWhenUsed="1" w:qFormat="1"/>
     <w:lsdException w:name="index 1" w:semiHidden="1" w:unhideWhenUsed="1"/>
     <w:lsdException w:name="index 2" w:semiHidden="1" w:unhideWhenUsed="1"/>
     <w:lsdException w:name="index 3" w:semiHidden="1" w:unhideWhenUsed="1"/>
@@ -1142,22 +1335,22 @@
     <w:lsdException w:name="index 7" w:semiHidden="1" w:unhideWhenUsed="1"/>
     <w:lsdException w:name="index 8" w:semiHidden="1" w:unhideWhenUsed="1"/>
     <w:lsdException w:name="index 9" w:semiHidden="1" w:unhideWhenUsed="1"/>
-    <w:lsdException w:name="toc 1" w:uiPriority="39" w:semiHidden="1" w:unhideWhenUsed="1"/>
-    <w:lsdException w:name="toc 2" w:uiPriority="39" w:semiHidden="1" w:unhideWhenUsed="1"/>
-    <w:lsdException w:name="toc 3" w:uiPriority="39" w:semiHidden="1" w:unhideWhenUsed="1"/>
-    <w:lsdException w:name="toc 4" w:uiPriority="39" w:semiHidden="1" w:unhideWhenUsed="1"/>
-    <w:lsdException w:name="toc 5" w:uiPriority="39" w:semiHidden="1" w:unhideWhenUsed="1"/>
-    <w:lsdException w:name="toc 6" w:uiPriority="39" w:semiHidden="1" w:unhideWhenUsed="1"/>
-    <w:lsdException w:name="toc 7" w:uiPriority="39" w:semiHidden="1" w:unhideWhenUsed="1"/>
-    <w:lsdException w:name="toc 8" w:uiPriority="39" w:semiHidden="1" w:unhideWhenUsed="1"/>
-    <w:lsdException w:name="toc 9" w:uiPriority="39" w:semiHidden="1" w:unhideWhenUsed="1"/>
+    <w:lsdException w:name="toc 1" w:semiHidden="1" w:uiPriority="39" w:unhideWhenUsed="1"/>
+    <w:lsdException w:name="toc 2" w:semiHidden="1" w:uiPriority="39" w:unhideWhenUsed="1"/>
+    <w:lsdException w:name="toc 3" w:semiHidden="1" w:uiPriority="39" w:unhideWhenUsed="1"/>
+    <w:lsdException w:name="toc 4" w:semiHidden="1" w:uiPriority="39" w:unhideWhenUsed="1"/>
+    <w:lsdException w:name="toc 5" w:semiHidden="1" w:uiPriority="39" w:unhideWhenUsed="1"/>
+    <w:lsdException w:name="toc 6" w:semiHidden="1" w:uiPriority="39" w:unhideWhenUsed="1"/>
+    <w:lsdException w:name="toc 7" w:semiHidden="1" w:uiPriority="39" w:unhideWhenUsed="1"/>
+    <w:lsdException w:name="toc 8" w:semiHidden="1" w:uiPriority="39" w:unhideWhenUsed="1"/>
+    <w:lsdException w:name="toc 9" w:semiHidden="1" w:uiPriority="39" w:unhideWhenUsed="1"/>
     <w:lsdException w:name="Normal Indent" w:semiHidden="1" w:unhideWhenUsed="1"/>
     <w:lsdException w:name="footnote text" w:semiHidden="1" w:unhideWhenUsed="1"/>
     <w:lsdException w:name="annotation text" w:semiHidden="1" w:unhideWhenUsed="1"/>
     <w:lsdException w:name="header" w:semiHidden="1" w:unhideWhenUsed="1"/>
     <w:lsdException w:name="footer" w:semiHidden="1" w:unhideWhenUsed="1"/>
     <w:lsdException w:name="index heading" w:semiHidden="1" w:unhideWhenUsed="1"/>
-    <w:lsdException w:name="caption" w:uiPriority="35" w:semiHidden="1" w:unhideWhenUsed="1" w:qFormat="1"/>
+    <w:lsdException w:name="caption" w:semiHidden="1" w:uiPriority="35" w:unhideWhenUsed="1" w:qFormat="1"/>
     <w:lsdException w:name="table of figures" w:semiHidden="1" w:unhideWhenUsed="1"/>
     <w:lsdException w:name="envelope address" w:semiHidden="1" w:unhideWhenUsed="1"/>
     <w:lsdException w:name="envelope return" w:semiHidden="1" w:unhideWhenUsed="1"/>
@@ -1188,7 +1381,7 @@
     <w:lsdException w:name="Title" w:uiPriority="10" w:qFormat="1"/>
     <w:lsdException w:name="Closing" w:semiHidden="1" w:unhideWhenUsed="1"/>
     <w:lsdException w:name="Signature" w:semiHidden="1" w:unhideWhenUsed="1"/>
-    <w:lsdException w:name="Default Paragraph Font" w:uiPriority="1" w:semiHidden="1" w:unhideWhenUsed="1"/>
+    <w:lsdException w:name="Default Paragraph Font" w:semiHidden="1" w:uiPriority="1" w:unhideWhenUsed="1"/>
     <w:lsdException w:name="Body Text" w:semiHidden="1" w:unhideWhenUsed="1"/>
     <w:lsdException w:name="Body Text Indent" w:semiHidden="1" w:unhideWhenUsed="1"/>
     <w:lsdException w:name="List Continue" w:semiHidden="1" w:unhideWhenUsed="1"/>
@@ -1388,8 +1581,8 @@
     <w:lsdException w:name="Subtle Reference" w:uiPriority="31" w:qFormat="1"/>
     <w:lsdException w:name="Intense Reference" w:uiPriority="32" w:qFormat="1"/>
     <w:lsdException w:name="Book Title" w:uiPriority="33" w:qFormat="1"/>
-    <w:lsdException w:name="Bibliography" w:uiPriority="37" w:semiHidden="1" w:unhideWhenUsed="1"/>
-    <w:lsdException w:name="TOC Heading" w:uiPriority="39" w:semiHidden="1" w:unhideWhenUsed="1" w:qFormat="1"/>
+    <w:lsdException w:name="Bibliography" w:semiHidden="1" w:uiPriority="37" w:unhideWhenUsed="1"/>
+    <w:lsdException w:name="TOC Heading" w:semiHidden="1" w:uiPriority="39" w:unhideWhenUsed="1" w:qFormat="1"/>
     <w:lsdException w:name="Plain Table 1" w:uiPriority="41"/>
     <w:lsdException w:name="Plain Table 2" w:uiPriority="42"/>
     <w:lsdException w:name="Plain Table 3" w:uiPriority="43"/>
@@ -1500,43 +1693,48 @@
     <w:lsdException w:name="Unresolved Mention" w:semiHidden="1" w:unhideWhenUsed="1"/>
     <w:lsdException w:name="Smart Link" w:semiHidden="1" w:unhideWhenUsed="1"/>
   </w:latentStyles>
-  <w:style w:type="paragraph" w:styleId="Normal" w:default="1">
+  <w:style w:type="paragraph" w:default="1" w:styleId="Normal">
     <w:name w:val="Normal"/>
     <w:qFormat/>
-    <w:pPr>
-      <w:widowControl/>
-      <w:suppressAutoHyphens w:val="true"/>
-      <w:bidi w:val="0"/>
-      <w:spacing w:before="0" w:after="0"/>
-      <w:jc w:val="start"/>
-    </w:pPr>
-    <w:rPr>
-      <w:rFonts w:ascii="Liberation Serif" w:hAnsi="Liberation Serif" w:eastAsia="NSimSun" w:cs="Arial"/>
-      <w:color w:val="auto"/>
-      <w:kern w:val="2"/>
-      <w:sz w:val="24"/>
-      <w:szCs w:val="24"/>
-      <w:lang w:val="en-US" w:eastAsia="zh-CN" w:bidi="hi-IN"/>
-    </w:rPr>
   </w:style>
-  <w:style w:type="character" w:styleId="DefaultParagraphFont" w:default="1">
+  <w:style w:type="character" w:default="1" w:styleId="DefaultParagraphFont">
     <w:name w:val="Default Paragraph Font"/>
     <w:uiPriority w:val="1"/>
     <w:semiHidden/>
     <w:unhideWhenUsed/>
-    <w:rPr/>
   </w:style>
-  <w:style w:type="paragraph" w:styleId="Heading" w:customStyle="1">
+  <w:style w:type="table" w:default="1" w:styleId="TableNormal">
+    <w:name w:val="Normal Table"/>
+    <w:uiPriority w:val="99"/>
+    <w:semiHidden/>
+    <w:unhideWhenUsed/>
+    <w:tblPr>
+      <w:tblInd w:w="0" w:type="dxa"/>
+      <w:tblCellMar>
+        <w:top w:w="0" w:type="dxa"/>
+        <w:left w:w="108" w:type="dxa"/>
+        <w:bottom w:w="0" w:type="dxa"/>
+        <w:right w:w="108" w:type="dxa"/>
+      </w:tblCellMar>
+    </w:tblPr>
+  </w:style>
+  <w:style w:type="numbering" w:default="1" w:styleId="NoList">
+    <w:name w:val="No List"/>
+    <w:uiPriority w:val="99"/>
+    <w:semiHidden/>
+    <w:unhideWhenUsed/>
+  </w:style>
+  <w:style w:type="paragraph" w:customStyle="1" w:styleId="Heading">
     <w:name w:val="Heading"/>
     <w:basedOn w:val="Normal"/>
     <w:next w:val="BodyText"/>
     <w:qFormat/>
     <w:pPr>
-      <w:keepNext w:val="true"/>
+      <w:keepNext/>
       <w:spacing w:before="240" w:after="120"/>
     </w:pPr>
     <w:rPr>
-      <w:rFonts w:ascii="Liberation Sans" w:hAnsi="Liberation Sans" w:eastAsia="Microsoft YaHei"/>
+      <w:rFonts w:ascii="Liberation Sans" w:eastAsia="Microsoft YaHei" w:hAnsi="Liberation Sans"/>
       <w:sz w:val="28"/>
       <w:szCs w:val="28"/>
     </w:rPr>
@@ -1545,15 +1743,12 @@
     <w:name w:val="Body Text"/>
     <w:basedOn w:val="Normal"/>
     <w:pPr>
-      <w:spacing w:lineRule="auto" w:line="276" w:before="0" w:after="140"/>
+      <w:spacing w:after="140" w:line="276" w:lineRule="auto"/>
     </w:pPr>
-    <w:rPr/>
   </w:style>
   <w:style w:type="paragraph" w:styleId="List">
     <w:name w:val="List"/>
     <w:basedOn w:val="BodyText"/>
-    <w:pPr/>
-    <w:rPr/>
   </w:style>
   <w:style w:type="paragraph" w:styleId="Caption">
     <w:name w:val="caption"/>
@@ -1568,50 +1763,28 @@
       <w:iCs/>
     </w:rPr>
   </w:style>
-  <w:style w:type="paragraph" w:styleId="Index" w:customStyle="1">
+  <w:style w:type="paragraph" w:customStyle="1" w:styleId="Index">
     <w:name w:val="Index"/>
     <w:basedOn w:val="Normal"/>
     <w:qFormat/>
     <w:pPr>
       <w:suppressLineNumbers/>
     </w:pPr>
-    <w:rPr/>
   </w:style>
-  <w:style w:type="paragraph" w:styleId="TableContents" w:customStyle="1">
+  <w:style w:type="paragraph" w:customStyle="1" w:styleId="TableContents">
     <w:name w:val="Table Contents"/>
     <w:basedOn w:val="Normal"/>
     <w:qFormat/>
     <w:pPr>
-      <w:widowControl w:val="false"/>
+      <w:widowControl w:val="0"/>
       <w:suppressLineNumbers/>
     </w:pPr>
-    <w:rPr/>
-  </w:style>
-  <w:style w:type="numbering" w:styleId="NoList" w:default="1">
-    <w:name w:val="No List"/>
-    <w:uiPriority w:val="99"/>
-    <w:semiHidden/>
-    <w:unhideWhenUsed/>
-  </w:style>
-  <w:style w:type="table" w:default="1" w:styleId="TableNormal">
-    <w:name w:val="Normal Table"/>
-    <w:uiPriority w:val="99"/>
-    <w:semiHidden/>
-    <w:unhideWhenUsed/>
-    <w:tblPr>
-      <w:tblCellMar>
-        <w:top w:w="0" w:type="dxa"/>
-        <w:left w:w="108" w:type="dxa"/>
-        <w:bottom w:w="0" w:type="dxa"/>
-        <w:right w:w="108" w:type="dxa"/>
-      </w:tblCellMar>
-    </w:tblPr>
   </w:style>
 </w:styles>
 </file>
 
 <file path=word/theme/theme1.xml><?xml version="1.0" encoding="utf-8"?>
-<a:theme xmlns:a="http://schemas.openxmlformats.org/drawingml/2006/main" xmlns:r="http://schemas.openxmlformats.org/officeDocument/2006/relationships" name="Office">
+<a:theme xmlns:a="http://schemas.openxmlformats.org/drawingml/2006/main" name="Office">
   <a:themeElements>
     <a:clrScheme name="LibreOffice">
       <a:dk1>
@@ -1653,14 +1826,14 @@
     </a:clrScheme>
     <a:fontScheme name="Office">
       <a:majorFont>
-        <a:latin typeface="Arial" pitchFamily="0" charset="1"/>
-        <a:ea typeface="DejaVu Sans" pitchFamily="0" charset="1"/>
-        <a:cs typeface="DejaVu Sans" pitchFamily="0" charset="1"/>
+        <a:latin typeface="Arial"/>
+        <a:ea typeface="DejaVu Sans"/>
+        <a:cs typeface="DejaVu Sans"/>
       </a:majorFont>
       <a:minorFont>
-        <a:latin typeface="Arial" pitchFamily="0" charset="1"/>
-        <a:ea typeface="DejaVu Sans" pitchFamily="0" charset="1"/>
-        <a:cs typeface="DejaVu Sans" pitchFamily="0" charset="1"/>
+        <a:latin typeface="Arial"/>
+        <a:ea typeface="DejaVu Sans"/>
+        <a:cs typeface="DejaVu Sans"/>
       </a:minorFont>
     </a:fontScheme>
     <a:fmtScheme>
@@ -1713,5 +1886,7 @@
       </a:bgFillStyleLst>
     </a:fmtScheme>
   </a:themeElements>
+  <a:objectDefaults/>
+  <a:extraClrSchemeLst/>
 </a:theme>
 </file>